--- a/report/bao_cao_psntask.docx
+++ b/report/bao_cao_psntask.docx
@@ -4,20 +4,21 @@
   <w:body>
     <w:p>
       <w:pPr>
-        <w:spacing w:before="240" w:after="120"/>
-      </w:pPr>
-      <w:r>
-        <w:rPr>
-          <w:b/>
-          <w:color w:val="003A8A"/>
-          <w:sz w:val="36"/>
+        <w:pStyle w:val="Heading1"/>
+        <w:jc w:val="center"/>
+      </w:pPr>
+      <w:r>
+        <w:rPr>
+          <w:rFonts w:ascii="Times New Roman" w:hAnsi="Times New Roman"/>
+          <w:color w:val="0058BB"/>
+          <w:sz w:val="40"/>
         </w:rPr>
         <w:t>BÁO CÁO MÔN HỌC: KỸ THUẬT PHẦN MỀM ỨNG DỤNG</w:t>
       </w:r>
     </w:p>
     <w:p>
       <w:pPr>
-        <w:spacing w:after="80"/>
+        <w:spacing w:after="120" w:line="336" w:lineRule="auto"/>
       </w:pPr>
       <w:r>
         <w:rPr>
@@ -40,13 +41,13 @@
     </w:p>
     <w:p>
       <w:pPr>
-        <w:spacing w:before="240" w:after="120"/>
-      </w:pPr>
-      <w:r>
-        <w:rPr>
-          <w:b/>
+        <w:pStyle w:val="Heading2"/>
+      </w:pPr>
+      <w:r>
+        <w:rPr>
+          <w:rFonts w:ascii="Times New Roman" w:hAnsi="Times New Roman"/>
           <w:color w:val="0058BB"/>
-          <w:sz w:val="30"/>
+          <w:sz w:val="32"/>
         </w:rPr>
         <w:t>I. THÔNG TIN SINH VIÊN THỰC HIỆN</w:t>
       </w:r>
@@ -58,10 +59,10 @@
         <w:tblLook w:val="04A0" w:firstRow="1" w:lastRow="0" w:firstColumn="1" w:lastColumn="0" w:noHBand="0" w:noVBand="1"/>
       </w:tblPr>
       <w:tblGrid>
-        <w:gridCol w:w="2209"/>
-        <w:gridCol w:w="2328"/>
-        <w:gridCol w:w="3177"/>
-        <w:gridCol w:w="2191"/>
+        <w:gridCol w:w="2330"/>
+        <w:gridCol w:w="2381"/>
+        <w:gridCol w:w="2930"/>
+        <w:gridCol w:w="2321"/>
       </w:tblGrid>
       <w:tr>
         <w:trPr>
@@ -70,49 +71,73 @@
         <w:tc>
           <w:tcPr>
             <w:cnfStyle w:val="001000000000" w:firstRow="0" w:lastRow="0" w:firstColumn="1" w:lastColumn="0" w:oddVBand="0" w:evenVBand="0" w:oddHBand="0" w:evenHBand="0" w:firstRowFirstColumn="0" w:firstRowLastColumn="0" w:lastRowFirstColumn="0" w:lastRowLastColumn="0"/>
-            <w:tcW w:w="2422" w:type="dxa"/>
+            <w:tcW w:w="2436" w:type="dxa"/>
+            <w:shd w:val="clear" w:color="auto" w:fill="0058BB"/>
+            <w:vAlign w:val="center"/>
           </w:tcPr>
           <w:p>
             <w:r>
+              <w:rPr>
+                <w:color w:val="FFFFFF"/>
+                <w:sz w:val="22"/>
+              </w:rPr>
               <w:t>Họ tên</w:t>
             </w:r>
           </w:p>
         </w:tc>
         <w:tc>
           <w:tcPr>
-            <w:tcW w:w="2422" w:type="dxa"/>
+            <w:tcW w:w="2436" w:type="dxa"/>
+            <w:shd w:val="clear" w:color="auto" w:fill="0058BB"/>
+            <w:vAlign w:val="center"/>
           </w:tcPr>
           <w:p>
             <w:pPr>
               <w:cnfStyle w:val="100000000000" w:firstRow="1" w:lastRow="0" w:firstColumn="0" w:lastColumn="0" w:oddVBand="0" w:evenVBand="0" w:oddHBand="0" w:evenHBand="0" w:firstRowFirstColumn="0" w:firstRowLastColumn="0" w:lastRowFirstColumn="0" w:lastRowLastColumn="0"/>
             </w:pPr>
             <w:r>
+              <w:rPr>
+                <w:color w:val="FFFFFF"/>
+                <w:sz w:val="22"/>
+              </w:rPr>
               <w:t>Mã SV / Lớp</w:t>
             </w:r>
           </w:p>
         </w:tc>
         <w:tc>
           <w:tcPr>
-            <w:tcW w:w="2422" w:type="dxa"/>
+            <w:tcW w:w="2436" w:type="dxa"/>
+            <w:shd w:val="clear" w:color="auto" w:fill="0058BB"/>
+            <w:vAlign w:val="center"/>
           </w:tcPr>
           <w:p>
             <w:pPr>
               <w:cnfStyle w:val="100000000000" w:firstRow="1" w:lastRow="0" w:firstColumn="0" w:lastColumn="0" w:oddVBand="0" w:evenVBand="0" w:oddHBand="0" w:evenHBand="0" w:firstRowFirstColumn="0" w:firstRowLastColumn="0" w:lastRowFirstColumn="0" w:lastRowLastColumn="0"/>
             </w:pPr>
             <w:r>
+              <w:rPr>
+                <w:color w:val="FFFFFF"/>
+                <w:sz w:val="22"/>
+              </w:rPr>
               <w:t>Email</w:t>
             </w:r>
           </w:p>
         </w:tc>
         <w:tc>
           <w:tcPr>
-            <w:tcW w:w="2422" w:type="dxa"/>
+            <w:tcW w:w="2436" w:type="dxa"/>
+            <w:shd w:val="clear" w:color="auto" w:fill="0058BB"/>
+            <w:vAlign w:val="center"/>
           </w:tcPr>
           <w:p>
             <w:pPr>
               <w:cnfStyle w:val="100000000000" w:firstRow="1" w:lastRow="0" w:firstColumn="0" w:lastColumn="0" w:oddVBand="0" w:evenVBand="0" w:oddHBand="0" w:evenHBand="0" w:firstRowFirstColumn="0" w:firstRowLastColumn="0" w:lastRowFirstColumn="0" w:lastRowLastColumn="0"/>
             </w:pPr>
             <w:r>
+              <w:rPr>
+                <w:color w:val="FFFFFF"/>
+                <w:sz w:val="22"/>
+              </w:rPr>
               <w:t>Vai trò</w:t>
             </w:r>
           </w:p>
@@ -125,49 +150,61 @@
         <w:tc>
           <w:tcPr>
             <w:cnfStyle w:val="001000000000" w:firstRow="0" w:lastRow="0" w:firstColumn="1" w:lastColumn="0" w:oddVBand="0" w:evenVBand="0" w:oddHBand="0" w:evenHBand="0" w:firstRowFirstColumn="0" w:firstRowLastColumn="0" w:lastRowFirstColumn="0" w:lastRowLastColumn="0"/>
-            <w:tcW w:w="2422" w:type="dxa"/>
+            <w:tcW w:w="2436" w:type="dxa"/>
           </w:tcPr>
           <w:p>
             <w:r>
+              <w:rPr>
+                <w:sz w:val="22"/>
+              </w:rPr>
               <w:t>Ngô Thu Hương</w:t>
             </w:r>
           </w:p>
         </w:tc>
         <w:tc>
           <w:tcPr>
-            <w:tcW w:w="2422" w:type="dxa"/>
+            <w:tcW w:w="2436" w:type="dxa"/>
           </w:tcPr>
           <w:p>
             <w:pPr>
               <w:cnfStyle w:val="000000100000" w:firstRow="0" w:lastRow="0" w:firstColumn="0" w:lastColumn="0" w:oddVBand="0" w:evenVBand="0" w:oddHBand="1" w:evenHBand="0" w:firstRowFirstColumn="0" w:firstRowLastColumn="0" w:lastRowFirstColumn="0" w:lastRowLastColumn="0"/>
             </w:pPr>
             <w:r>
+              <w:rPr>
+                <w:sz w:val="22"/>
+              </w:rPr>
               <w:t>22A1701D0110</w:t>
             </w:r>
           </w:p>
         </w:tc>
         <w:tc>
           <w:tcPr>
-            <w:tcW w:w="2422" w:type="dxa"/>
+            <w:tcW w:w="2436" w:type="dxa"/>
           </w:tcPr>
           <w:p>
             <w:pPr>
               <w:cnfStyle w:val="000000100000" w:firstRow="0" w:lastRow="0" w:firstColumn="0" w:lastColumn="0" w:oddVBand="0" w:evenVBand="0" w:oddHBand="1" w:evenHBand="0" w:firstRowFirstColumn="0" w:firstRowLastColumn="0" w:lastRowFirstColumn="0" w:lastRowLastColumn="0"/>
             </w:pPr>
             <w:r>
+              <w:rPr>
+                <w:sz w:val="22"/>
+              </w:rPr>
               <w:t>ngothekhuyen205@gmail.com</w:t>
             </w:r>
           </w:p>
         </w:tc>
         <w:tc>
           <w:tcPr>
-            <w:tcW w:w="2422" w:type="dxa"/>
+            <w:tcW w:w="2436" w:type="dxa"/>
           </w:tcPr>
           <w:p>
             <w:pPr>
               <w:cnfStyle w:val="000000100000" w:firstRow="0" w:lastRow="0" w:firstColumn="0" w:lastColumn="0" w:oddVBand="0" w:evenVBand="0" w:oddHBand="1" w:evenHBand="0" w:firstRowFirstColumn="0" w:firstRowLastColumn="0" w:lastRowFirstColumn="0" w:lastRowLastColumn="0"/>
             </w:pPr>
             <w:r>
+              <w:rPr>
+                <w:sz w:val="22"/>
+              </w:rPr>
               <w:t>Thực hiện toàn bộ đề tài (Thiết kế – Lập trình – Kiểm thử – Báo cáo)</w:t>
             </w:r>
           </w:p>
@@ -176,24 +213,24 @@
     </w:tbl>
     <w:p>
       <w:pPr>
-        <w:spacing w:before="240" w:after="120"/>
-      </w:pPr>
-      <w:r>
-        <w:rPr>
-          <w:b/>
+        <w:pStyle w:val="Heading2"/>
+      </w:pPr>
+      <w:r>
+        <w:rPr>
+          <w:rFonts w:ascii="Times New Roman" w:hAnsi="Times New Roman"/>
           <w:color w:val="0058BB"/>
-          <w:sz w:val="30"/>
+          <w:sz w:val="32"/>
         </w:rPr>
         <w:t>II. GIỚI THIỆU VÀ PHÂN TÍCH YÊU CẦU BÀI TOÁN</w:t>
       </w:r>
     </w:p>
     <w:p>
       <w:pPr>
-        <w:spacing w:before="240" w:after="120"/>
-      </w:pPr>
-      <w:r>
-        <w:rPr>
-          <w:b/>
+        <w:pStyle w:val="Heading3"/>
+      </w:pPr>
+      <w:r>
+        <w:rPr>
+          <w:rFonts w:ascii="Times New Roman" w:hAnsi="Times New Roman"/>
           <w:color w:val="2D2F33"/>
           <w:sz w:val="26"/>
         </w:rPr>
@@ -202,7 +239,7 @@
     </w:p>
     <w:p>
       <w:pPr>
-        <w:spacing w:after="80"/>
+        <w:spacing w:after="120" w:line="336" w:lineRule="auto"/>
       </w:pPr>
       <w:r>
         <w:t xml:space="preserve">Xây dựng một ứng dụng </w:t>
@@ -255,11 +292,11 @@
     </w:p>
     <w:p>
       <w:pPr>
-        <w:spacing w:before="240" w:after="120"/>
-      </w:pPr>
-      <w:r>
-        <w:rPr>
-          <w:b/>
+        <w:pStyle w:val="Heading3"/>
+      </w:pPr>
+      <w:r>
+        <w:rPr>
+          <w:rFonts w:ascii="Times New Roman" w:hAnsi="Times New Roman"/>
           <w:color w:val="2D2F33"/>
           <w:sz w:val="26"/>
         </w:rPr>
@@ -268,2022 +305,1842 @@
     </w:p>
     <w:p>
       <w:pPr>
-        <w:pStyle w:val="ListBullet"/>
-        <w:ind w:left="340"/>
-      </w:pPr>
+        <w:spacing w:after="120" w:line="336" w:lineRule="auto"/>
+      </w:pPr>
+      <w:r>
+        <w:t xml:space="preserve">Ứng dụng được viết bằng </w:t>
+      </w:r>
       <w:r>
         <w:rPr>
           <w:b/>
         </w:rPr>
-        <w:t>Mô hình phát triển:</w:t>
-      </w:r>
-      <w:r>
-        <w:t xml:space="preserve"> Agile — làm cá nhân, chia thành các đợt phát triển (Sprint) 4–5 ngày.</w:t>
+        <w:t>Flutter 3.x</w:t>
+      </w:r>
+      <w:r>
+        <w:t xml:space="preserve"> (Dart SDK ^3.11.4) để có thể build cùng một codebase chạy được trên Android, iOS, Web và cả desktop. Quản lý trạng thái dùng </w:t>
+      </w:r>
+      <w:r>
+        <w:rPr>
+          <w:b/>
+        </w:rPr>
+        <w:t>Riverpod 3.x</w:t>
+      </w:r>
+      <w:r>
+        <w:t xml:space="preserve">, lưu dữ liệu cloud qua </w:t>
+      </w:r>
+      <w:r>
+        <w:rPr>
+          <w:b/>
+        </w:rPr>
+        <w:t>Supabase</w:t>
+      </w:r>
+      <w:r>
+        <w:t xml:space="preserve"> (PostgreSQL + Realtime + Auth), còn dữ liệu cục bộ ở chế độ khách thì lưu qua </w:t>
+      </w:r>
+      <w:r>
+        <w:rPr>
+          <w:rFonts w:ascii="Consolas" w:hAnsi="Consolas"/>
+          <w:color w:val="C7254E"/>
+          <w:sz w:val="22"/>
+        </w:rPr>
+        <w:t>shared_preferences</w:t>
+      </w:r>
+      <w:r>
+        <w:t>.</w:t>
       </w:r>
     </w:p>
     <w:p>
       <w:pPr>
-        <w:pStyle w:val="ListBullet"/>
-        <w:ind w:left="340"/>
-      </w:pPr>
+        <w:spacing w:after="120" w:line="336" w:lineRule="auto"/>
+      </w:pPr>
+      <w:r>
+        <w:t xml:space="preserve">Phần xác thực kết hợp Supabase Auth (Email/Password) với </w:t>
+      </w:r>
+      <w:r>
+        <w:rPr>
+          <w:rFonts w:ascii="Consolas" w:hAnsi="Consolas"/>
+          <w:color w:val="C7254E"/>
+          <w:sz w:val="22"/>
+        </w:rPr>
+        <w:t>google_sign_in</w:t>
+      </w:r>
+      <w:r>
+        <w:t xml:space="preserve"> và OAuth deep link mở trong Chrome Custom Tab. Khóa Supabase được tách ra file </w:t>
+      </w:r>
+      <w:r>
+        <w:rPr>
+          <w:rFonts w:ascii="Consolas" w:hAnsi="Consolas"/>
+          <w:color w:val="C7254E"/>
+          <w:sz w:val="22"/>
+        </w:rPr>
+        <w:t>.env</w:t>
+      </w:r>
+      <w:r>
+        <w:t xml:space="preserve"> qua </w:t>
+      </w:r>
+      <w:r>
+        <w:rPr>
+          <w:rFonts w:ascii="Consolas" w:hAnsi="Consolas"/>
+          <w:color w:val="C7254E"/>
+          <w:sz w:val="22"/>
+        </w:rPr>
+        <w:t>flutter_dotenv</w:t>
+      </w:r>
+      <w:r>
+        <w:t xml:space="preserve"> để không commit lên Git. Giao diện dùng Material 3 tùy biến cộng với hệ thống component </w:t>
+      </w:r>
       <w:r>
         <w:rPr>
           <w:b/>
         </w:rPr>
-        <w:t>Ngôn ngữ / Framework:</w:t>
-      </w:r>
-      <w:r>
-        <w:t xml:space="preserve"> </w:t>
-      </w:r>
-      <w:r>
-        <w:rPr>
-          <w:b/>
-        </w:rPr>
-        <w:t>Flutter 3.x (Dart SDK ^3.11.4)</w:t>
-      </w:r>
-      <w:r>
-        <w:t xml:space="preserve"> — cho phép build 1 codebase chạy Android, iOS, Web, macOS, Windows, Linux.</w:t>
+        <w:t>Liquid Glass</w:t>
+      </w:r>
+      <w:r>
+        <w:t xml:space="preserve"> (BackdropFilter + mesh gradient) lấy cảm hứng từ visionOS và bộ mock "Aéro Vitrum".</w:t>
       </w:r>
     </w:p>
     <w:p>
       <w:pPr>
-        <w:pStyle w:val="ListBullet"/>
-        <w:ind w:left="340"/>
-      </w:pPr>
-      <w:r>
-        <w:rPr>
-          <w:b/>
-        </w:rPr>
-        <w:t>Quản lý trạng thái:</w:t>
-      </w:r>
-      <w:r>
-        <w:t xml:space="preserve"> </w:t>
-      </w:r>
-      <w:r>
-        <w:rPr>
-          <w:b/>
-        </w:rPr>
-        <w:t>Riverpod 3.x</w:t>
-      </w:r>
-      <w:r>
-        <w:t xml:space="preserve"> (</w:t>
-      </w:r>
-      <w:r>
-        <w:rPr>
-          <w:rFonts w:ascii="Consolas" w:hAnsi="Consolas"/>
-          <w:color w:val="C7254E"/>
-          <w:sz w:val="21"/>
-        </w:rPr>
-        <w:t>flutter_riverpod</w:t>
-      </w:r>
-      <w:r>
-        <w:t xml:space="preserve">, </w:t>
-      </w:r>
-      <w:r>
-        <w:rPr>
-          <w:rFonts w:ascii="Consolas" w:hAnsi="Consolas"/>
-          <w:color w:val="C7254E"/>
-          <w:sz w:val="21"/>
-        </w:rPr>
-        <w:t>riverpod_annotation</w:t>
-      </w:r>
-      <w:r>
-        <w:t xml:space="preserve">, </w:t>
-      </w:r>
-      <w:r>
-        <w:rPr>
-          <w:rFonts w:ascii="Consolas" w:hAnsi="Consolas"/>
-          <w:color w:val="C7254E"/>
-          <w:sz w:val="21"/>
-        </w:rPr>
-        <w:t>riverpod_generator</w:t>
-      </w:r>
-      <w:r>
-        <w:t>) — reactive, hỗ trợ code-gen.</w:t>
+        <w:spacing w:after="120" w:line="336" w:lineRule="auto"/>
+      </w:pPr>
+      <w:r>
+        <w:t>Quy trình làm việc theo Agile cá nhân, chia thành các Sprint ngắn 4–5 ngày. Công cụ hỗ trợ gồm Visual Studio Code, Android Studio, Supabase Studio, Git và các trợ lý AI (Google AI Studio, Claude, Anthropic Stitch) đóng vai trò "pair programmer" theo phương pháp Vibe Coding.</w:t>
       </w:r>
     </w:p>
     <w:p>
       <w:pPr>
-        <w:pStyle w:val="ListBullet"/>
-        <w:ind w:left="340"/>
-      </w:pPr>
-      <w:r>
-        <w:rPr>
-          <w:b/>
-        </w:rPr>
-        <w:t>Backend &amp; Database:</w:t>
-      </w:r>
-      <w:r>
-        <w:t xml:space="preserve"> </w:t>
-      </w:r>
-      <w:r>
-        <w:rPr>
-          <w:b/>
-        </w:rPr>
-        <w:t>Supabase</w:t>
-      </w:r>
-      <w:r>
-        <w:t xml:space="preserve"> (PostgreSQL + Realtime + Authentication) — lưu dữ liệu cloud, đồng bộ realtime qua WebSocket.</w:t>
+        <w:pStyle w:val="Heading3"/>
+      </w:pPr>
+      <w:r>
+        <w:rPr>
+          <w:rFonts w:ascii="Times New Roman" w:hAnsi="Times New Roman"/>
+          <w:color w:val="2D2F33"/>
+          <w:sz w:val="26"/>
+        </w:rPr>
+        <w:t>3. Phương pháp tiếp cận (Vibe Coding)</w:t>
       </w:r>
     </w:p>
     <w:p>
       <w:pPr>
-        <w:pStyle w:val="ListBullet"/>
-        <w:ind w:left="340"/>
-      </w:pPr>
-      <w:r>
-        <w:rPr>
-          <w:b/>
-        </w:rPr>
-        <w:t>Xác thực:</w:t>
-      </w:r>
-      <w:r>
-        <w:t xml:space="preserve"> Supabase Auth (Email/Password) kết hợp </w:t>
-      </w:r>
-      <w:r>
-        <w:rPr>
-          <w:rFonts w:ascii="Consolas" w:hAnsi="Consolas"/>
-          <w:color w:val="C7254E"/>
-          <w:sz w:val="21"/>
-        </w:rPr>
-        <w:t>google_sign_in ^7.2.0</w:t>
-      </w:r>
-      <w:r>
-        <w:t xml:space="preserve"> và OAuth deep link.</w:t>
+        <w:spacing w:after="120" w:line="336" w:lineRule="auto"/>
+      </w:pPr>
+      <w:r>
+        <w:t xml:space="preserve">Trong dự án này, AI không thay thế lập trình viên mà đóng vai trò trợ lý: sinh khung sườn code (boilerplate Flutter, Riverpod provider, repository pattern), đề xuất schema PostgreSQL kèm Row </w:t>
+      </w:r>
+      <w:r>
+        <w:lastRenderedPageBreak/>
+        <w:t>Level Security, refactor theo Clean Architecture, hỗ trợ debug các lỗi khó như deep link OAuth hay stream Supabase, và sinh giao diện kính mờ từ mô tả tự nhiên + ảnh tham chiếu.</w:t>
       </w:r>
     </w:p>
     <w:p>
       <w:pPr>
-        <w:pStyle w:val="ListBullet"/>
-        <w:ind w:left="340"/>
-      </w:pPr>
+        <w:spacing w:after="120" w:line="336" w:lineRule="auto"/>
+      </w:pPr>
+      <w:r>
+        <w:t xml:space="preserve">Phương châm khi làm việc với AI là </w:t>
+      </w:r>
       <w:r>
         <w:rPr>
           <w:b/>
         </w:rPr>
-        <w:t>Lưu trữ cục bộ:</w:t>
-      </w:r>
-      <w:r>
-        <w:t xml:space="preserve"> </w:t>
-      </w:r>
-      <w:r>
-        <w:rPr>
-          <w:rFonts w:ascii="Consolas" w:hAnsi="Consolas"/>
-          <w:color w:val="C7254E"/>
-          <w:sz w:val="21"/>
-        </w:rPr>
-        <w:t>shared_preferences ^2.5.5</w:t>
-      </w:r>
-      <w:r>
-        <w:t xml:space="preserve"> — lưu task ở chế độ khách (Guest) và trạng thái phiên đăng nhập.</w:t>
+        <w:t>đọc hiểu từng dòng code trước khi nhận</w:t>
+      </w:r>
+      <w:r>
+        <w:t>: mỗi đoạn code được sinh ra đều được rà lại logic, đối chiếu với yêu cầu đề bài và tự kiểm thử trên thiết bị thật. Điều này giúp giữ được khả năng giải thích và chỉnh sửa độc lập, tránh phụ thuộc vào AI khi xảy ra lỗi ngoài kịch bản.</w:t>
       </w:r>
     </w:p>
     <w:p>
       <w:pPr>
-        <w:pStyle w:val="ListBullet"/>
-        <w:ind w:left="340"/>
-      </w:pPr>
-      <w:r>
-        <w:rPr>
-          <w:b/>
-        </w:rPr>
-        <w:t>Cấu hình bảo mật:</w:t>
-      </w:r>
-      <w:r>
-        <w:t xml:space="preserve"> </w:t>
-      </w:r>
-      <w:r>
-        <w:rPr>
-          <w:rFonts w:ascii="Consolas" w:hAnsi="Consolas"/>
-          <w:color w:val="C7254E"/>
-          <w:sz w:val="21"/>
-        </w:rPr>
-        <w:t>flutter_dotenv ^5.2.1</w:t>
-      </w:r>
-      <w:r>
-        <w:t xml:space="preserve"> — tách khóa Supabase ra file </w:t>
-      </w:r>
-      <w:r>
-        <w:rPr>
-          <w:rFonts w:ascii="Consolas" w:hAnsi="Consolas"/>
-          <w:color w:val="C7254E"/>
-          <w:sz w:val="21"/>
-        </w:rPr>
-        <w:t>.env</w:t>
-      </w:r>
-      <w:r>
-        <w:t>, tránh commit lên Git.</w:t>
+        <w:pStyle w:val="Heading2"/>
+      </w:pPr>
+      <w:r>
+        <w:rPr>
+          <w:rFonts w:ascii="Times New Roman" w:hAnsi="Times New Roman"/>
+          <w:color w:val="0058BB"/>
+          <w:sz w:val="32"/>
+        </w:rPr>
+        <w:t>III. MÔ TẢ QUÁ TRÌNH PHÁT TRIỂN VÀ THIẾT KẾ</w:t>
       </w:r>
     </w:p>
     <w:p>
       <w:pPr>
-        <w:pStyle w:val="ListBullet"/>
-        <w:ind w:left="340"/>
-      </w:pPr>
-      <w:r>
-        <w:rPr>
-          <w:b/>
-        </w:rPr>
-        <w:t>Thiết kế giao diện:</w:t>
-      </w:r>
-      <w:r>
-        <w:t xml:space="preserve"> Material 3 tùy biến + hiệu ứng </w:t>
-      </w:r>
-      <w:r>
-        <w:rPr>
-          <w:b/>
-        </w:rPr>
-        <w:t>Liquid Glass / Frosted Glass</w:t>
-      </w:r>
-      <w:r>
-        <w:t xml:space="preserve"> (BackdropFilter + mesh gradient).</w:t>
+        <w:pStyle w:val="Heading3"/>
+      </w:pPr>
+      <w:r>
+        <w:rPr>
+          <w:rFonts w:ascii="Times New Roman" w:hAnsi="Times New Roman"/>
+          <w:color w:val="2D2F33"/>
+          <w:sz w:val="26"/>
+        </w:rPr>
+        <w:t>1. Quy trình phát triển (Agile — cá nhân)</w:t>
       </w:r>
     </w:p>
     <w:p>
       <w:pPr>
-        <w:pStyle w:val="ListBullet"/>
-        <w:ind w:left="340"/>
-      </w:pPr>
-      <w:r>
-        <w:rPr>
-          <w:b/>
-        </w:rPr>
-        <w:t>Công cụ hỗ trợ:</w:t>
-      </w:r>
-      <w:r>
-        <w:t xml:space="preserve"> Google AI Studio (Gemini) làm "trợ lý lập trình" theo phương pháp Vibe Coding, Visual Studio Code, Android Studio, Supabase Studio, Git.</w:t>
+        <w:spacing w:after="120" w:line="336" w:lineRule="auto"/>
+      </w:pPr>
+      <w:r>
+        <w:t>Dự án chia thành 4 Sprint ngắn, mỗi Sprint khoảng 4–5 ngày, làm xong gốc trước rồi mới tinh chỉnh hình thức.</w:t>
       </w:r>
     </w:p>
     <w:p>
       <w:pPr>
-        <w:spacing w:before="240" w:after="120"/>
+        <w:spacing w:after="120" w:line="336" w:lineRule="auto"/>
       </w:pPr>
       <w:r>
         <w:rPr>
           <w:b/>
+        </w:rPr>
+        <w:t>Sprint 1 — Khởi tạo và bản chạy được không cần mạng.</w:t>
+      </w:r>
+      <w:r>
+        <w:t xml:space="preserve"> Bước đầu thiết lập dự án Flutter đa nền tảng, dựng </w:t>
+      </w:r>
+      <w:r>
+        <w:rPr>
+          <w:rFonts w:ascii="Consolas" w:hAnsi="Consolas"/>
+          <w:color w:val="C7254E"/>
+          <w:sz w:val="22"/>
+        </w:rPr>
+        <w:t>TaskModel</w:t>
+      </w:r>
+      <w:r>
+        <w:t xml:space="preserve"> cơ bản (title, description, status, priority, createdAt) và viết </w:t>
+      </w:r>
+      <w:r>
+        <w:rPr>
+          <w:rFonts w:ascii="Consolas" w:hAnsi="Consolas"/>
+          <w:color w:val="C7254E"/>
+          <w:sz w:val="22"/>
+        </w:rPr>
+        <w:t>LocalTaskRepository</w:t>
+      </w:r>
+      <w:r>
+        <w:t xml:space="preserve"> lưu qua </w:t>
+      </w:r>
+      <w:r>
+        <w:rPr>
+          <w:rFonts w:ascii="Consolas" w:hAnsi="Consolas"/>
+          <w:color w:val="C7254E"/>
+          <w:sz w:val="22"/>
+        </w:rPr>
+        <w:t>SharedPreferences</w:t>
+      </w:r>
+      <w:r>
+        <w:t>. Giao diện Kanban 3 tab Cần làm / Đang làm / Hoàn thành được dựng trước để có thể demo logic ngay mà chưa cần backend.</w:t>
+      </w:r>
+    </w:p>
+    <w:p>
+      <w:pPr>
+        <w:spacing w:after="120" w:line="336" w:lineRule="auto"/>
+      </w:pPr>
+      <w:r>
+        <w:rPr>
+          <w:b/>
+        </w:rPr>
+        <w:t>Sprint 2 — Tích hợp Supabase.</w:t>
+      </w:r>
+      <w:r>
+        <w:t xml:space="preserve"> Tạo project Supabase, thiết kế bảng </w:t>
+      </w:r>
+      <w:r>
+        <w:rPr>
+          <w:rFonts w:ascii="Consolas" w:hAnsi="Consolas"/>
+          <w:color w:val="C7254E"/>
+          <w:sz w:val="22"/>
+        </w:rPr>
+        <w:t>tasks</w:t>
+      </w:r>
+      <w:r>
+        <w:t xml:space="preserve"> trên PostgreSQL kèm Row Level Security cô lập dữ liệu theo </w:t>
+      </w:r>
+      <w:r>
+        <w:rPr>
+          <w:rFonts w:ascii="Consolas" w:hAnsi="Consolas"/>
+          <w:color w:val="C7254E"/>
+          <w:sz w:val="22"/>
+        </w:rPr>
+        <w:t>user_id</w:t>
+      </w:r>
+      <w:r>
+        <w:t xml:space="preserve">. Viết </w:t>
+      </w:r>
+      <w:r>
+        <w:rPr>
+          <w:rFonts w:ascii="Consolas" w:hAnsi="Consolas"/>
+          <w:color w:val="C7254E"/>
+          <w:sz w:val="22"/>
+        </w:rPr>
+        <w:t>SupabaseTaskRepository</w:t>
+      </w:r>
+      <w:r>
+        <w:t xml:space="preserve"> thực hiện CRUD và đặc biệt là stream realtime qua </w:t>
+      </w:r>
+      <w:r>
+        <w:rPr>
+          <w:rFonts w:ascii="Consolas" w:hAnsi="Consolas"/>
+          <w:color w:val="C7254E"/>
+          <w:sz w:val="22"/>
+        </w:rPr>
+        <w:t>supabase.from('tasks').stream()</w:t>
+      </w:r>
+      <w:r>
+        <w:t xml:space="preserve">. Triển khai xác thực Email/Password cùng Google OAuth với deep link </w:t>
+      </w:r>
+      <w:r>
+        <w:rPr>
+          <w:rFonts w:ascii="Consolas" w:hAnsi="Consolas"/>
+          <w:color w:val="C7254E"/>
+          <w:sz w:val="22"/>
+        </w:rPr>
+        <w:t>com.psntask.psntask://login-callback/</w:t>
+      </w:r>
+      <w:r>
+        <w:t xml:space="preserve"> mở trong Chrome Custom Tab. Đồng thời xây </w:t>
+      </w:r>
+      <w:r>
+        <w:rPr>
+          <w:rFonts w:ascii="Consolas" w:hAnsi="Consolas"/>
+          <w:color w:val="C7254E"/>
+          <w:sz w:val="22"/>
+        </w:rPr>
+        <w:t>AppState</w:t>
+      </w:r>
+      <w:r>
+        <w:t xml:space="preserve"> quản lý 3 trạng thái phiên (</w:t>
+      </w:r>
+      <w:r>
+        <w:rPr>
+          <w:rFonts w:ascii="Consolas" w:hAnsi="Consolas"/>
+          <w:color w:val="C7254E"/>
+          <w:sz w:val="22"/>
+        </w:rPr>
+        <w:t>none</w:t>
+      </w:r>
+      <w:r>
+        <w:t xml:space="preserve"> / </w:t>
+      </w:r>
+      <w:r>
+        <w:rPr>
+          <w:rFonts w:ascii="Consolas" w:hAnsi="Consolas"/>
+          <w:color w:val="C7254E"/>
+          <w:sz w:val="22"/>
+        </w:rPr>
+        <w:t>cloud</w:t>
+      </w:r>
+      <w:r>
+        <w:t xml:space="preserve"> / </w:t>
+      </w:r>
+      <w:r>
+        <w:rPr>
+          <w:rFonts w:ascii="Consolas" w:hAnsi="Consolas"/>
+          <w:color w:val="C7254E"/>
+          <w:sz w:val="22"/>
+        </w:rPr>
+        <w:t>guest</w:t>
+      </w:r>
+      <w:r>
+        <w:t xml:space="preserve">) và </w:t>
+      </w:r>
+      <w:r>
+        <w:rPr>
+          <w:rFonts w:ascii="Consolas" w:hAnsi="Consolas"/>
+          <w:color w:val="C7254E"/>
+          <w:sz w:val="22"/>
+        </w:rPr>
+        <w:t>taskRepositoryProvider</w:t>
+      </w:r>
+      <w:r>
+        <w:t xml:space="preserve"> tự chọn kho dữ liệu phù hợp.</w:t>
+      </w:r>
+    </w:p>
+    <w:p>
+      <w:pPr>
+        <w:spacing w:after="120" w:line="336" w:lineRule="auto"/>
+      </w:pPr>
+      <w:r>
+        <w:rPr>
+          <w:b/>
+        </w:rPr>
+        <w:t>Sprint 3 — Hoàn thiện CRUD và bộ lọc.</w:t>
+      </w:r>
+      <w:r>
+        <w:t xml:space="preserve"> Bổ sung sửa task (bấm vào card mở lại bottom sheet để sửa toàn bộ trường), confirm dialog trước khi xóa và trước khi đăng xuất, cùng SnackBar floating phản hồi mọi thao tác (đỏ khi lỗi). Thêm tìm kiếm theo tên và lọc theo độ ưu tiên bằng chip; thêm date picker chọn hạn hoàn thành trong sheet. Cuối Sprint, tách Supabase URL và anon key ra file </w:t>
+      </w:r>
+      <w:r>
+        <w:rPr>
+          <w:rFonts w:ascii="Consolas" w:hAnsi="Consolas"/>
+          <w:color w:val="C7254E"/>
+          <w:sz w:val="22"/>
+        </w:rPr>
+        <w:t>.env</w:t>
+      </w:r>
+      <w:r>
+        <w:t xml:space="preserve"> (đã </w:t>
+      </w:r>
+      <w:r>
+        <w:rPr>
+          <w:rFonts w:ascii="Consolas" w:hAnsi="Consolas"/>
+          <w:color w:val="C7254E"/>
+          <w:sz w:val="22"/>
+        </w:rPr>
+        <w:t>.gitignore</w:t>
+      </w:r>
+      <w:r>
+        <w:t xml:space="preserve">), bổ sung </w:t>
+      </w:r>
+      <w:r>
+        <w:rPr>
+          <w:rFonts w:ascii="Consolas" w:hAnsi="Consolas"/>
+          <w:color w:val="C7254E"/>
+          <w:sz w:val="22"/>
+        </w:rPr>
+        <w:t>.env.example</w:t>
+      </w:r>
+      <w:r>
+        <w:t xml:space="preserve"> để dễ chia sẻ.</w:t>
+      </w:r>
+    </w:p>
+    <w:p>
+      <w:pPr>
+        <w:spacing w:after="120" w:line="336" w:lineRule="auto"/>
+      </w:pPr>
+      <w:r>
+        <w:rPr>
+          <w:b/>
+        </w:rPr>
+        <w:t>Sprint 4 — Liquid Glass và tính năng nâng cao.</w:t>
+      </w:r>
+      <w:r>
+        <w:t xml:space="preserve"> Thiết kế lại toàn bộ giao diện theo phong cách "Fluid Luminary" lấy cảm hứng từ bộ mock Aéro Vitrum, xây hệ thống component dùng chung gồm </w:t>
+      </w:r>
+      <w:r>
+        <w:rPr>
+          <w:rFonts w:ascii="Consolas" w:hAnsi="Consolas"/>
+          <w:color w:val="C7254E"/>
+          <w:sz w:val="22"/>
+        </w:rPr>
+        <w:t>GlassContainer</w:t>
+      </w:r>
+      <w:r>
+        <w:t xml:space="preserve">, </w:t>
+      </w:r>
+      <w:r>
+        <w:rPr>
+          <w:rFonts w:ascii="Consolas" w:hAnsi="Consolas"/>
+          <w:color w:val="C7254E"/>
+          <w:sz w:val="22"/>
+        </w:rPr>
+        <w:t>GlassButton</w:t>
+      </w:r>
+      <w:r>
+        <w:t xml:space="preserve">, </w:t>
+      </w:r>
+      <w:r>
+        <w:rPr>
+          <w:rFonts w:ascii="Consolas" w:hAnsi="Consolas"/>
+          <w:color w:val="C7254E"/>
+          <w:sz w:val="22"/>
+        </w:rPr>
+        <w:t>GlassBackground</w:t>
+      </w:r>
+      <w:r>
+        <w:t xml:space="preserve"> với 4 quả cầu radial gradient ở 4 góc và hiệu ứng </w:t>
+      </w:r>
+      <w:r>
+        <w:rPr>
+          <w:rFonts w:ascii="Consolas" w:hAnsi="Consolas"/>
+          <w:color w:val="C7254E"/>
+          <w:sz w:val="22"/>
+        </w:rPr>
+        <w:t>BackdropFilter</w:t>
+      </w:r>
+      <w:r>
+        <w:t xml:space="preserve"> blur 20–30 px. Cấu trúc shell được tách thành 3 tab điều hướng bởi thanh Bottom Navigation pill nổi (</w:t>
+      </w:r>
+      <w:r>
+        <w:rPr>
+          <w:rFonts w:ascii="Consolas" w:hAnsi="Consolas"/>
+          <w:color w:val="C7254E"/>
+          <w:sz w:val="22"/>
+        </w:rPr>
+        <w:t>GlassBottomNav</w:t>
+      </w:r>
+      <w:r>
+        <w:t>): Bảng (Kanban), Hoạt động (</w:t>
+      </w:r>
+      <w:r>
+        <w:rPr>
+          <w:rFonts w:ascii="Consolas" w:hAnsi="Consolas"/>
+          <w:color w:val="C7254E"/>
+          <w:sz w:val="22"/>
+        </w:rPr>
+        <w:t>StatsScreen</w:t>
+      </w:r>
+      <w:r>
+        <w:t>) và Hồ sơ (</w:t>
+      </w:r>
+      <w:r>
+        <w:rPr>
+          <w:rFonts w:ascii="Consolas" w:hAnsi="Consolas"/>
+          <w:color w:val="C7254E"/>
+          <w:sz w:val="22"/>
+        </w:rPr>
+        <w:t>ProfileScreen</w:t>
+      </w:r>
+      <w:r>
+        <w:t>). Sprint này cũng thêm các tính năng được đánh giá có giá trị nhất với người dùng cuối: kéo-thả giữa các cột (</w:t>
+      </w:r>
+      <w:r>
+        <w:rPr>
+          <w:rFonts w:ascii="Consolas" w:hAnsi="Consolas"/>
+          <w:color w:val="C7254E"/>
+          <w:sz w:val="22"/>
+        </w:rPr>
+        <w:t>LongPressDraggable</w:t>
+      </w:r>
+      <w:r>
+        <w:t xml:space="preserve"> + </w:t>
+      </w:r>
+      <w:r>
+        <w:rPr>
+          <w:rFonts w:ascii="Consolas" w:hAnsi="Consolas"/>
+          <w:color w:val="C7254E"/>
+          <w:sz w:val="22"/>
+        </w:rPr>
+        <w:t>DragTarget</w:t>
+      </w:r>
+      <w:r>
+        <w:t xml:space="preserve"> trên tab header), trường </w:t>
+      </w:r>
+      <w:r>
+        <w:rPr>
+          <w:rFonts w:ascii="Consolas" w:hAnsi="Consolas"/>
+          <w:color w:val="C7254E"/>
+          <w:sz w:val="22"/>
+        </w:rPr>
+        <w:t>due_date</w:t>
+      </w:r>
+      <w:r>
+        <w:t xml:space="preserve"> </w:t>
+      </w:r>
+      <w:r>
+        <w:lastRenderedPageBreak/>
+        <w:t xml:space="preserve">với badge thông minh phân tầng theo mức khẩn, menu sắp xếp trong cột với 4 lựa chọn, vòng tròn tiến độ tự vẽ bằng </w:t>
+      </w:r>
+      <w:r>
+        <w:rPr>
+          <w:rFonts w:ascii="Consolas" w:hAnsi="Consolas"/>
+          <w:color w:val="C7254E"/>
+          <w:sz w:val="22"/>
+        </w:rPr>
+        <w:t>CustomPaint</w:t>
+      </w:r>
+      <w:r>
+        <w:t xml:space="preserve"> ở trang Hoạt động và trang Hồ sơ với avatar gradient cùng nút đăng xuất có xác nhận.</w:t>
+      </w:r>
+    </w:p>
+    <w:p>
+      <w:pPr>
+        <w:pStyle w:val="Heading3"/>
+      </w:pPr>
+      <w:r>
+        <w:rPr>
+          <w:rFonts w:ascii="Times New Roman" w:hAnsi="Times New Roman"/>
           <w:color w:val="2D2F33"/>
           <w:sz w:val="26"/>
         </w:rPr>
-        <w:lastRenderedPageBreak/>
-        <w:t>3. Phương pháp tiếp cận (Vibe Coding)</w:t>
+        <w:t>2. Thiết kế hệ thống (Clean Architecture + Feature-first)</w:t>
       </w:r>
     </w:p>
     <w:p>
       <w:pPr>
-        <w:spacing w:after="80"/>
-      </w:pPr>
-      <w:r>
-        <w:t>Sử dụng AI (Google Gemini / Claude) làm trợ lý để:</w:t>
+        <w:spacing w:after="120" w:line="336" w:lineRule="auto"/>
+      </w:pPr>
+      <w:r>
+        <w:t xml:space="preserve">Thư mục </w:t>
+      </w:r>
+      <w:r>
+        <w:rPr>
+          <w:rFonts w:ascii="Consolas" w:hAnsi="Consolas"/>
+          <w:color w:val="C7254E"/>
+          <w:sz w:val="22"/>
+        </w:rPr>
+        <w:t>lib/</w:t>
+      </w:r>
+      <w:r>
+        <w:t xml:space="preserve"> được tổ chức như sau:</w:t>
       </w:r>
     </w:p>
     <w:p>
       <w:pPr>
-        <w:pStyle w:val="ListBullet"/>
-        <w:ind w:left="340"/>
-      </w:pPr>
-      <w:r>
-        <w:t>Sinh khung sườn code (boilerplate Flutter, Riverpod provider, repository pattern).</w:t>
+        <w:shd w:val="clear" w:color="auto" w:fill="F0F0F6"/>
+        <w:spacing w:after="160"/>
+        <w:ind w:left="227"/>
+      </w:pPr>
+      <w:r>
+        <w:rPr>
+          <w:rFonts w:ascii="Consolas" w:hAnsi="Consolas"/>
+          <w:color w:val="2D2F33"/>
+          <w:sz w:val="20"/>
+        </w:rPr>
+        <w:t>lib/</w:t>
+      </w:r>
+      <w:r>
+        <w:rPr>
+          <w:rFonts w:ascii="Consolas" w:hAnsi="Consolas"/>
+          <w:color w:val="2D2F33"/>
+          <w:sz w:val="20"/>
+        </w:rPr>
+        <w:br/>
+        <w:t>├── main.dart                                   ← Entry point + AuthWrapper + SystemUiOverlayStyle</w:t>
+      </w:r>
+      <w:r>
+        <w:rPr>
+          <w:rFonts w:ascii="Consolas" w:hAnsi="Consolas"/>
+          <w:color w:val="2D2F33"/>
+          <w:sz w:val="20"/>
+        </w:rPr>
+        <w:br/>
+        <w:t>├── core/</w:t>
+      </w:r>
+      <w:r>
+        <w:rPr>
+          <w:rFonts w:ascii="Consolas" w:hAnsi="Consolas"/>
+          <w:color w:val="2D2F33"/>
+          <w:sz w:val="20"/>
+        </w:rPr>
+        <w:br/>
+        <w:t>│   ├── app_state.dart                          ← Singleton ChangeNotifier — SessionType: none/cloud/guest</w:t>
+      </w:r>
+      <w:r>
+        <w:rPr>
+          <w:rFonts w:ascii="Consolas" w:hAnsi="Consolas"/>
+          <w:color w:val="2D2F33"/>
+          <w:sz w:val="20"/>
+        </w:rPr>
+        <w:br/>
+        <w:t>│   ├── constants/supabase_constants.dart       ← Đọc URL/anon key từ .env qua flutter_dotenv</w:t>
+      </w:r>
+      <w:r>
+        <w:rPr>
+          <w:rFonts w:ascii="Consolas" w:hAnsi="Consolas"/>
+          <w:color w:val="2D2F33"/>
+          <w:sz w:val="20"/>
+        </w:rPr>
+        <w:br/>
+        <w:t>│   ├── theme/app_theme.dart                    ← Material 3 tùy biến — palette "Fluid Luminary"</w:t>
+      </w:r>
+      <w:r>
+        <w:rPr>
+          <w:rFonts w:ascii="Consolas" w:hAnsi="Consolas"/>
+          <w:color w:val="2D2F33"/>
+          <w:sz w:val="20"/>
+        </w:rPr>
+        <w:br/>
+        <w:t>│   └── widgets/</w:t>
+      </w:r>
+      <w:r>
+        <w:rPr>
+          <w:rFonts w:ascii="Consolas" w:hAnsi="Consolas"/>
+          <w:color w:val="2D2F33"/>
+          <w:sz w:val="20"/>
+        </w:rPr>
+        <w:br/>
+        <w:t>│       ├── glass.dart                          ← GlassPalette, GlassContainer, GlassButton, GlassBackground</w:t>
+      </w:r>
+      <w:r>
+        <w:rPr>
+          <w:rFonts w:ascii="Consolas" w:hAnsi="Consolas"/>
+          <w:color w:val="2D2F33"/>
+          <w:sz w:val="20"/>
+        </w:rPr>
+        <w:br/>
+        <w:t>│       └── glass_bottom_nav.dart               ← Bottom nav kiểu pill nổi với active item gradient</w:t>
+      </w:r>
+      <w:r>
+        <w:rPr>
+          <w:rFonts w:ascii="Consolas" w:hAnsi="Consolas"/>
+          <w:color w:val="2D2F33"/>
+          <w:sz w:val="20"/>
+        </w:rPr>
+        <w:br/>
+        <w:t>└── features/</w:t>
+      </w:r>
+      <w:r>
+        <w:rPr>
+          <w:rFonts w:ascii="Consolas" w:hAnsi="Consolas"/>
+          <w:color w:val="2D2F33"/>
+          <w:sz w:val="20"/>
+        </w:rPr>
+        <w:br/>
+        <w:t xml:space="preserve">    ├── auth/</w:t>
+      </w:r>
+      <w:r>
+        <w:rPr>
+          <w:rFonts w:ascii="Consolas" w:hAnsi="Consolas"/>
+          <w:color w:val="2D2F33"/>
+          <w:sz w:val="20"/>
+        </w:rPr>
+        <w:br/>
+        <w:t xml:space="preserve">    │   └── presentation/</w:t>
+      </w:r>
+      <w:r>
+        <w:rPr>
+          <w:rFonts w:ascii="Consolas" w:hAnsi="Consolas"/>
+          <w:color w:val="2D2F33"/>
+          <w:sz w:val="20"/>
+        </w:rPr>
+        <w:br/>
+        <w:t xml:space="preserve">    │       ├── login_screen.dart               ← Google / Email / Guest</w:t>
+      </w:r>
+      <w:r>
+        <w:rPr>
+          <w:rFonts w:ascii="Consolas" w:hAnsi="Consolas"/>
+          <w:color w:val="2D2F33"/>
+          <w:sz w:val="20"/>
+        </w:rPr>
+        <w:br/>
+        <w:t xml:space="preserve">    │       └── email_auth_screen.dart          ← TabBar đăng nhập / đăng ký, validation form</w:t>
+      </w:r>
+      <w:r>
+        <w:rPr>
+          <w:rFonts w:ascii="Consolas" w:hAnsi="Consolas"/>
+          <w:color w:val="2D2F33"/>
+          <w:sz w:val="20"/>
+        </w:rPr>
+        <w:br/>
+        <w:t xml:space="preserve">    ├── kanban/</w:t>
+      </w:r>
+      <w:r>
+        <w:rPr>
+          <w:rFonts w:ascii="Consolas" w:hAnsi="Consolas"/>
+          <w:color w:val="2D2F33"/>
+          <w:sz w:val="20"/>
+        </w:rPr>
+        <w:br/>
+        <w:t xml:space="preserve">    │   ├── domain/models/task_model.dart       ← TaskModel (id, title, desc, status, priority, createdAt, dueDate)</w:t>
+      </w:r>
+      <w:r>
+        <w:rPr>
+          <w:rFonts w:ascii="Consolas" w:hAnsi="Consolas"/>
+          <w:color w:val="2D2F33"/>
+          <w:sz w:val="20"/>
+        </w:rPr>
+        <w:br/>
+        <w:t xml:space="preserve">    │   ├── data/</w:t>
+      </w:r>
+      <w:r>
+        <w:rPr>
+          <w:rFonts w:ascii="Consolas" w:hAnsi="Consolas"/>
+          <w:color w:val="2D2F33"/>
+          <w:sz w:val="20"/>
+        </w:rPr>
+        <w:br/>
+        <w:t xml:space="preserve">    │   │   ├── task_repository.dart            ← Abstract TaskRepository + SupabaseTaskRepository</w:t>
+      </w:r>
+      <w:r>
+        <w:rPr>
+          <w:rFonts w:ascii="Consolas" w:hAnsi="Consolas"/>
+          <w:color w:val="2D2F33"/>
+          <w:sz w:val="20"/>
+        </w:rPr>
+        <w:br/>
+        <w:t xml:space="preserve">    │   │   └── local_task_repository.dart      ← LocalTaskRepository singleton (SharedPreferences)</w:t>
+      </w:r>
+      <w:r>
+        <w:rPr>
+          <w:rFonts w:ascii="Consolas" w:hAnsi="Consolas"/>
+          <w:color w:val="2D2F33"/>
+          <w:sz w:val="20"/>
+        </w:rPr>
+        <w:br/>
+        <w:t xml:space="preserve">    │   └── presentation/</w:t>
+      </w:r>
+      <w:r>
+        <w:rPr>
+          <w:rFonts w:ascii="Consolas" w:hAnsi="Consolas"/>
+          <w:color w:val="2D2F33"/>
+          <w:sz w:val="20"/>
+        </w:rPr>
+        <w:br/>
+        <w:t xml:space="preserve">    │       ├── kanban_board_screen.dart        ← Màn Kanban (3 tab + drag-drop + sort + filter)</w:t>
+      </w:r>
+      <w:r>
+        <w:rPr>
+          <w:rFonts w:ascii="Consolas" w:hAnsi="Consolas"/>
+          <w:color w:val="2D2F33"/>
+          <w:sz w:val="20"/>
+        </w:rPr>
+        <w:br/>
+        <w:t xml:space="preserve">    │       └── providers/task_provider.dart    ← taskRepositoryProvider + tasksStreamProvider</w:t>
+      </w:r>
+      <w:r>
+        <w:rPr>
+          <w:rFonts w:ascii="Consolas" w:hAnsi="Consolas"/>
+          <w:color w:val="2D2F33"/>
+          <w:sz w:val="20"/>
+        </w:rPr>
+        <w:br/>
+        <w:t xml:space="preserve">    ├── shell/</w:t>
+      </w:r>
+      <w:r>
+        <w:rPr>
+          <w:rFonts w:ascii="Consolas" w:hAnsi="Consolas"/>
+          <w:color w:val="2D2F33"/>
+          <w:sz w:val="20"/>
+        </w:rPr>
+        <w:br/>
+        <w:t xml:space="preserve">    │   └── main_shell.dart                     ← Stack: IndexedStack(3 trang) + GlassBottomNav nổi</w:t>
+      </w:r>
+      <w:r>
+        <w:rPr>
+          <w:rFonts w:ascii="Consolas" w:hAnsi="Consolas"/>
+          <w:color w:val="2D2F33"/>
+          <w:sz w:val="20"/>
+        </w:rPr>
+        <w:br/>
+        <w:t xml:space="preserve">    ├── stats/</w:t>
+      </w:r>
+      <w:r>
+        <w:rPr>
+          <w:rFonts w:ascii="Consolas" w:hAnsi="Consolas"/>
+          <w:color w:val="2D2F33"/>
+          <w:sz w:val="20"/>
+        </w:rPr>
+        <w:br/>
+        <w:t xml:space="preserve">    │   └── stats_screen.dart                   ← Ring progress + stat cards + priority breakdown</w:t>
+      </w:r>
+      <w:r>
+        <w:rPr>
+          <w:rFonts w:ascii="Consolas" w:hAnsi="Consolas"/>
+          <w:color w:val="2D2F33"/>
+          <w:sz w:val="20"/>
+        </w:rPr>
+        <w:br/>
+        <w:t xml:space="preserve">    └── profile/</w:t>
+      </w:r>
+      <w:r>
+        <w:rPr>
+          <w:rFonts w:ascii="Consolas" w:hAnsi="Consolas"/>
+          <w:color w:val="2D2F33"/>
+          <w:sz w:val="20"/>
+        </w:rPr>
+        <w:br/>
+      </w:r>
+      <w:r>
+        <w:rPr>
+          <w:rFonts w:ascii="Consolas" w:hAnsi="Consolas"/>
+          <w:color w:val="2D2F33"/>
+          <w:sz w:val="20"/>
+        </w:rPr>
+        <w:lastRenderedPageBreak/>
+        <w:t xml:space="preserve">        └── profile_screen.dart                 ← Avatar, mode badge, account info, đăng xuất</w:t>
       </w:r>
     </w:p>
     <w:p>
       <w:pPr>
-        <w:pStyle w:val="ListBullet"/>
-        <w:ind w:left="340"/>
-      </w:pPr>
-      <w:r>
-        <w:t xml:space="preserve">Đề xuất cách thiết kế schema PostgreSQL, viết câu SQL </w:t>
-      </w:r>
-      <w:r>
-        <w:rPr>
-          <w:rFonts w:ascii="Consolas" w:hAnsi="Consolas"/>
-          <w:color w:val="C7254E"/>
-          <w:sz w:val="21"/>
-        </w:rPr>
-        <w:t>CREATE TABLE</w:t>
-      </w:r>
-      <w:r>
-        <w:t xml:space="preserve"> kèm Row Level Security.</w:t>
+        <w:spacing w:after="120" w:line="336" w:lineRule="auto"/>
+      </w:pPr>
+      <w:r>
+        <w:t xml:space="preserve">Điểm cần lưu ý về kiến trúc: lớp </w:t>
+      </w:r>
+      <w:r>
+        <w:rPr>
+          <w:rFonts w:ascii="Consolas" w:hAnsi="Consolas"/>
+          <w:color w:val="C7254E"/>
+          <w:sz w:val="22"/>
+        </w:rPr>
+        <w:t>TaskRepository</w:t>
+      </w:r>
+      <w:r>
+        <w:t xml:space="preserve"> là interface chung, hai cài đặt </w:t>
+      </w:r>
+      <w:r>
+        <w:rPr>
+          <w:rFonts w:ascii="Consolas" w:hAnsi="Consolas"/>
+          <w:color w:val="C7254E"/>
+          <w:sz w:val="22"/>
+        </w:rPr>
+        <w:t>SupabaseTaskRepository</w:t>
+      </w:r>
+      <w:r>
+        <w:t xml:space="preserve"> và </w:t>
+      </w:r>
+      <w:r>
+        <w:rPr>
+          <w:rFonts w:ascii="Consolas" w:hAnsi="Consolas"/>
+          <w:color w:val="C7254E"/>
+          <w:sz w:val="22"/>
+        </w:rPr>
+        <w:t>LocalTaskRepository</w:t>
+      </w:r>
+      <w:r>
+        <w:t xml:space="preserve"> được chọn động trong </w:t>
+      </w:r>
+      <w:r>
+        <w:rPr>
+          <w:rFonts w:ascii="Consolas" w:hAnsi="Consolas"/>
+          <w:color w:val="C7254E"/>
+          <w:sz w:val="22"/>
+        </w:rPr>
+        <w:t>taskRepositoryProvider</w:t>
+      </w:r>
+      <w:r>
+        <w:t xml:space="preserve"> dựa trên </w:t>
+      </w:r>
+      <w:r>
+        <w:rPr>
+          <w:rFonts w:ascii="Consolas" w:hAnsi="Consolas"/>
+          <w:color w:val="C7254E"/>
+          <w:sz w:val="22"/>
+        </w:rPr>
+        <w:t>AppState.instance.type</w:t>
+      </w:r>
+      <w:r>
+        <w:t xml:space="preserve">, nên tầng UI hoàn toàn không biết dữ liệu đang đến từ cloud hay từ máy. </w:t>
+      </w:r>
+      <w:r>
+        <w:rPr>
+          <w:rFonts w:ascii="Consolas" w:hAnsi="Consolas"/>
+          <w:color w:val="C7254E"/>
+          <w:sz w:val="22"/>
+        </w:rPr>
+        <w:t>tasksStreamProvider</w:t>
+      </w:r>
+      <w:r>
+        <w:t xml:space="preserve"> là </w:t>
+      </w:r>
+      <w:r>
+        <w:rPr>
+          <w:rFonts w:ascii="Consolas" w:hAnsi="Consolas"/>
+          <w:color w:val="C7254E"/>
+          <w:sz w:val="22"/>
+        </w:rPr>
+        <w:t>StreamProvider.autoDispose</w:t>
+      </w:r>
+      <w:r>
+        <w:t xml:space="preserve">, do đó mỗi khi dữ liệu thay đổi (cả ở Supabase Realtime lẫn trong </w:t>
+      </w:r>
+      <w:r>
+        <w:rPr>
+          <w:rFonts w:ascii="Consolas" w:hAnsi="Consolas"/>
+          <w:color w:val="C7254E"/>
+          <w:sz w:val="22"/>
+        </w:rPr>
+        <w:t>StreamController</w:t>
+      </w:r>
+      <w:r>
+        <w:t xml:space="preserve"> của bản local) thì giao diện tự cập nhật ngay. Shell dùng </w:t>
+      </w:r>
+      <w:r>
+        <w:rPr>
+          <w:rFonts w:ascii="Consolas" w:hAnsi="Consolas"/>
+          <w:color w:val="C7254E"/>
+          <w:sz w:val="22"/>
+        </w:rPr>
+        <w:t>IndexedStack</w:t>
+      </w:r>
+      <w:r>
+        <w:t xml:space="preserve"> để 3 tab giữ nguyên state khi chuyển — quay lại Kanban không phải tải lại stream từ đầu.</w:t>
       </w:r>
     </w:p>
     <w:p>
       <w:pPr>
-        <w:pStyle w:val="ListBullet"/>
-        <w:ind w:left="340"/>
-      </w:pPr>
-      <w:r>
-        <w:t>Refactor code theo Clean Architecture 3 lớp (domain / data / presentation).</w:t>
+        <w:spacing w:after="120" w:line="336" w:lineRule="auto"/>
+      </w:pPr>
+      <w:r>
+        <w:t xml:space="preserve">Về bảo mật, ứng dụng chia làm hai lớp: ở client thì khóa Supabase được đọc qua </w:t>
+      </w:r>
+      <w:r>
+        <w:rPr>
+          <w:rFonts w:ascii="Consolas" w:hAnsi="Consolas"/>
+          <w:color w:val="C7254E"/>
+          <w:sz w:val="22"/>
+        </w:rPr>
+        <w:t>dotenv</w:t>
+      </w:r>
+      <w:r>
+        <w:t xml:space="preserve"> từ file </w:t>
+      </w:r>
+      <w:r>
+        <w:rPr>
+          <w:rFonts w:ascii="Consolas" w:hAnsi="Consolas"/>
+          <w:color w:val="C7254E"/>
+          <w:sz w:val="22"/>
+        </w:rPr>
+        <w:t>.env</w:t>
+      </w:r>
+      <w:r>
+        <w:t xml:space="preserve"> (đã đưa vào </w:t>
+      </w:r>
+      <w:r>
+        <w:rPr>
+          <w:rFonts w:ascii="Consolas" w:hAnsi="Consolas"/>
+          <w:color w:val="C7254E"/>
+          <w:sz w:val="22"/>
+        </w:rPr>
+        <w:t>.gitignore</w:t>
+      </w:r>
+      <w:r>
+        <w:t xml:space="preserve">), còn ở server thì mọi truy cập bảng </w:t>
+      </w:r>
+      <w:r>
+        <w:rPr>
+          <w:rFonts w:ascii="Consolas" w:hAnsi="Consolas"/>
+          <w:color w:val="C7254E"/>
+          <w:sz w:val="22"/>
+        </w:rPr>
+        <w:t>tasks</w:t>
+      </w:r>
+      <w:r>
+        <w:t xml:space="preserve"> đều phải đi qua Row Level Security với điều kiện </w:t>
+      </w:r>
+      <w:r>
+        <w:rPr>
+          <w:rFonts w:ascii="Consolas" w:hAnsi="Consolas"/>
+          <w:color w:val="C7254E"/>
+          <w:sz w:val="22"/>
+        </w:rPr>
+        <w:t>auth.uid() = user_id</w:t>
+      </w:r>
+      <w:r>
+        <w:t>. Người chưa đăng nhập không đọc được dữ liệu nào, người đã đăng nhập chỉ thấy task của chính mình.</w:t>
       </w:r>
     </w:p>
     <w:p>
       <w:pPr>
-        <w:pStyle w:val="ListBullet"/>
-        <w:ind w:left="340"/>
-      </w:pPr>
-      <w:r>
-        <w:t>Debug lỗi deep link OAuth, lỗi stream Supabase Realtime.</w:t>
+        <w:pStyle w:val="Heading3"/>
+      </w:pPr>
+      <w:r>
+        <w:rPr>
+          <w:rFonts w:ascii="Times New Roman" w:hAnsi="Times New Roman"/>
+          <w:color w:val="2D2F33"/>
+          <w:sz w:val="26"/>
+        </w:rPr>
+        <w:t>3. Thiết kế Cơ sở dữ liệu (Supabase / PostgreSQL)</w:t>
       </w:r>
     </w:p>
     <w:p>
       <w:pPr>
-        <w:pStyle w:val="ListBullet"/>
-        <w:ind w:left="340"/>
-      </w:pPr>
-      <w:r>
-        <w:t>Thiết kế giao diện kính mờ (Liquid Glass) từ mô tả tự nhiên.</w:t>
+        <w:spacing w:after="120" w:line="336" w:lineRule="auto"/>
+      </w:pPr>
+      <w:r>
+        <w:t xml:space="preserve">File: </w:t>
+      </w:r>
+      <w:r>
+        <w:rPr>
+          <w:rFonts w:ascii="Consolas" w:hAnsi="Consolas"/>
+          <w:color w:val="C7254E"/>
+          <w:sz w:val="22"/>
+        </w:rPr>
+        <w:t>supabase/migrations/20260416000000_create_tasks_table.sql</w:t>
       </w:r>
     </w:p>
     <w:p>
       <w:pPr>
-        <w:spacing w:after="80"/>
-      </w:pPr>
-      <w:r>
-        <w:t>Sinh viên đọc hiểu từng dòng code, tùy chỉnh theo yêu cầu đề bài và tự kiểm thử trước khi nhận là "xong".</w:t>
+        <w:shd w:val="clear" w:color="auto" w:fill="F0F0F6"/>
+        <w:spacing w:after="160"/>
+        <w:ind w:left="227"/>
+      </w:pPr>
+      <w:r>
+        <w:rPr>
+          <w:rFonts w:ascii="Consolas" w:hAnsi="Consolas"/>
+          <w:color w:val="2D2F33"/>
+          <w:sz w:val="20"/>
+        </w:rPr>
+        <w:t>CREATE TABLE tasks (</w:t>
+      </w:r>
+      <w:r>
+        <w:rPr>
+          <w:rFonts w:ascii="Consolas" w:hAnsi="Consolas"/>
+          <w:color w:val="2D2F33"/>
+          <w:sz w:val="20"/>
+        </w:rPr>
+        <w:br/>
+        <w:t xml:space="preserve">    id UUID PRIMARY KEY DEFAULT gen_random_uuid(),</w:t>
+      </w:r>
+      <w:r>
+        <w:rPr>
+          <w:rFonts w:ascii="Consolas" w:hAnsi="Consolas"/>
+          <w:color w:val="2D2F33"/>
+          <w:sz w:val="20"/>
+        </w:rPr>
+        <w:br/>
+        <w:t xml:space="preserve">    user_id UUID NOT NULL REFERENCES auth.users(id) DEFAULT auth.uid(),</w:t>
+      </w:r>
+      <w:r>
+        <w:rPr>
+          <w:rFonts w:ascii="Consolas" w:hAnsi="Consolas"/>
+          <w:color w:val="2D2F33"/>
+          <w:sz w:val="20"/>
+        </w:rPr>
+        <w:br/>
+        <w:t xml:space="preserve">    created_at TIMESTAMPTZ NOT NULL DEFAULT NOW(),</w:t>
+      </w:r>
+      <w:r>
+        <w:rPr>
+          <w:rFonts w:ascii="Consolas" w:hAnsi="Consolas"/>
+          <w:color w:val="2D2F33"/>
+          <w:sz w:val="20"/>
+        </w:rPr>
+        <w:br/>
+        <w:t xml:space="preserve">    title TEXT NOT NULL,</w:t>
+      </w:r>
+      <w:r>
+        <w:rPr>
+          <w:rFonts w:ascii="Consolas" w:hAnsi="Consolas"/>
+          <w:color w:val="2D2F33"/>
+          <w:sz w:val="20"/>
+        </w:rPr>
+        <w:br/>
+        <w:t xml:space="preserve">    description TEXT,</w:t>
+      </w:r>
+      <w:r>
+        <w:rPr>
+          <w:rFonts w:ascii="Consolas" w:hAnsi="Consolas"/>
+          <w:color w:val="2D2F33"/>
+          <w:sz w:val="20"/>
+        </w:rPr>
+        <w:br/>
+        <w:t xml:space="preserve">    status TEXT NOT NULL DEFAULT 'todo',     -- 'todo' | 'doing' | 'done'</w:t>
+      </w:r>
+      <w:r>
+        <w:rPr>
+          <w:rFonts w:ascii="Consolas" w:hAnsi="Consolas"/>
+          <w:color w:val="2D2F33"/>
+          <w:sz w:val="20"/>
+        </w:rPr>
+        <w:br/>
+        <w:t xml:space="preserve">    priority TEXT NOT NULL DEFAULT 'medium'  -- 'low'  | 'medium'| 'high'</w:t>
+      </w:r>
+      <w:r>
+        <w:rPr>
+          <w:rFonts w:ascii="Consolas" w:hAnsi="Consolas"/>
+          <w:color w:val="2D2F33"/>
+          <w:sz w:val="20"/>
+        </w:rPr>
+        <w:br/>
+        <w:t>);</w:t>
+      </w:r>
+      <w:r>
+        <w:rPr>
+          <w:rFonts w:ascii="Consolas" w:hAnsi="Consolas"/>
+          <w:color w:val="2D2F33"/>
+          <w:sz w:val="20"/>
+        </w:rPr>
+        <w:br/>
+      </w:r>
+      <w:r>
+        <w:rPr>
+          <w:rFonts w:ascii="Consolas" w:hAnsi="Consolas"/>
+          <w:color w:val="2D2F33"/>
+          <w:sz w:val="20"/>
+        </w:rPr>
+        <w:br/>
+        <w:t>ALTER TABLE tasks ENABLE ROW LEVEL SECURITY;</w:t>
+      </w:r>
+      <w:r>
+        <w:rPr>
+          <w:rFonts w:ascii="Consolas" w:hAnsi="Consolas"/>
+          <w:color w:val="2D2F33"/>
+          <w:sz w:val="20"/>
+        </w:rPr>
+        <w:br/>
+      </w:r>
+      <w:r>
+        <w:rPr>
+          <w:rFonts w:ascii="Consolas" w:hAnsi="Consolas"/>
+          <w:color w:val="2D2F33"/>
+          <w:sz w:val="20"/>
+        </w:rPr>
+        <w:br/>
+        <w:t>CREATE POLICY "User xem task của chính họ"</w:t>
+      </w:r>
+      <w:r>
+        <w:rPr>
+          <w:rFonts w:ascii="Consolas" w:hAnsi="Consolas"/>
+          <w:color w:val="2D2F33"/>
+          <w:sz w:val="20"/>
+        </w:rPr>
+        <w:br/>
+        <w:t xml:space="preserve">  ON tasks FOR SELECT USING (auth.uid() = user_id);</w:t>
+      </w:r>
+      <w:r>
+        <w:rPr>
+          <w:rFonts w:ascii="Consolas" w:hAnsi="Consolas"/>
+          <w:color w:val="2D2F33"/>
+          <w:sz w:val="20"/>
+        </w:rPr>
+        <w:br/>
+        <w:t>CREATE POLICY "User tạo task của chính họ"</w:t>
+      </w:r>
+      <w:r>
+        <w:rPr>
+          <w:rFonts w:ascii="Consolas" w:hAnsi="Consolas"/>
+          <w:color w:val="2D2F33"/>
+          <w:sz w:val="20"/>
+        </w:rPr>
+        <w:br/>
+        <w:t xml:space="preserve">  ON tasks FOR INSERT WITH CHECK (auth.uid() = user_id);</w:t>
+      </w:r>
+      <w:r>
+        <w:rPr>
+          <w:rFonts w:ascii="Consolas" w:hAnsi="Consolas"/>
+          <w:color w:val="2D2F33"/>
+          <w:sz w:val="20"/>
+        </w:rPr>
+        <w:br/>
+        <w:t>CREATE POLICY "User cập nhật task của chính họ"</w:t>
+      </w:r>
+      <w:r>
+        <w:rPr>
+          <w:rFonts w:ascii="Consolas" w:hAnsi="Consolas"/>
+          <w:color w:val="2D2F33"/>
+          <w:sz w:val="20"/>
+        </w:rPr>
+        <w:br/>
+        <w:t xml:space="preserve">  ON tasks FOR UPDATE USING (auth.uid() = user_id);</w:t>
+      </w:r>
+      <w:r>
+        <w:rPr>
+          <w:rFonts w:ascii="Consolas" w:hAnsi="Consolas"/>
+          <w:color w:val="2D2F33"/>
+          <w:sz w:val="20"/>
+        </w:rPr>
+        <w:br/>
+        <w:t>CREATE POLICY "User xóa task của chính họ"</w:t>
+      </w:r>
+      <w:r>
+        <w:rPr>
+          <w:rFonts w:ascii="Consolas" w:hAnsi="Consolas"/>
+          <w:color w:val="2D2F33"/>
+          <w:sz w:val="20"/>
+        </w:rPr>
+        <w:br/>
+        <w:t xml:space="preserve">  ON tasks FOR DELETE USING (auth.uid() = user_id);</w:t>
+      </w:r>
+      <w:r>
+        <w:rPr>
+          <w:rFonts w:ascii="Consolas" w:hAnsi="Consolas"/>
+          <w:color w:val="2D2F33"/>
+          <w:sz w:val="20"/>
+        </w:rPr>
+        <w:br/>
+      </w:r>
+      <w:r>
+        <w:rPr>
+          <w:rFonts w:ascii="Consolas" w:hAnsi="Consolas"/>
+          <w:color w:val="2D2F33"/>
+          <w:sz w:val="20"/>
+        </w:rPr>
+        <w:br/>
+        <w:t>ALTER PUBLICATION supabase_realtime ADD TABLE tasks;</w:t>
       </w:r>
     </w:p>
     <w:p>
       <w:pPr>
-        <w:spacing w:before="240" w:after="120"/>
-      </w:pPr>
-      <w:r>
-        <w:rPr>
-          <w:b/>
-          <w:color w:val="0058BB"/>
-          <w:sz w:val="30"/>
-        </w:rPr>
-        <w:t>III. MÔ TẢ QUÁ TRÌNH PHÁT TRIỂN VÀ THIẾT KẾ</w:t>
+        <w:spacing w:after="120" w:line="336" w:lineRule="auto"/>
+      </w:pPr>
+      <w:r>
+        <w:t xml:space="preserve">File: </w:t>
+      </w:r>
+      <w:r>
+        <w:rPr>
+          <w:rFonts w:ascii="Consolas" w:hAnsi="Consolas"/>
+          <w:color w:val="C7254E"/>
+          <w:sz w:val="22"/>
+        </w:rPr>
+        <w:t>supabase/migrations/20260418000000_add_due_date.sql</w:t>
       </w:r>
     </w:p>
     <w:p>
       <w:pPr>
-        <w:spacing w:before="240" w:after="120"/>
-      </w:pPr>
+        <w:shd w:val="clear" w:color="auto" w:fill="F0F0F6"/>
+        <w:spacing w:after="160"/>
+        <w:ind w:left="227"/>
+      </w:pPr>
+      <w:r>
+        <w:rPr>
+          <w:rFonts w:ascii="Consolas" w:hAnsi="Consolas"/>
+          <w:color w:val="2D2F33"/>
+          <w:sz w:val="20"/>
+        </w:rPr>
+        <w:t>ALTER TABLE tasks</w:t>
+      </w:r>
+      <w:r>
+        <w:rPr>
+          <w:rFonts w:ascii="Consolas" w:hAnsi="Consolas"/>
+          <w:color w:val="2D2F33"/>
+          <w:sz w:val="20"/>
+        </w:rPr>
+        <w:br/>
+        <w:t xml:space="preserve">    ADD COLUMN IF NOT EXISTS due_date TIMESTAMPTZ NULL;</w:t>
+      </w:r>
+    </w:p>
+    <w:p>
+      <w:pPr>
+        <w:spacing w:after="120" w:line="336" w:lineRule="auto"/>
+      </w:pPr>
+      <w:r>
+        <w:lastRenderedPageBreak/>
+        <w:t xml:space="preserve">Có </w:t>
+      </w:r>
       <w:r>
         <w:rPr>
           <w:b/>
+        </w:rPr>
+        <w:t>4 chính sách RLS</w:t>
+      </w:r>
+      <w:r>
+        <w:t xml:space="preserve"> đảm bảo an toàn dữ liệu giữa các người dùng và bật </w:t>
+      </w:r>
+      <w:r>
+        <w:rPr>
+          <w:b/>
+        </w:rPr>
+        <w:t>Realtime</w:t>
+      </w:r>
+      <w:r>
+        <w:t xml:space="preserve"> để client nhận thay đổi qua WebSocket.</w:t>
+      </w:r>
+    </w:p>
+    <w:p>
+      <w:pPr>
+        <w:pStyle w:val="Heading3"/>
+      </w:pPr>
+      <w:r>
+        <w:rPr>
+          <w:rFonts w:ascii="Times New Roman" w:hAnsi="Times New Roman"/>
           <w:color w:val="2D2F33"/>
           <w:sz w:val="26"/>
         </w:rPr>
-        <w:t>1. Quy trình phát triển (Agile — cá nhân)</w:t>
+        <w:t>4. Quản lý công việc</w:t>
       </w:r>
     </w:p>
     <w:p>
       <w:pPr>
-        <w:spacing w:after="80"/>
-      </w:pPr>
-      <w:r>
-        <w:t xml:space="preserve">Dự án được chia thành </w:t>
-      </w:r>
-      <w:r>
-        <w:rPr>
-          <w:b/>
-        </w:rPr>
-        <w:t>3 Sprint</w:t>
-      </w:r>
-      <w:r>
-        <w:t>, mỗi Sprint khoảng 4–5 ngày:</w:t>
+        <w:spacing w:after="120" w:line="336" w:lineRule="auto"/>
+      </w:pPr>
+      <w:r>
+        <w:t>Do làm cá nhân nên không sử dụng công cụ quản lý dự án nhóm. Công việc được quản lý bằng:</w:t>
       </w:r>
     </w:p>
     <w:p>
       <w:pPr>
         <w:pStyle w:val="ListBullet"/>
-        <w:ind w:left="340"/>
+        <w:spacing w:line="324" w:lineRule="auto"/>
       </w:pPr>
       <w:r>
         <w:rPr>
           <w:b/>
         </w:rPr>
-        <w:t>Sprint 1 – Khởi tạo &amp; MVP ngoại tuyến</w:t>
+        <w:t>Danh sách TODO</w:t>
+      </w:r>
+      <w:r>
+        <w:t xml:space="preserve"> trực tiếp trong IDE.</w:t>
       </w:r>
     </w:p>
     <w:p>
       <w:pPr>
         <w:pStyle w:val="ListBullet"/>
-        <w:ind w:left="680"/>
-      </w:pPr>
-      <w:r>
-        <w:t>Thiết lập dự án Flutter, cấu hình đa nền tảng.</w:t>
+        <w:spacing w:line="324" w:lineRule="auto"/>
+      </w:pPr>
+      <w:r>
+        <w:rPr>
+          <w:b/>
+        </w:rPr>
+        <w:t>Git commit</w:t>
+      </w:r>
+      <w:r>
+        <w:t xml:space="preserve"> chia nhỏ theo từng tính năng để dễ quay lui khi có lỗi.</w:t>
       </w:r>
     </w:p>
     <w:p>
       <w:pPr>
         <w:pStyle w:val="ListBullet"/>
-        <w:ind w:left="680"/>
-      </w:pPr>
-      <w:r>
-        <w:t xml:space="preserve">Xây dựng mô hình </w:t>
-      </w:r>
-      <w:r>
-        <w:rPr>
-          <w:rFonts w:ascii="Consolas" w:hAnsi="Consolas"/>
-          <w:color w:val="C7254E"/>
-          <w:sz w:val="21"/>
-        </w:rPr>
-        <w:t>TaskModel</w:t>
-      </w:r>
-      <w:r>
-        <w:t xml:space="preserve"> (title, description, status, priority, createdAt).</w:t>
+        <w:spacing w:line="324" w:lineRule="auto"/>
+      </w:pPr>
+      <w:r>
+        <w:rPr>
+          <w:b/>
+        </w:rPr>
+        <w:t>Ghi chú nhật ký Sprint</w:t>
+      </w:r>
+      <w:r>
+        <w:t xml:space="preserve"> ngắn gọn sau mỗi ngày làm việc.</w:t>
       </w:r>
     </w:p>
     <w:p>
       <w:pPr>
-        <w:pStyle w:val="ListBullet"/>
-        <w:ind w:left="680"/>
-      </w:pPr>
-      <w:r>
-        <w:t xml:space="preserve">Viết </w:t>
-      </w:r>
-      <w:r>
-        <w:rPr>
-          <w:rFonts w:ascii="Consolas" w:hAnsi="Consolas"/>
-          <w:color w:val="C7254E"/>
-          <w:sz w:val="21"/>
-        </w:rPr>
-        <w:t>LocalTaskRepository</w:t>
-      </w:r>
-      <w:r>
-        <w:t xml:space="preserve"> lưu bằng </w:t>
-      </w:r>
-      <w:r>
-        <w:rPr>
-          <w:rFonts w:ascii="Consolas" w:hAnsi="Consolas"/>
-          <w:color w:val="C7254E"/>
-          <w:sz w:val="21"/>
-        </w:rPr>
-        <w:t>SharedPreferences</w:t>
-      </w:r>
-      <w:r>
-        <w:t xml:space="preserve"> để chạy được ngay không cần backend.</w:t>
+        <w:pStyle w:val="Heading2"/>
+      </w:pPr>
+      <w:r>
+        <w:rPr>
+          <w:rFonts w:ascii="Times New Roman" w:hAnsi="Times New Roman"/>
+          <w:color w:val="0058BB"/>
+          <w:sz w:val="32"/>
+        </w:rPr>
+        <w:t>IV. CÁC CHỨC NĂNG ĐÃ TRIỂN KHAI</w:t>
       </w:r>
     </w:p>
     <w:p>
       <w:pPr>
-        <w:pStyle w:val="ListBullet"/>
-        <w:ind w:left="680"/>
-      </w:pPr>
-      <w:r>
-        <w:t>Dựng giao diện Kanban 3 tab (Cần làm / Đang làm / Hoàn thành).</w:t>
+        <w:pStyle w:val="Heading3"/>
+      </w:pPr>
+      <w:r>
+        <w:rPr>
+          <w:rFonts w:ascii="Times New Roman" w:hAnsi="Times New Roman"/>
+          <w:color w:val="2D2F33"/>
+          <w:sz w:val="26"/>
+        </w:rPr>
+        <w:t>1. Đăng nhập đa phương thức</w:t>
       </w:r>
     </w:p>
     <w:p>
       <w:pPr>
-        <w:pStyle w:val="ListBullet"/>
-        <w:ind w:left="340"/>
-      </w:pPr>
-      <w:r>
-        <w:rPr>
-          <w:b/>
-        </w:rPr>
-        <w:t>Sprint 2 – Tích hợp Backend Cloud</w:t>
+        <w:spacing w:after="120" w:line="336" w:lineRule="auto"/>
+      </w:pPr>
+      <w:r>
+        <w:t>Người dùng có ba lựa chọn để bắt đầu sử dụng. Lựa chọn thứ nhất là đăng nhập bằng Google qua Supabase OAuth — luồng này được thiết kế "in-app" bằng cách mở Chrome Custom Tab (</w:t>
+      </w:r>
+      <w:r>
+        <w:rPr>
+          <w:rFonts w:ascii="Consolas" w:hAnsi="Consolas"/>
+          <w:color w:val="C7254E"/>
+          <w:sz w:val="22"/>
+        </w:rPr>
+        <w:t>LaunchMode.inAppBrowserView</w:t>
+      </w:r>
+      <w:r>
+        <w:t xml:space="preserve">) thay vì WebView, vừa được Google cho phép vừa cho cảm giác mượt như các app hiện đại. Sau khi xác thực xong, Supabase redirect về deep link </w:t>
+      </w:r>
+      <w:r>
+        <w:rPr>
+          <w:rFonts w:ascii="Consolas" w:hAnsi="Consolas"/>
+          <w:color w:val="C7254E"/>
+          <w:sz w:val="22"/>
+        </w:rPr>
+        <w:t>com.psntask.psntask://login-callback/</w:t>
+      </w:r>
+      <w:r>
+        <w:t xml:space="preserve"> đã đăng ký trong </w:t>
+      </w:r>
+      <w:r>
+        <w:rPr>
+          <w:rFonts w:ascii="Consolas" w:hAnsi="Consolas"/>
+          <w:color w:val="C7254E"/>
+          <w:sz w:val="22"/>
+        </w:rPr>
+        <w:t>AndroidManifest.xml</w:t>
+      </w:r>
+      <w:r>
+        <w:t>.</w:t>
       </w:r>
     </w:p>
     <w:p>
       <w:pPr>
-        <w:pStyle w:val="ListBullet"/>
-        <w:ind w:left="680"/>
-      </w:pPr>
-      <w:r>
-        <w:t xml:space="preserve">Tạo project Supabase, thiết kế bảng </w:t>
-      </w:r>
-      <w:r>
-        <w:rPr>
-          <w:rFonts w:ascii="Consolas" w:hAnsi="Consolas"/>
-          <w:color w:val="C7254E"/>
-          <w:sz w:val="21"/>
-        </w:rPr>
-        <w:t>tasks</w:t>
-      </w:r>
-      <w:r>
-        <w:t xml:space="preserve"> với PostgreSQL.</w:t>
+        <w:spacing w:after="120" w:line="336" w:lineRule="auto"/>
+      </w:pPr>
+      <w:r>
+        <w:t xml:space="preserve">Lựa chọn thứ hai là đăng ký hoặc đăng nhập bằng email và mật khẩu. Form có validation nhẹ (định dạng email và mật khẩu tối thiểu 6 ký tự), nút mắt để hiện/ẩn mật khẩu. Lựa chọn thứ ba là chế độ khách: bỏ qua đăng nhập và lưu task trực tiếp lên </w:t>
+      </w:r>
+      <w:r>
+        <w:rPr>
+          <w:rFonts w:ascii="Consolas" w:hAnsi="Consolas"/>
+          <w:color w:val="C7254E"/>
+          <w:sz w:val="22"/>
+        </w:rPr>
+        <w:t>SharedPreferences</w:t>
+      </w:r>
+      <w:r>
+        <w:t xml:space="preserve"> của máy. Phiên đăng nhập được duy trì giữa các lần mở app, và mọi thay đổi trạng thái đều được lắng nghe qua </w:t>
+      </w:r>
+      <w:r>
+        <w:rPr>
+          <w:rFonts w:ascii="Consolas" w:hAnsi="Consolas"/>
+          <w:color w:val="C7254E"/>
+          <w:sz w:val="22"/>
+        </w:rPr>
+        <w:t>Supabase.auth.onAuthStateChange</w:t>
+      </w:r>
+      <w:r>
+        <w:t>, nên việc chuyển giữa các màn hình diễn ra hoàn toàn tự động.</w:t>
       </w:r>
     </w:p>
     <w:p>
       <w:pPr>
-        <w:pStyle w:val="ListBullet"/>
-        <w:ind w:left="680"/>
-      </w:pPr>
-      <w:r>
-        <w:t xml:space="preserve">Viết migration SQL kèm </w:t>
-      </w:r>
-      <w:r>
-        <w:rPr>
-          <w:b/>
-        </w:rPr>
-        <w:t>Row Level Security (RLS)</w:t>
-      </w:r>
-      <w:r>
-        <w:t xml:space="preserve"> cô lập dữ liệu theo </w:t>
-      </w:r>
-      <w:r>
-        <w:rPr>
-          <w:rFonts w:ascii="Consolas" w:hAnsi="Consolas"/>
-          <w:color w:val="C7254E"/>
-          <w:sz w:val="21"/>
-        </w:rPr>
-        <w:t>user_id</w:t>
-      </w:r>
-      <w:r>
-        <w:t>.</w:t>
+        <w:pStyle w:val="Heading3"/>
+      </w:pPr>
+      <w:r>
+        <w:rPr>
+          <w:rFonts w:ascii="Times New Roman" w:hAnsi="Times New Roman"/>
+          <w:color w:val="2D2F33"/>
+          <w:sz w:val="26"/>
+        </w:rPr>
+        <w:t>2. Bảng Kanban và quản lý Task</w:t>
       </w:r>
     </w:p>
     <w:p>
       <w:pPr>
-        <w:pStyle w:val="ListBullet"/>
-        <w:ind w:left="680"/>
-      </w:pPr>
-      <w:r>
-        <w:t xml:space="preserve">Viết </w:t>
-      </w:r>
-      <w:r>
-        <w:rPr>
-          <w:rFonts w:ascii="Consolas" w:hAnsi="Consolas"/>
-          <w:color w:val="C7254E"/>
-          <w:sz w:val="21"/>
-        </w:rPr>
-        <w:t>SupabaseTaskRepository</w:t>
-      </w:r>
-      <w:r>
-        <w:t xml:space="preserve"> thực hiện CRUD và đặc biệt là </w:t>
-      </w:r>
-      <w:r>
-        <w:rPr>
-          <w:b/>
-        </w:rPr>
-        <w:t>stream realtime</w:t>
-      </w:r>
-      <w:r>
-        <w:t xml:space="preserve"> qua </w:t>
-      </w:r>
-      <w:r>
-        <w:rPr>
-          <w:rFonts w:ascii="Consolas" w:hAnsi="Consolas"/>
-          <w:color w:val="C7254E"/>
-          <w:sz w:val="21"/>
-        </w:rPr>
-        <w:t>supabase.from('tasks').stream()</w:t>
-      </w:r>
-      <w:r>
-        <w:t>.</w:t>
+        <w:spacing w:after="120" w:line="336" w:lineRule="auto"/>
+      </w:pPr>
+      <w:r>
+        <w:t xml:space="preserve">Bảng chính gồm 3 tab Cần làm / Đang làm / Hoàn thành; mỗi cột là một </w:t>
+      </w:r>
+      <w:r>
+        <w:rPr>
+          <w:rFonts w:ascii="Consolas" w:hAnsi="Consolas"/>
+          <w:color w:val="C7254E"/>
+          <w:sz w:val="22"/>
+        </w:rPr>
+        <w:t>ListView</w:t>
+      </w:r>
+      <w:r>
+        <w:t xml:space="preserve"> cuộn độc lập với các card kính mờ. Mỗi card hiển thị pill độ ưu tiên (THẤP/VỪA/CAO), tên công việc, mô tả tối đa 3 dòng, badge hạn (nếu có) và một dải màu 4 px bên trái theo độ ưu tiên.</w:t>
       </w:r>
     </w:p>
     <w:p>
       <w:pPr>
-        <w:pStyle w:val="ListBullet"/>
-        <w:ind w:left="680"/>
-      </w:pPr>
-      <w:r>
-        <w:t xml:space="preserve">Triển khai xác thực Email/Password và </w:t>
-      </w:r>
-      <w:r>
-        <w:rPr>
-          <w:b/>
-        </w:rPr>
-        <w:t>Google OAuth</w:t>
-      </w:r>
-      <w:r>
-        <w:t xml:space="preserve"> với deep link </w:t>
-      </w:r>
-      <w:r>
-        <w:rPr>
-          <w:rFonts w:ascii="Consolas" w:hAnsi="Consolas"/>
-          <w:color w:val="C7254E"/>
-          <w:sz w:val="21"/>
-        </w:rPr>
-        <w:t>com.psntask.psntask://login-callback/</w:t>
-      </w:r>
-      <w:r>
-        <w:t>.</w:t>
+        <w:spacing w:after="120" w:line="336" w:lineRule="auto"/>
+      </w:pPr>
+      <w:r>
+        <w:t xml:space="preserve">Tất cả các thao tác CRUD đều được hỗ trợ: thêm mới qua bottom sheet kính mờ (nhập tên, mô tả, độ ưu tiên, hạn), đọc realtime qua </w:t>
+      </w:r>
+      <w:r>
+        <w:rPr>
+          <w:rFonts w:ascii="Consolas" w:hAnsi="Consolas"/>
+          <w:color w:val="C7254E"/>
+          <w:sz w:val="22"/>
+        </w:rPr>
+        <w:t>tasksStreamProvider</w:t>
+      </w:r>
+      <w:r>
+        <w:t>, sửa bằng cách bấm vào card (sheet mở lại với dữ liệu cũ, sửa được mọi trường), xóa với hộp thoại xác nhận kèm tên task để tránh xóa nhầm. Chuyển trạng thái có thể làm theo hai cách: mở action sheet để chọn cột mới, hoặc kéo-thả thẳng. Mọi thao tác đều có SnackBar floating phản hồi, hiển thị màu đỏ khi gặp lỗi mạng hoặc server.</w:t>
       </w:r>
     </w:p>
     <w:p>
       <w:pPr>
-        <w:pStyle w:val="ListBullet"/>
-        <w:ind w:left="680"/>
-      </w:pPr>
-      <w:r>
-        <w:t xml:space="preserve">Xây </w:t>
-      </w:r>
-      <w:r>
-        <w:rPr>
-          <w:rFonts w:ascii="Consolas" w:hAnsi="Consolas"/>
-          <w:color w:val="C7254E"/>
-          <w:sz w:val="21"/>
-        </w:rPr>
-        <w:t>AppState</w:t>
-      </w:r>
-      <w:r>
-        <w:t xml:space="preserve"> quản lý 3 trạng thái phiên: </w:t>
-      </w:r>
-      <w:r>
-        <w:rPr>
-          <w:rFonts w:ascii="Consolas" w:hAnsi="Consolas"/>
-          <w:color w:val="C7254E"/>
-          <w:sz w:val="21"/>
-        </w:rPr>
-        <w:t>none</w:t>
-      </w:r>
-      <w:r>
-        <w:t xml:space="preserve"> / </w:t>
-      </w:r>
-      <w:r>
-        <w:rPr>
-          <w:rFonts w:ascii="Consolas" w:hAnsi="Consolas"/>
-          <w:color w:val="C7254E"/>
-          <w:sz w:val="21"/>
-        </w:rPr>
-        <w:t>cloud</w:t>
-      </w:r>
-      <w:r>
-        <w:t xml:space="preserve"> / </w:t>
-      </w:r>
-      <w:r>
-        <w:rPr>
-          <w:rFonts w:ascii="Consolas" w:hAnsi="Consolas"/>
-          <w:color w:val="C7254E"/>
-          <w:sz w:val="21"/>
-        </w:rPr>
-        <w:t>guest</w:t>
-      </w:r>
-      <w:r>
-        <w:t xml:space="preserve"> và </w:t>
-      </w:r>
-      <w:r>
-        <w:rPr>
-          <w:rFonts w:ascii="Consolas" w:hAnsi="Consolas"/>
-          <w:color w:val="C7254E"/>
-          <w:sz w:val="21"/>
-        </w:rPr>
-        <w:t>taskRepositoryProvider</w:t>
-      </w:r>
-      <w:r>
-        <w:t xml:space="preserve"> tự chọn kho dữ liệu phù hợp.</w:t>
+        <w:pStyle w:val="Heading3"/>
+      </w:pPr>
+      <w:r>
+        <w:rPr>
+          <w:rFonts w:ascii="Times New Roman" w:hAnsi="Times New Roman"/>
+          <w:color w:val="2D2F33"/>
+          <w:sz w:val="26"/>
+        </w:rPr>
+        <w:t>3. Kéo-thả giữa các cột</w:t>
       </w:r>
     </w:p>
     <w:p>
       <w:pPr>
-        <w:pStyle w:val="ListBullet"/>
-        <w:ind w:left="340"/>
-      </w:pPr>
-      <w:r>
-        <w:rPr>
-          <w:b/>
-        </w:rPr>
-        <w:t>Sprint 3 – Hoàn thiện UI/UX &amp; Kiểm thử</w:t>
+        <w:spacing w:after="120" w:line="336" w:lineRule="auto"/>
+      </w:pPr>
+      <w:r>
+        <w:t xml:space="preserve">Để chuyển status nhanh, người dùng có thể long-press một card khoảng 280 ms — máy rung nhẹ và card "lift up" để báo hiệu đã vào chế độ kéo. Khi đang kéo, một card "ma" hiện ra dưới ngón tay, </w:t>
+      </w:r>
+      <w:r>
+        <w:lastRenderedPageBreak/>
+        <w:t xml:space="preserve">xoay nhẹ và đổ bóng theo màu độ ưu tiên. Ba tab header trên cùng đồng thời trở thành drop target: tab nào được hover sẽ sáng viền xanh chủ đạo. Thả tay vào tab khác sẽ cập nhật </w:t>
+      </w:r>
+      <w:r>
+        <w:rPr>
+          <w:rFonts w:ascii="Consolas" w:hAnsi="Consolas"/>
+          <w:color w:val="C7254E"/>
+          <w:sz w:val="22"/>
+        </w:rPr>
+        <w:t>status</w:t>
+      </w:r>
+      <w:r>
+        <w:t xml:space="preserve">, tự chuyển tab và hiện SnackBar xác nhận; thả vào cùng cột thì bị chặn ngay từ </w:t>
+      </w:r>
+      <w:r>
+        <w:rPr>
+          <w:rFonts w:ascii="Consolas" w:hAnsi="Consolas"/>
+          <w:color w:val="C7254E"/>
+          <w:sz w:val="22"/>
+        </w:rPr>
+        <w:t>onWillAcceptWithDetails</w:t>
+      </w:r>
+      <w:r>
+        <w:t>.</w:t>
       </w:r>
     </w:p>
     <w:p>
       <w:pPr>
-        <w:pStyle w:val="ListBullet"/>
-        <w:ind w:left="680"/>
-      </w:pPr>
-      <w:r>
-        <w:t xml:space="preserve">Thiết kế lại toàn bộ giao diện theo phong cách </w:t>
-      </w:r>
-      <w:r>
-        <w:rPr>
-          <w:b/>
-        </w:rPr>
-        <w:t>"Fluid Luminary" – Liquid Glass</w:t>
-      </w:r>
-      <w:r>
-        <w:t xml:space="preserve">: </w:t>
-      </w:r>
-      <w:r>
-        <w:rPr>
-          <w:rFonts w:ascii="Consolas" w:hAnsi="Consolas"/>
-          <w:color w:val="C7254E"/>
-          <w:sz w:val="21"/>
-        </w:rPr>
-        <w:t>GlassContainer</w:t>
-      </w:r>
-      <w:r>
-        <w:t xml:space="preserve">, </w:t>
-      </w:r>
-      <w:r>
-        <w:rPr>
-          <w:rFonts w:ascii="Consolas" w:hAnsi="Consolas"/>
-          <w:color w:val="C7254E"/>
-          <w:sz w:val="21"/>
-        </w:rPr>
-        <w:t>GlassButton</w:t>
-      </w:r>
-      <w:r>
-        <w:t xml:space="preserve">, </w:t>
-      </w:r>
-      <w:r>
-        <w:rPr>
-          <w:rFonts w:ascii="Consolas" w:hAnsi="Consolas"/>
-          <w:color w:val="C7254E"/>
-          <w:sz w:val="21"/>
-        </w:rPr>
-        <w:t>GlassBackground</w:t>
-      </w:r>
-      <w:r>
-        <w:t xml:space="preserve"> với 4 quả cầu gradient mờ ở 4 góc, hiệu ứng </w:t>
-      </w:r>
-      <w:r>
-        <w:rPr>
-          <w:rFonts w:ascii="Consolas" w:hAnsi="Consolas"/>
-          <w:color w:val="C7254E"/>
-          <w:sz w:val="21"/>
-        </w:rPr>
-        <w:t>BackdropFilter</w:t>
-      </w:r>
-      <w:r>
-        <w:t xml:space="preserve"> blur.</w:t>
+        <w:pStyle w:val="Heading3"/>
+      </w:pPr>
+      <w:r>
+        <w:rPr>
+          <w:rFonts w:ascii="Times New Roman" w:hAnsi="Times New Roman"/>
+          <w:color w:val="2D2F33"/>
+          <w:sz w:val="26"/>
+        </w:rPr>
+        <w:t>4. Hạn hoàn thành (Due date)</w:t>
       </w:r>
     </w:p>
     <w:p>
       <w:pPr>
-        <w:pStyle w:val="ListBullet"/>
-        <w:ind w:left="680"/>
-      </w:pPr>
-      <w:r>
-        <w:t xml:space="preserve">Bổ sung </w:t>
-      </w:r>
-      <w:r>
-        <w:rPr>
-          <w:b/>
-        </w:rPr>
-        <w:t>tìm kiếm theo tên</w:t>
-      </w:r>
-      <w:r>
-        <w:t xml:space="preserve"> và </w:t>
-      </w:r>
-      <w:r>
-        <w:rPr>
-          <w:b/>
-        </w:rPr>
-        <w:t>lọc theo độ ưu tiên</w:t>
-      </w:r>
-      <w:r>
-        <w:t xml:space="preserve"> (Low / Medium / High) bằng chip.</w:t>
+        <w:spacing w:after="120" w:line="336" w:lineRule="auto"/>
+      </w:pPr>
+      <w:r>
+        <w:t>Mỗi task có thể được gán một hạn hoàn thành tùy chọn qua date picker Material 3 (đã việt hóa). Trên card, hạn được hiển thị bằng badge thông minh phân tầng theo mức khẩn: đỏ khi đã quá hạn, cam cho hôm nay hoặc ngày mai, xanh dương cho khoảng còn dưới 7 ngày, xám cho ngày xa hơn, và gạch ngang khi task đã hoàn thành. Cách phối màu này cho phép người dùng nhận diện việc gấp chỉ trong một cái liếc.</w:t>
       </w:r>
     </w:p>
     <w:p>
       <w:pPr>
-        <w:pStyle w:val="ListBullet"/>
-        <w:ind w:left="680"/>
-      </w:pPr>
-      <w:r>
-        <w:t>Bổ sung bottom sheet kính mờ để thêm/sửa task, action sheet chuyển trạng thái.</w:t>
+        <w:pStyle w:val="Heading3"/>
+      </w:pPr>
+      <w:r>
+        <w:rPr>
+          <w:rFonts w:ascii="Times New Roman" w:hAnsi="Times New Roman"/>
+          <w:color w:val="2D2F33"/>
+          <w:sz w:val="26"/>
+        </w:rPr>
+        <w:t>5. Tìm kiếm, Lọc và Sắp xếp</w:t>
       </w:r>
     </w:p>
     <w:p>
       <w:pPr>
-        <w:pStyle w:val="ListBullet"/>
-        <w:ind w:left="680"/>
-      </w:pPr>
-      <w:r>
-        <w:t xml:space="preserve">Thêm </w:t>
-      </w:r>
-      <w:r>
-        <w:rPr>
-          <w:b/>
-        </w:rPr>
-        <w:t>badge phân biệt</w:t>
-      </w:r>
-      <w:r>
-        <w:t xml:space="preserve"> "Cloud" (xanh) / "Cục bộ" (cam) ở AppBar để người dùng biết dữ liệu đang lưu ở đâu.</w:t>
+        <w:spacing w:after="120" w:line="336" w:lineRule="auto"/>
+      </w:pPr>
+      <w:r>
+        <w:t>Phía trên bảng Kanban có một thanh tìm kiếm theo tên công việc (lọc ngay khi gõ, không phân biệt hoa thường) và một dải chip lọc theo độ ưu tiên (Tất cả / THẤP / VỪA / CAO). Hai bộ lọc kết hợp được với nhau; nếu không tìm thấy, ứng dụng hiển thị thông báo "Không có việc nào khớp bộ lọc" thay vì bảng rỗng vô nghĩa.</w:t>
       </w:r>
     </w:p>
     <w:p>
       <w:pPr>
-        <w:pStyle w:val="ListBullet"/>
-        <w:ind w:left="680"/>
-      </w:pPr>
-      <w:r>
-        <w:lastRenderedPageBreak/>
-        <w:t>Kiểm thử thủ công các luồng: đăng nhập, đăng xuất, chuyển chế độ khách, mất mạng, xung đột dữ liệu.</w:t>
+        <w:spacing w:after="120" w:line="336" w:lineRule="auto"/>
+      </w:pPr>
+      <w:r>
+        <w:t>Bên cạnh đó, một nút sắp xếp trên header mở ra menu 4 chế độ — Mới nhất trước (mặc định), Cũ nhất trước, Theo độ ưu tiên (Cao → Vừa → Thấp), và Theo hạn (gần nhất trước, task không có hạn xuống cuối). Lựa chọn áp dụng đồng thời cho cả 3 cột.</w:t>
       </w:r>
     </w:p>
     <w:p>
       <w:pPr>
-        <w:spacing w:before="240" w:after="120"/>
-      </w:pPr>
-      <w:r>
-        <w:rPr>
-          <w:b/>
+        <w:pStyle w:val="Heading3"/>
+      </w:pPr>
+      <w:r>
+        <w:rPr>
+          <w:rFonts w:ascii="Times New Roman" w:hAnsi="Times New Roman"/>
           <w:color w:val="2D2F33"/>
           <w:sz w:val="26"/>
         </w:rPr>
-        <w:t>2. Thiết kế hệ thống (Clean Architecture 3 lớp)</w:t>
+        <w:t>6. Đồng bộ Realtime</w:t>
       </w:r>
     </w:p>
     <w:p>
       <w:pPr>
-        <w:spacing w:after="80"/>
-      </w:pPr>
-      <w:r>
-        <w:t xml:space="preserve">Thư mục </w:t>
-      </w:r>
-      <w:r>
-        <w:rPr>
-          <w:rFonts w:ascii="Consolas" w:hAnsi="Consolas"/>
-          <w:color w:val="C7254E"/>
-          <w:sz w:val="21"/>
-        </w:rPr>
-        <w:t>lib/</w:t>
-      </w:r>
-      <w:r>
-        <w:t xml:space="preserve"> được tổ chức theo </w:t>
-      </w:r>
-      <w:r>
-        <w:rPr>
-          <w:b/>
-        </w:rPr>
-        <w:t>Feature-first + Clean Architecture</w:t>
-      </w:r>
-      <w:r>
-        <w:t>:</w:t>
+        <w:spacing w:after="120" w:line="336" w:lineRule="auto"/>
+      </w:pPr>
+      <w:r>
+        <w:t xml:space="preserve">Khi đăng nhập cloud, dữ liệu được kéo về qua </w:t>
+      </w:r>
+      <w:r>
+        <w:rPr>
+          <w:rFonts w:ascii="Consolas" w:hAnsi="Consolas"/>
+          <w:color w:val="C7254E"/>
+          <w:sz w:val="22"/>
+        </w:rPr>
+        <w:t>supabase.from('tasks').stream()</w:t>
+      </w:r>
+      <w:r>
+        <w:t xml:space="preserve"> và cập nhật ngay khi có thay đổi: mở app trên hai thiết bị, thêm task ở thiết bị A thì thiết bị B nhận trong vài trăm milisecond mà không cần làm mới. Ở chế độ khách, một </w:t>
+      </w:r>
+      <w:r>
+        <w:rPr>
+          <w:rFonts w:ascii="Consolas" w:hAnsi="Consolas"/>
+          <w:color w:val="C7254E"/>
+          <w:sz w:val="22"/>
+        </w:rPr>
+        <w:t>StreamController.broadcast()</w:t>
+      </w:r>
+      <w:r>
+        <w:t xml:space="preserve"> nội bộ giữ vai trò tương tự để UI vẫn cập nhật reactive khi dữ liệu local đổi.</w:t>
       </w:r>
     </w:p>
     <w:p>
       <w:pPr>
-        <w:shd w:val="clear" w:color="auto" w:fill="F5F5F7"/>
-        <w:spacing w:before="80" w:after="120"/>
-        <w:ind w:left="283"/>
-      </w:pPr>
-      <w:r>
-        <w:rPr>
-          <w:rFonts w:ascii="Consolas" w:hAnsi="Consolas"/>
+        <w:pStyle w:val="Heading3"/>
+      </w:pPr>
+      <w:r>
+        <w:rPr>
+          <w:rFonts w:ascii="Times New Roman" w:hAnsi="Times New Roman"/>
           <w:color w:val="2D2F33"/>
-          <w:sz w:val="20"/>
-        </w:rPr>
-        <w:t>lib/</w:t>
-      </w:r>
-      <w:r>
-        <w:rPr>
-          <w:rFonts w:ascii="Consolas" w:hAnsi="Consolas"/>
-          <w:color w:val="2D2F33"/>
-          <w:sz w:val="20"/>
-        </w:rPr>
-        <w:br/>
-        <w:t>├── main.dart                             ← Entry point + AuthWrapper</w:t>
-      </w:r>
-      <w:r>
-        <w:rPr>
-          <w:rFonts w:ascii="Consolas" w:hAnsi="Consolas"/>
-          <w:color w:val="2D2F33"/>
-          <w:sz w:val="20"/>
-        </w:rPr>
-        <w:br/>
-        <w:t>├── core/</w:t>
-      </w:r>
-      <w:r>
-        <w:rPr>
-          <w:rFonts w:ascii="Consolas" w:hAnsi="Consolas"/>
-          <w:color w:val="2D2F33"/>
-          <w:sz w:val="20"/>
-        </w:rPr>
-        <w:br/>
-        <w:t>│   ├── app_state.dart                    ← Quản lý SessionType (none/cloud/guest)</w:t>
-      </w:r>
-      <w:r>
-        <w:rPr>
-          <w:rFonts w:ascii="Consolas" w:hAnsi="Consolas"/>
-          <w:color w:val="2D2F33"/>
-          <w:sz w:val="20"/>
-        </w:rPr>
-        <w:br/>
-        <w:t>│   ├── constants/supabase_constants.dart ← Đọc .env</w:t>
-      </w:r>
-      <w:r>
-        <w:rPr>
-          <w:rFonts w:ascii="Consolas" w:hAnsi="Consolas"/>
-          <w:color w:val="2D2F33"/>
-          <w:sz w:val="20"/>
-        </w:rPr>
-        <w:br/>
-        <w:t>│   ├── theme/app_theme.dart              ← Material 3 theme tùy biến</w:t>
-      </w:r>
-      <w:r>
-        <w:rPr>
-          <w:rFonts w:ascii="Consolas" w:hAnsi="Consolas"/>
-          <w:color w:val="2D2F33"/>
-          <w:sz w:val="20"/>
-        </w:rPr>
-        <w:br/>
-        <w:t>│   └── widgets/glass.dart                ← GlassContainer, GlassButton, GlassBackground</w:t>
-      </w:r>
-      <w:r>
-        <w:rPr>
-          <w:rFonts w:ascii="Consolas" w:hAnsi="Consolas"/>
-          <w:color w:val="2D2F33"/>
-          <w:sz w:val="20"/>
-        </w:rPr>
-        <w:br/>
-        <w:t>└── features/</w:t>
-      </w:r>
-      <w:r>
-        <w:rPr>
-          <w:rFonts w:ascii="Consolas" w:hAnsi="Consolas"/>
-          <w:color w:val="2D2F33"/>
-          <w:sz w:val="20"/>
-        </w:rPr>
-        <w:br/>
-        <w:t xml:space="preserve">    ├── auth/</w:t>
-      </w:r>
-      <w:r>
-        <w:rPr>
-          <w:rFonts w:ascii="Consolas" w:hAnsi="Consolas"/>
-          <w:color w:val="2D2F33"/>
-          <w:sz w:val="20"/>
-        </w:rPr>
-        <w:br/>
-        <w:t xml:space="preserve">    │   └── presentation/</w:t>
-      </w:r>
-      <w:r>
-        <w:rPr>
-          <w:rFonts w:ascii="Consolas" w:hAnsi="Consolas"/>
-          <w:color w:val="2D2F33"/>
-          <w:sz w:val="20"/>
-        </w:rPr>
-        <w:br/>
-        <w:t xml:space="preserve">    │       ├── login_screen.dart         ← Google / Email / Guest</w:t>
-      </w:r>
-      <w:r>
-        <w:rPr>
-          <w:rFonts w:ascii="Consolas" w:hAnsi="Consolas"/>
-          <w:color w:val="2D2F33"/>
-          <w:sz w:val="20"/>
-        </w:rPr>
-        <w:br/>
-        <w:t xml:space="preserve">    │       └── email_auth_screen.dart    ← TabBar đăng nhập / đăng ký</w:t>
-      </w:r>
-      <w:r>
-        <w:rPr>
-          <w:rFonts w:ascii="Consolas" w:hAnsi="Consolas"/>
-          <w:color w:val="2D2F33"/>
-          <w:sz w:val="20"/>
-        </w:rPr>
-        <w:br/>
-        <w:t xml:space="preserve">    └── kanban/</w:t>
-      </w:r>
-      <w:r>
-        <w:rPr>
-          <w:rFonts w:ascii="Consolas" w:hAnsi="Consolas"/>
-          <w:color w:val="2D2F33"/>
-          <w:sz w:val="20"/>
-        </w:rPr>
-        <w:br/>
-        <w:t xml:space="preserve">        ├── domain/models/task_model.dart ← TaskModel, TaskStatus, TaskPriority</w:t>
-      </w:r>
-      <w:r>
-        <w:rPr>
-          <w:rFonts w:ascii="Consolas" w:hAnsi="Consolas"/>
-          <w:color w:val="2D2F33"/>
-          <w:sz w:val="20"/>
-        </w:rPr>
-        <w:br/>
-        <w:t xml:space="preserve">        ├── data/</w:t>
-      </w:r>
-      <w:r>
-        <w:rPr>
-          <w:rFonts w:ascii="Consolas" w:hAnsi="Consolas"/>
-          <w:color w:val="2D2F33"/>
-          <w:sz w:val="20"/>
-        </w:rPr>
-        <w:br/>
-        <w:t xml:space="preserve">        │   ├── task_repository.dart      ← Abstract + SupabaseTaskRepository</w:t>
-      </w:r>
-      <w:r>
-        <w:rPr>
-          <w:rFonts w:ascii="Consolas" w:hAnsi="Consolas"/>
-          <w:color w:val="2D2F33"/>
-          <w:sz w:val="20"/>
-        </w:rPr>
-        <w:br/>
-        <w:t xml:space="preserve">        │   └── local_task_repository.dart← Guest mode dùng SharedPreferences</w:t>
-      </w:r>
-      <w:r>
-        <w:rPr>
-          <w:rFonts w:ascii="Consolas" w:hAnsi="Consolas"/>
-          <w:color w:val="2D2F33"/>
-          <w:sz w:val="20"/>
-        </w:rPr>
-        <w:br/>
-        <w:t xml:space="preserve">        └── presentation/</w:t>
-      </w:r>
-      <w:r>
-        <w:rPr>
-          <w:rFonts w:ascii="Consolas" w:hAnsi="Consolas"/>
-          <w:color w:val="2D2F33"/>
-          <w:sz w:val="20"/>
-        </w:rPr>
-        <w:br/>
-        <w:t xml:space="preserve">            ├── kanban_board_screen.dart  ← Màn hình chính Kanban</w:t>
-      </w:r>
-      <w:r>
-        <w:rPr>
-          <w:rFonts w:ascii="Consolas" w:hAnsi="Consolas"/>
-          <w:color w:val="2D2F33"/>
-          <w:sz w:val="20"/>
-        </w:rPr>
-        <w:br/>
-        <w:t xml:space="preserve">            └── providers/task_provider.dart</w:t>
+          <w:sz w:val="26"/>
+        </w:rPr>
+        <w:t>7. Trang Hoạt động (Stats)</w:t>
       </w:r>
     </w:p>
     <w:p>
       <w:pPr>
-        <w:spacing w:after="80"/>
-      </w:pPr>
-      <w:r>
-        <w:rPr>
-          <w:b/>
-        </w:rPr>
-        <w:t>Điểm nổi bật kiến trúc:</w:t>
+        <w:spacing w:after="120" w:line="336" w:lineRule="auto"/>
+      </w:pPr>
+      <w:r>
+        <w:t xml:space="preserve">Trang Hoạt động cung cấp một cái nhìn tổng quát về tiến độ. Trung tâm là một vòng tròn tiến độ vẽ tay bằng </w:t>
+      </w:r>
+      <w:r>
+        <w:rPr>
+          <w:rFonts w:ascii="Consolas" w:hAnsi="Consolas"/>
+          <w:color w:val="C7254E"/>
+          <w:sz w:val="22"/>
+        </w:rPr>
+        <w:t>CustomPaint</w:t>
+      </w:r>
+      <w:r>
+        <w:t xml:space="preserve"> (gradient từ primary đến primaryContainer) với phần trăm hoàn thành lớn ở giữa. Bên dưới là 4 ô thống kê (Hoàn thành, Đang làm, Cần làm, Tổng) sắp xếp 2×2 với màu phân biệt; cuối trang là biểu đồ phân bổ theo độ ưu tiên dùng </w:t>
+      </w:r>
+      <w:r>
+        <w:rPr>
+          <w:rFonts w:ascii="Consolas" w:hAnsi="Consolas"/>
+          <w:color w:val="C7254E"/>
+          <w:sz w:val="22"/>
+        </w:rPr>
+        <w:t>LinearProgressIndicator</w:t>
+      </w:r>
+      <w:r>
+        <w:t xml:space="preserve"> để thể hiện tỉ lệ tương đối. Khi chưa có dữ liệu, trang hiển thị empty state với hướng dẫn thay vì ring 0% trống.</w:t>
       </w:r>
     </w:p>
     <w:p>
       <w:pPr>
-        <w:pStyle w:val="ListBullet"/>
-        <w:ind w:left="340"/>
-      </w:pPr>
-      <w:r>
-        <w:rPr>
-          <w:b/>
-        </w:rPr>
-        <w:t>Repository Pattern:</w:t>
-      </w:r>
-      <w:r>
-        <w:t xml:space="preserve"> Interface </w:t>
-      </w:r>
-      <w:r>
-        <w:rPr>
-          <w:rFonts w:ascii="Consolas" w:hAnsi="Consolas"/>
-          <w:color w:val="C7254E"/>
-          <w:sz w:val="21"/>
-        </w:rPr>
-        <w:t>TaskRepository</w:t>
-      </w:r>
-      <w:r>
-        <w:t xml:space="preserve"> chung, có 2 cài đặt — </w:t>
-      </w:r>
-      <w:r>
-        <w:rPr>
-          <w:rFonts w:ascii="Consolas" w:hAnsi="Consolas"/>
-          <w:color w:val="C7254E"/>
-          <w:sz w:val="21"/>
-        </w:rPr>
-        <w:t>SupabaseTaskRepository</w:t>
-      </w:r>
-      <w:r>
-        <w:t xml:space="preserve"> (cloud, realtime) và </w:t>
-      </w:r>
-      <w:r>
-        <w:rPr>
-          <w:rFonts w:ascii="Consolas" w:hAnsi="Consolas"/>
-          <w:color w:val="C7254E"/>
-          <w:sz w:val="21"/>
-        </w:rPr>
-        <w:t>LocalTaskRepository</w:t>
-      </w:r>
-      <w:r>
-        <w:t xml:space="preserve"> (khách, SharedPreferences). Lớp trình bày không cần biết dữ liệu đang lưu ở đâu.</w:t>
+        <w:pStyle w:val="Heading3"/>
+      </w:pPr>
+      <w:r>
+        <w:rPr>
+          <w:rFonts w:ascii="Times New Roman" w:hAnsi="Times New Roman"/>
+          <w:color w:val="2D2F33"/>
+          <w:sz w:val="26"/>
+        </w:rPr>
+        <w:t>8. Trang Hồ sơ</w:t>
       </w:r>
     </w:p>
     <w:p>
       <w:pPr>
-        <w:pStyle w:val="ListBullet"/>
-        <w:ind w:left="340"/>
-      </w:pPr>
-      <w:r>
-        <w:rPr>
-          <w:b/>
-        </w:rPr>
-        <w:t>Riverpod Provider động:</w:t>
-      </w:r>
-      <w:r>
-        <w:t xml:space="preserve"> </w:t>
-      </w:r>
-      <w:r>
-        <w:rPr>
-          <w:rFonts w:ascii="Consolas" w:hAnsi="Consolas"/>
-          <w:color w:val="C7254E"/>
-          <w:sz w:val="21"/>
-        </w:rPr>
-        <w:t>taskRepositoryProvider</w:t>
-      </w:r>
-      <w:r>
-        <w:t xml:space="preserve"> tự đọc </w:t>
-      </w:r>
-      <w:r>
-        <w:rPr>
-          <w:rFonts w:ascii="Consolas" w:hAnsi="Consolas"/>
-          <w:color w:val="C7254E"/>
-          <w:sz w:val="21"/>
-        </w:rPr>
-        <w:t>AppState.instance.type</w:t>
-      </w:r>
-      <w:r>
-        <w:t xml:space="preserve"> để trả về đúng repository. </w:t>
-      </w:r>
-      <w:r>
-        <w:rPr>
-          <w:rFonts w:ascii="Consolas" w:hAnsi="Consolas"/>
-          <w:color w:val="C7254E"/>
-          <w:sz w:val="21"/>
-        </w:rPr>
-        <w:t>tasksStreamProvider</w:t>
-      </w:r>
-      <w:r>
-        <w:t xml:space="preserve"> là </w:t>
-      </w:r>
-      <w:r>
-        <w:rPr>
-          <w:rFonts w:ascii="Consolas" w:hAnsi="Consolas"/>
-          <w:color w:val="C7254E"/>
-          <w:sz w:val="21"/>
-        </w:rPr>
-        <w:t>StreamProvider.autoDispose</w:t>
-      </w:r>
-      <w:r>
-        <w:t xml:space="preserve"> giúp UI cập nhật tức thì khi dữ liệu đổi.</w:t>
+        <w:spacing w:after="120" w:line="336" w:lineRule="auto"/>
+      </w:pPr>
+      <w:r>
+        <w:t xml:space="preserve">Trang Hồ sơ tập trung tất cả thông tin tài khoản và thao tác phiên. Trên cùng là avatar 108×108 px với gradient xanh chủ đạo — chữ cái đầu email cho chế độ Cloud hoặc icon Person cho chế độ Guest. Một badge ngay dưới avatar phân biệt rõ "Đã đồng bộ Cloud" và "Cục bộ — chỉ máy này". </w:t>
+      </w:r>
+      <w:r>
+        <w:lastRenderedPageBreak/>
+        <w:t>Bên dưới chia làm hai khu vực: Tài khoản (phương thức đăng nhập, ngày tạo) và Ứng dụng (giới thiệu app, đăng xuất với confirm dialog).</w:t>
       </w:r>
     </w:p>
     <w:p>
       <w:pPr>
-        <w:pStyle w:val="ListBullet"/>
-        <w:ind w:left="340"/>
-      </w:pPr>
-      <w:r>
-        <w:rPr>
-          <w:b/>
-        </w:rPr>
-        <w:t>Bảo mật:</w:t>
-      </w:r>
-      <w:r>
-        <w:t xml:space="preserve"> Khóa Supabase đọc qua </w:t>
-      </w:r>
-      <w:r>
-        <w:rPr>
-          <w:rFonts w:ascii="Consolas" w:hAnsi="Consolas"/>
-          <w:color w:val="C7254E"/>
-          <w:sz w:val="21"/>
-        </w:rPr>
-        <w:t>dotenv</w:t>
-      </w:r>
-      <w:r>
-        <w:t xml:space="preserve">, không commit. Trên server bật </w:t>
-      </w:r>
-      <w:r>
-        <w:rPr>
-          <w:b/>
-        </w:rPr>
-        <w:t>Row Level Security</w:t>
-      </w:r>
-      <w:r>
-        <w:t xml:space="preserve"> — user không đăng nhập không đọc được bảng, user đã đăng nhập chỉ đọc được task của chính mình.</w:t>
+        <w:pStyle w:val="Heading3"/>
+      </w:pPr>
+      <w:r>
+        <w:rPr>
+          <w:rFonts w:ascii="Times New Roman" w:hAnsi="Times New Roman"/>
+          <w:color w:val="2D2F33"/>
+          <w:sz w:val="26"/>
+        </w:rPr>
+        <w:t>9. Bottom Navigation và giao diện chung</w:t>
       </w:r>
     </w:p>
     <w:p>
       <w:pPr>
-        <w:spacing w:before="240" w:after="120"/>
-      </w:pPr>
-      <w:r>
-        <w:rPr>
-          <w:b/>
+        <w:spacing w:after="120" w:line="336" w:lineRule="auto"/>
+      </w:pPr>
+      <w:r>
+        <w:t xml:space="preserve">Thanh điều hướng dưới cùng là một pill nổi kính mờ chiếm gần hết chiều rộng, gồm 3 tab Bảng / Hoạt động / Hồ sơ. Tab đang chọn biến thành một nút lớn gradient xanh (icon + label nằm cạnh nhau), các tab còn lại là icon + label xám phía dưới. Vì shell dùng </w:t>
+      </w:r>
+      <w:r>
+        <w:rPr>
+          <w:rFonts w:ascii="Consolas" w:hAnsi="Consolas"/>
+          <w:color w:val="C7254E"/>
+          <w:sz w:val="22"/>
+        </w:rPr>
+        <w:t>IndexedStack</w:t>
+      </w:r>
+      <w:r>
+        <w:t xml:space="preserve"> nên việc chuyển giữa 3 tab không gây mất state.</w:t>
+      </w:r>
+    </w:p>
+    <w:p>
+      <w:pPr>
+        <w:spacing w:after="120" w:line="336" w:lineRule="auto"/>
+      </w:pPr>
+      <w:r>
+        <w:t xml:space="preserve">Toàn bộ giao diện áp dụng phong cách "Liquid Glass" thống nhất: nền mesh gradient với 4 quả cầu radial mờ ở 4 góc, mọi card / dialog / sheet đều có </w:t>
+      </w:r>
+      <w:r>
+        <w:rPr>
+          <w:rFonts w:ascii="Consolas" w:hAnsi="Consolas"/>
+          <w:color w:val="C7254E"/>
+          <w:sz w:val="22"/>
+        </w:rPr>
+        <w:t>BackdropFilter</w:t>
+      </w:r>
+      <w:r>
+        <w:t xml:space="preserve"> blur cộng viền trắng mờ và đổ bóng nhẹ. Button chính dùng gradient có glow, button phụ là kính mờ. Status bar được set icon đậm để hợp nền sáng. Toàn bộ chữ là tiếng Việt.</w:t>
+      </w:r>
+    </w:p>
+    <w:p>
+      <w:pPr>
+        <w:pStyle w:val="Heading3"/>
+      </w:pPr>
+      <w:r>
+        <w:rPr>
+          <w:rFonts w:ascii="Times New Roman" w:hAnsi="Times New Roman"/>
           <w:color w:val="2D2F33"/>
           <w:sz w:val="26"/>
         </w:rPr>
-        <w:t>3. Thiết kế Cơ sở dữ liệu (Supabase / PostgreSQL)</w:t>
+        <w:t>10. Đa nền tảng</w:t>
       </w:r>
     </w:p>
     <w:p>
       <w:pPr>
-        <w:spacing w:after="80"/>
-      </w:pPr>
-      <w:r>
-        <w:t xml:space="preserve">File migration: </w:t>
-      </w:r>
-      <w:r>
-        <w:rPr>
-          <w:rFonts w:ascii="Consolas" w:hAnsi="Consolas"/>
-          <w:color w:val="C7254E"/>
-          <w:sz w:val="21"/>
-        </w:rPr>
-        <w:t>supabase/migrations/20260416000000_create_tasks_table.sql</w:t>
+        <w:spacing w:after="120" w:line="336" w:lineRule="auto"/>
+      </w:pPr>
+      <w:r>
+        <w:t xml:space="preserve">Cùng một codebase chạy được trên Android, iOS, Web, macOS, Windows và Linux. Deep link OAuth chỉ áp dụng cho Android (đã cấu hình trong </w:t>
+      </w:r>
+      <w:r>
+        <w:rPr>
+          <w:rFonts w:ascii="Consolas" w:hAnsi="Consolas"/>
+          <w:color w:val="C7254E"/>
+          <w:sz w:val="22"/>
+        </w:rPr>
+        <w:t>AndroidManifest.xml</w:t>
+      </w:r>
+      <w:r>
+        <w:t xml:space="preserve"> với scheme </w:t>
+      </w:r>
+      <w:r>
+        <w:rPr>
+          <w:rFonts w:ascii="Consolas" w:hAnsi="Consolas"/>
+          <w:color w:val="C7254E"/>
+          <w:sz w:val="22"/>
+        </w:rPr>
+        <w:t>com.psntask.psntask</w:t>
+      </w:r>
+      <w:r>
+        <w:t xml:space="preserve"> host </w:t>
+      </w:r>
+      <w:r>
+        <w:rPr>
+          <w:rFonts w:ascii="Consolas" w:hAnsi="Consolas"/>
+          <w:color w:val="C7254E"/>
+          <w:sz w:val="22"/>
+        </w:rPr>
+        <w:t>login-callback</w:t>
+      </w:r>
+      <w:r>
+        <w:t>); trên các nền tảng chưa hỗ trợ Google Sign-In, nút Google được tự động ẩn để không gây nhầm lẫn.</w:t>
       </w:r>
     </w:p>
     <w:p>
       <w:pPr>
-        <w:shd w:val="clear" w:color="auto" w:fill="F5F5F7"/>
-        <w:spacing w:before="80" w:after="120"/>
-        <w:ind w:left="283"/>
-      </w:pPr>
-      <w:r>
-        <w:rPr>
-          <w:rFonts w:ascii="Consolas" w:hAnsi="Consolas"/>
-          <w:color w:val="2D2F33"/>
-          <w:sz w:val="20"/>
-        </w:rPr>
-        <w:t>CREATE TABLE tasks (</w:t>
-      </w:r>
-      <w:r>
-        <w:rPr>
-          <w:rFonts w:ascii="Consolas" w:hAnsi="Consolas"/>
-          <w:color w:val="2D2F33"/>
-          <w:sz w:val="20"/>
-        </w:rPr>
-        <w:br/>
-        <w:t xml:space="preserve">    id UUID PRIMARY KEY DEFAULT gen_random_uuid(),</w:t>
-      </w:r>
-      <w:r>
-        <w:rPr>
-          <w:rFonts w:ascii="Consolas" w:hAnsi="Consolas"/>
-          <w:color w:val="2D2F33"/>
-          <w:sz w:val="20"/>
-        </w:rPr>
-        <w:br/>
-        <w:t xml:space="preserve">    user_id UUID NOT NULL REFERENCES auth.users(id) DEFAULT auth.uid(),</w:t>
-      </w:r>
-      <w:r>
-        <w:rPr>
-          <w:rFonts w:ascii="Consolas" w:hAnsi="Consolas"/>
-          <w:color w:val="2D2F33"/>
-          <w:sz w:val="20"/>
-        </w:rPr>
-        <w:br/>
-        <w:t xml:space="preserve">    created_at TIMESTAMPTZ NOT NULL DEFAULT NOW(),</w:t>
-      </w:r>
-      <w:r>
-        <w:rPr>
-          <w:rFonts w:ascii="Consolas" w:hAnsi="Consolas"/>
-          <w:color w:val="2D2F33"/>
-          <w:sz w:val="20"/>
-        </w:rPr>
-        <w:br/>
-        <w:t xml:space="preserve">    title TEXT NOT NULL,</w:t>
-      </w:r>
-      <w:r>
-        <w:rPr>
-          <w:rFonts w:ascii="Consolas" w:hAnsi="Consolas"/>
-          <w:color w:val="2D2F33"/>
-          <w:sz w:val="20"/>
-        </w:rPr>
-        <w:br/>
-        <w:t xml:space="preserve">    description TEXT,</w:t>
-      </w:r>
-      <w:r>
-        <w:rPr>
-          <w:rFonts w:ascii="Consolas" w:hAnsi="Consolas"/>
-          <w:color w:val="2D2F33"/>
-          <w:sz w:val="20"/>
-        </w:rPr>
-        <w:br/>
-      </w:r>
-      <w:r>
-        <w:rPr>
-          <w:rFonts w:ascii="Consolas" w:hAnsi="Consolas"/>
-          <w:color w:val="2D2F33"/>
-          <w:sz w:val="20"/>
-        </w:rPr>
-        <w:lastRenderedPageBreak/>
-        <w:t xml:space="preserve">    status TEXT NOT NULL DEFAULT 'todo',     -- 'todo' | 'doing' | 'done'</w:t>
-      </w:r>
-      <w:r>
-        <w:rPr>
-          <w:rFonts w:ascii="Consolas" w:hAnsi="Consolas"/>
-          <w:color w:val="2D2F33"/>
-          <w:sz w:val="20"/>
-        </w:rPr>
-        <w:br/>
-        <w:t xml:space="preserve">    priority TEXT NOT NULL DEFAULT 'medium'  -- 'low'  | 'medium'| 'high'</w:t>
-      </w:r>
-      <w:r>
-        <w:rPr>
-          <w:rFonts w:ascii="Consolas" w:hAnsi="Consolas"/>
-          <w:color w:val="2D2F33"/>
-          <w:sz w:val="20"/>
-        </w:rPr>
-        <w:br/>
-        <w:t>);</w:t>
-      </w:r>
-      <w:r>
-        <w:rPr>
-          <w:rFonts w:ascii="Consolas" w:hAnsi="Consolas"/>
-          <w:color w:val="2D2F33"/>
-          <w:sz w:val="20"/>
-        </w:rPr>
-        <w:br/>
-      </w:r>
-      <w:r>
-        <w:rPr>
-          <w:rFonts w:ascii="Consolas" w:hAnsi="Consolas"/>
-          <w:color w:val="2D2F33"/>
-          <w:sz w:val="20"/>
-        </w:rPr>
-        <w:br/>
-        <w:t>ALTER TABLE tasks ENABLE ROW LEVEL SECURITY;</w:t>
-      </w:r>
-      <w:r>
-        <w:rPr>
-          <w:rFonts w:ascii="Consolas" w:hAnsi="Consolas"/>
-          <w:color w:val="2D2F33"/>
-          <w:sz w:val="20"/>
-        </w:rPr>
-        <w:br/>
-      </w:r>
-      <w:r>
-        <w:rPr>
-          <w:rFonts w:ascii="Consolas" w:hAnsi="Consolas"/>
-          <w:color w:val="2D2F33"/>
-          <w:sz w:val="20"/>
-        </w:rPr>
-        <w:br/>
-        <w:t>CREATE POLICY "User xem task của chính họ"</w:t>
-      </w:r>
-      <w:r>
-        <w:rPr>
-          <w:rFonts w:ascii="Consolas" w:hAnsi="Consolas"/>
-          <w:color w:val="2D2F33"/>
-          <w:sz w:val="20"/>
-        </w:rPr>
-        <w:br/>
-        <w:t xml:space="preserve">  ON tasks FOR SELECT USING (auth.uid() = user_id);</w:t>
-      </w:r>
-      <w:r>
-        <w:rPr>
-          <w:rFonts w:ascii="Consolas" w:hAnsi="Consolas"/>
-          <w:color w:val="2D2F33"/>
-          <w:sz w:val="20"/>
-        </w:rPr>
-        <w:br/>
-        <w:t>CREATE POLICY "User tạo task của chính họ"</w:t>
-      </w:r>
-      <w:r>
-        <w:rPr>
-          <w:rFonts w:ascii="Consolas" w:hAnsi="Consolas"/>
-          <w:color w:val="2D2F33"/>
-          <w:sz w:val="20"/>
-        </w:rPr>
-        <w:br/>
-        <w:t xml:space="preserve">  ON tasks FOR INSERT WITH CHECK (auth.uid() = user_id);</w:t>
-      </w:r>
-      <w:r>
-        <w:rPr>
-          <w:rFonts w:ascii="Consolas" w:hAnsi="Consolas"/>
-          <w:color w:val="2D2F33"/>
-          <w:sz w:val="20"/>
-        </w:rPr>
-        <w:br/>
-        <w:t>CREATE POLICY "User cập nhật task của chính họ"</w:t>
-      </w:r>
-      <w:r>
-        <w:rPr>
-          <w:rFonts w:ascii="Consolas" w:hAnsi="Consolas"/>
-          <w:color w:val="2D2F33"/>
-          <w:sz w:val="20"/>
-        </w:rPr>
-        <w:br/>
-        <w:t xml:space="preserve">  ON tasks FOR UPDATE USING (auth.uid() = user_id);</w:t>
-      </w:r>
-      <w:r>
-        <w:rPr>
-          <w:rFonts w:ascii="Consolas" w:hAnsi="Consolas"/>
-          <w:color w:val="2D2F33"/>
-          <w:sz w:val="20"/>
-        </w:rPr>
-        <w:br/>
-        <w:t>CREATE POLICY "User xóa task của chính họ"</w:t>
-      </w:r>
-      <w:r>
-        <w:rPr>
-          <w:rFonts w:ascii="Consolas" w:hAnsi="Consolas"/>
-          <w:color w:val="2D2F33"/>
-          <w:sz w:val="20"/>
-        </w:rPr>
-        <w:br/>
-        <w:t xml:space="preserve">  ON tasks FOR DELETE USING (auth.uid() = user_id);</w:t>
-      </w:r>
-      <w:r>
-        <w:rPr>
-          <w:rFonts w:ascii="Consolas" w:hAnsi="Consolas"/>
-          <w:color w:val="2D2F33"/>
-          <w:sz w:val="20"/>
-        </w:rPr>
-        <w:br/>
-      </w:r>
-      <w:r>
-        <w:rPr>
-          <w:rFonts w:ascii="Consolas" w:hAnsi="Consolas"/>
-          <w:color w:val="2D2F33"/>
-          <w:sz w:val="20"/>
-        </w:rPr>
-        <w:br/>
-        <w:t>ALTER PUBLICATION supabase_realtime ADD TABLE tasks;</w:t>
-      </w:r>
-    </w:p>
-    <w:p>
-      <w:pPr>
-        <w:spacing w:after="80"/>
-      </w:pPr>
-      <w:r>
-        <w:t xml:space="preserve">Có thêm </w:t>
-      </w:r>
-      <w:r>
-        <w:rPr>
-          <w:b/>
-        </w:rPr>
-        <w:t>4 chính sách RLS</w:t>
-      </w:r>
-      <w:r>
-        <w:t xml:space="preserve"> đảm bảo an toàn dữ liệu giữa các người dùng, và bật </w:t>
-      </w:r>
-      <w:r>
-        <w:rPr>
-          <w:b/>
-        </w:rPr>
-        <w:t>Realtime</w:t>
-      </w:r>
-      <w:r>
-        <w:t xml:space="preserve"> để client nhận thay đổi qua WebSocket.</w:t>
-      </w:r>
-    </w:p>
-    <w:p>
-      <w:pPr>
-        <w:spacing w:before="240" w:after="120"/>
-      </w:pPr>
-      <w:r>
-        <w:rPr>
-          <w:b/>
-          <w:color w:val="2D2F33"/>
-          <w:sz w:val="26"/>
-        </w:rPr>
-        <w:t>4. Quản lý công việc</w:t>
-      </w:r>
-    </w:p>
-    <w:p>
-      <w:pPr>
-        <w:spacing w:after="80"/>
-      </w:pPr>
-      <w:r>
-        <w:t>Do làm cá nhân nên không sử dụng Trello. Công việc được quản lý bằng:</w:t>
-      </w:r>
-    </w:p>
-    <w:p>
-      <w:pPr>
-        <w:pStyle w:val="ListBullet"/>
-        <w:ind w:left="340"/>
-      </w:pPr>
-      <w:r>
-        <w:rPr>
-          <w:b/>
-        </w:rPr>
-        <w:t>Danh sách TODO</w:t>
-      </w:r>
-      <w:r>
-        <w:t xml:space="preserve"> trực tiếp trong IDE.</w:t>
-      </w:r>
-    </w:p>
-    <w:p>
-      <w:pPr>
-        <w:pStyle w:val="ListBullet"/>
-        <w:ind w:left="340"/>
-      </w:pPr>
-      <w:r>
-        <w:rPr>
-          <w:b/>
-        </w:rPr>
-        <w:t>Git commit</w:t>
-      </w:r>
-      <w:r>
-        <w:t xml:space="preserve"> chia nhỏ theo từng tính năng để dễ quay lui khi có lỗi.</w:t>
-      </w:r>
-    </w:p>
-    <w:p>
-      <w:pPr>
-        <w:pStyle w:val="ListBullet"/>
-        <w:ind w:left="340"/>
-      </w:pPr>
-      <w:r>
-        <w:rPr>
-          <w:b/>
-        </w:rPr>
-        <w:t>Ghi chú nhật ký Sprint</w:t>
-      </w:r>
-      <w:r>
-        <w:t xml:space="preserve"> ngắn gọn sau mỗi ngày làm việc.</w:t>
-      </w:r>
-    </w:p>
-    <w:p>
-      <w:pPr>
-        <w:spacing w:before="240" w:after="120"/>
-      </w:pPr>
-      <w:r>
-        <w:rPr>
-          <w:b/>
+        <w:pStyle w:val="Heading2"/>
+      </w:pPr>
+      <w:r>
+        <w:rPr>
+          <w:rFonts w:ascii="Times New Roman" w:hAnsi="Times New Roman"/>
           <w:color w:val="0058BB"/>
-          <w:sz w:val="30"/>
-        </w:rPr>
-        <w:t>IV. CÁC CHỨC NĂNG ĐÃ TRIỂN KHAI</w:t>
-      </w:r>
-    </w:p>
-    <w:p>
-      <w:pPr>
-        <w:spacing w:before="240" w:after="120"/>
-      </w:pPr>
-      <w:r>
-        <w:rPr>
-          <w:b/>
-          <w:color w:val="2D2F33"/>
-          <w:sz w:val="26"/>
-        </w:rPr>
-        <w:t>1. Đăng nhập đa phương thức</w:t>
-      </w:r>
-    </w:p>
-    <w:p>
-      <w:pPr>
-        <w:pStyle w:val="ListBullet"/>
-        <w:ind w:left="340"/>
-      </w:pPr>
-      <w:r>
-        <w:rPr>
-          <w:b/>
-        </w:rPr>
-        <w:t>Đăng nhập bằng Google</w:t>
-      </w:r>
-      <w:r>
-        <w:t xml:space="preserve"> qua Supabase OAuth (mở in-app browser, trở về app qua deep link).</w:t>
-      </w:r>
-    </w:p>
-    <w:p>
-      <w:pPr>
-        <w:pStyle w:val="ListBullet"/>
-        <w:ind w:left="340"/>
-      </w:pPr>
-      <w:r>
-        <w:rPr>
-          <w:b/>
-        </w:rPr>
-        <w:t>Đăng ký / Đăng nhập bằng Email + Mật khẩu</w:t>
-      </w:r>
-      <w:r>
-        <w:t xml:space="preserve"> với validation (kiểm tra định dạng email, mật khẩu tối thiểu 6 ký tự).</w:t>
-      </w:r>
-    </w:p>
-    <w:p>
-      <w:pPr>
-        <w:pStyle w:val="ListBullet"/>
-        <w:ind w:left="340"/>
-      </w:pPr>
-      <w:r>
-        <w:rPr>
-          <w:b/>
-        </w:rPr>
-        <w:t>Chế độ khách (Guest)</w:t>
-      </w:r>
-      <w:r>
-        <w:t xml:space="preserve"> — tiếp tục sử dụng không cần tài khoản, dữ liệu lưu cục bộ bằng </w:t>
-      </w:r>
-      <w:r>
-        <w:rPr>
-          <w:rFonts w:ascii="Consolas" w:hAnsi="Consolas"/>
-          <w:color w:val="C7254E"/>
-          <w:sz w:val="21"/>
-        </w:rPr>
-        <w:t>SharedPreferences</w:t>
-      </w:r>
-      <w:r>
-        <w:t>.</w:t>
-      </w:r>
-    </w:p>
-    <w:p>
-      <w:pPr>
-        <w:pStyle w:val="ListBullet"/>
-        <w:ind w:left="340"/>
-      </w:pPr>
-      <w:r>
-        <w:t xml:space="preserve">Tự động duy trì phiên đăng nhập giữa các lần mở app; tự động chuyển màn hình khi trạng thái thay đổi qua </w:t>
-      </w:r>
-      <w:r>
-        <w:rPr>
-          <w:rFonts w:ascii="Consolas" w:hAnsi="Consolas"/>
-          <w:color w:val="C7254E"/>
-          <w:sz w:val="21"/>
-        </w:rPr>
-        <w:t>onAuthStateChange</w:t>
-      </w:r>
-      <w:r>
-        <w:t>.</w:t>
-      </w:r>
-    </w:p>
-    <w:p>
-      <w:pPr>
-        <w:spacing w:before="240" w:after="120"/>
-      </w:pPr>
-      <w:r>
-        <w:rPr>
-          <w:b/>
-          <w:color w:val="2D2F33"/>
-          <w:sz w:val="26"/>
-        </w:rPr>
-        <w:t>2. Bảng Kanban 3 cột</w:t>
-      </w:r>
-    </w:p>
-    <w:p>
-      <w:pPr>
-        <w:pStyle w:val="ListBullet"/>
-        <w:ind w:left="340"/>
-      </w:pPr>
-      <w:r>
-        <w:t xml:space="preserve">Giao diện TabBar: </w:t>
-      </w:r>
-      <w:r>
-        <w:rPr>
-          <w:b/>
-        </w:rPr>
-        <w:t>Cần làm / Đang làm / Hoàn thành</w:t>
-      </w:r>
-      <w:r>
-        <w:t>.</w:t>
-      </w:r>
-    </w:p>
-    <w:p>
-      <w:pPr>
-        <w:pStyle w:val="ListBullet"/>
-        <w:ind w:left="340"/>
-      </w:pPr>
-      <w:r>
-        <w:t xml:space="preserve">Mỗi cột là một </w:t>
-      </w:r>
-      <w:r>
-        <w:rPr>
-          <w:rFonts w:ascii="Consolas" w:hAnsi="Consolas"/>
-          <w:color w:val="C7254E"/>
-          <w:sz w:val="21"/>
-        </w:rPr>
-        <w:t>ListView</w:t>
-      </w:r>
-      <w:r>
-        <w:t xml:space="preserve"> cuộn độc lập, hiển thị thẻ công việc dưới dạng card kính mờ.</w:t>
-      </w:r>
-    </w:p>
-    <w:p>
-      <w:pPr>
-        <w:pStyle w:val="ListBullet"/>
-        <w:ind w:left="340"/>
-      </w:pPr>
-      <w:r>
-        <w:t>Thẻ hiển thị: tên công việc, mô tả (tối đa 3 dòng), huy hiệu độ ưu tiên có màu (xanh/xanh dương/đỏ), dải glow màu bên trái thẻ.</w:t>
-      </w:r>
-    </w:p>
-    <w:p>
-      <w:pPr>
-        <w:spacing w:before="240" w:after="120"/>
-      </w:pPr>
-      <w:r>
-        <w:rPr>
-          <w:b/>
-          <w:color w:val="2D2F33"/>
-          <w:sz w:val="26"/>
-        </w:rPr>
-        <w:t>3. Quản lý Task (CRUD)</w:t>
-      </w:r>
-    </w:p>
-    <w:p>
-      <w:pPr>
-        <w:pStyle w:val="ListBullet"/>
-        <w:ind w:left="340"/>
-      </w:pPr>
-      <w:r>
-        <w:rPr>
-          <w:b/>
-        </w:rPr>
-        <w:lastRenderedPageBreak/>
-        <w:t>Thêm mới</w:t>
-      </w:r>
-      <w:r>
-        <w:t xml:space="preserve"> qua bottom sheet kính mờ: nhập tên, mô tả (tùy chọn), chọn độ ưu tiên (THẤP / VỪA / CAO).</w:t>
-      </w:r>
-    </w:p>
-    <w:p>
-      <w:pPr>
-        <w:pStyle w:val="ListBullet"/>
-        <w:ind w:left="340"/>
-      </w:pPr>
-      <w:r>
-        <w:rPr>
-          <w:b/>
-        </w:rPr>
-        <w:t>Sửa</w:t>
-      </w:r>
-      <w:r>
-        <w:t xml:space="preserve"> bằng cách nhấn trực tiếp vào thẻ hoặc chọn "Sửa" trong action sheet.</w:t>
-      </w:r>
-    </w:p>
-    <w:p>
-      <w:pPr>
-        <w:pStyle w:val="ListBullet"/>
-        <w:ind w:left="340"/>
-      </w:pPr>
-      <w:r>
-        <w:rPr>
-          <w:b/>
-        </w:rPr>
-        <w:t>Xóa</w:t>
-      </w:r>
-      <w:r>
-        <w:t xml:space="preserve"> với hộp thoại xác nhận để tránh xóa nhầm.</w:t>
-      </w:r>
-    </w:p>
-    <w:p>
-      <w:pPr>
-        <w:pStyle w:val="ListBullet"/>
-        <w:ind w:left="340"/>
-      </w:pPr>
-      <w:r>
-        <w:rPr>
-          <w:b/>
-        </w:rPr>
-        <w:t>Chuyển trạng thái</w:t>
-      </w:r>
-      <w:r>
-        <w:t xml:space="preserve"> qua action sheet — linh hoạt chuyển 2 chiều giữa 3 trạng thái, không chỉ tiến một chiều.</w:t>
-      </w:r>
-    </w:p>
-    <w:p>
-      <w:pPr>
-        <w:pStyle w:val="ListBullet"/>
-        <w:ind w:left="340"/>
-      </w:pPr>
-      <w:r>
-        <w:t>Toast thông báo phản hồi mọi hành động (thành công hoặc lỗi).</w:t>
-      </w:r>
-    </w:p>
-    <w:p>
-      <w:pPr>
-        <w:spacing w:before="240" w:after="120"/>
-      </w:pPr>
-      <w:r>
-        <w:rPr>
-          <w:b/>
-          <w:color w:val="2D2F33"/>
-          <w:sz w:val="26"/>
-        </w:rPr>
-        <w:t>4. Tìm kiếm và Lọc (Bộ lọc)</w:t>
-      </w:r>
-    </w:p>
-    <w:p>
-      <w:pPr>
-        <w:pStyle w:val="ListBullet"/>
-        <w:ind w:left="340"/>
-      </w:pPr>
-      <w:r>
-        <w:rPr>
-          <w:b/>
-        </w:rPr>
-        <w:t>Tìm kiếm</w:t>
-      </w:r>
-      <w:r>
-        <w:t xml:space="preserve"> theo tên công việc — không phân biệt hoa thường, lọc ngay khi gõ.</w:t>
-      </w:r>
-    </w:p>
-    <w:p>
-      <w:pPr>
-        <w:pStyle w:val="ListBullet"/>
-        <w:ind w:left="340"/>
-      </w:pPr>
-      <w:r>
-        <w:rPr>
-          <w:b/>
-        </w:rPr>
-        <w:t>Lọc theo độ ưu tiên</w:t>
-      </w:r>
-      <w:r>
-        <w:t xml:space="preserve"> bằng chip (Tất cả / THẤP / VỪA / CAO) với hiệu ứng chọn sáng màu chủ đạo.</w:t>
-      </w:r>
-    </w:p>
-    <w:p>
-      <w:pPr>
-        <w:pStyle w:val="ListBullet"/>
-        <w:ind w:left="340"/>
-      </w:pPr>
-      <w:r>
-        <w:t>Kết hợp cả hai bộ lọc — hiển thị thông báo trạng thái rỗng phù hợp.</w:t>
-      </w:r>
-    </w:p>
-    <w:p>
-      <w:pPr>
-        <w:spacing w:before="240" w:after="120"/>
-      </w:pPr>
-      <w:r>
-        <w:rPr>
-          <w:b/>
-          <w:color w:val="2D2F33"/>
-          <w:sz w:val="26"/>
-        </w:rPr>
-        <w:t>5. Đồng bộ Realtime</w:t>
-      </w:r>
-    </w:p>
-    <w:p>
-      <w:pPr>
-        <w:pStyle w:val="ListBullet"/>
-        <w:ind w:left="340"/>
-      </w:pPr>
-      <w:r>
-        <w:t xml:space="preserve">Khi đăng nhập cloud, danh sách task được cập nhật tức thì qua </w:t>
-      </w:r>
-      <w:r>
-        <w:rPr>
-          <w:rFonts w:ascii="Consolas" w:hAnsi="Consolas"/>
-          <w:color w:val="C7254E"/>
-          <w:sz w:val="21"/>
-        </w:rPr>
-        <w:t>supabase.from('tasks').stream()</w:t>
-      </w:r>
-      <w:r>
-        <w:t>. Mở app trên 2 thiết bị — thêm task ở thiết bị A, thiết bị B cập nhật ngay trong vài trăm ms mà không cần F5.</w:t>
-      </w:r>
-    </w:p>
-    <w:p>
-      <w:pPr>
-        <w:pStyle w:val="ListBullet"/>
-        <w:ind w:left="340"/>
-      </w:pPr>
-      <w:r>
-        <w:t xml:space="preserve">Khi ở chế độ khách, sử dụng </w:t>
-      </w:r>
-      <w:r>
-        <w:rPr>
-          <w:rFonts w:ascii="Consolas" w:hAnsi="Consolas"/>
-          <w:color w:val="C7254E"/>
-          <w:sz w:val="21"/>
-        </w:rPr>
-        <w:t>StreamController</w:t>
-      </w:r>
-      <w:r>
-        <w:t xml:space="preserve"> nội bộ để UI vẫn cập nhật reactive khi dữ liệu local thay đổi.</w:t>
-      </w:r>
-    </w:p>
-    <w:p>
-      <w:pPr>
-        <w:spacing w:before="240" w:after="120"/>
-      </w:pPr>
-      <w:r>
-        <w:rPr>
-          <w:b/>
-          <w:color w:val="2D2F33"/>
-          <w:sz w:val="26"/>
-        </w:rPr>
-        <w:t>6. Giao diện "Liquid Glass"</w:t>
-      </w:r>
-    </w:p>
-    <w:p>
-      <w:pPr>
-        <w:pStyle w:val="ListBullet"/>
-        <w:ind w:left="340"/>
-      </w:pPr>
-      <w:r>
-        <w:t xml:space="preserve">Nền </w:t>
-      </w:r>
-      <w:r>
-        <w:rPr>
-          <w:b/>
-        </w:rPr>
-        <w:t>mesh gradient</w:t>
-      </w:r>
-      <w:r>
-        <w:t xml:space="preserve"> với 4 quả cầu radial mờ ở 4 góc (xanh dương, hồng, tím, xanh đậm).</w:t>
-      </w:r>
-    </w:p>
-    <w:p>
-      <w:pPr>
-        <w:pStyle w:val="ListBullet"/>
-        <w:ind w:left="340"/>
-      </w:pPr>
-      <w:r>
-        <w:t xml:space="preserve">Tất cả card, dialog, bottom sheet đều dùng </w:t>
-      </w:r>
-      <w:r>
-        <w:rPr>
-          <w:rFonts w:ascii="Consolas" w:hAnsi="Consolas"/>
-          <w:color w:val="C7254E"/>
-          <w:sz w:val="21"/>
-        </w:rPr>
-        <w:t>BackdropFilter</w:t>
-      </w:r>
-      <w:r>
-        <w:t xml:space="preserve"> blur + viền trắng mờ + đổ bóng nhẹ → cảm giác "kính mờ" sang trọng.</w:t>
-      </w:r>
-    </w:p>
-    <w:p>
-      <w:pPr>
-        <w:pStyle w:val="ListBullet"/>
-        <w:ind w:left="340"/>
-      </w:pPr>
-      <w:r>
-        <w:t xml:space="preserve">Button chính dùng gradient </w:t>
-      </w:r>
-      <w:r>
-        <w:rPr>
-          <w:rFonts w:ascii="Consolas" w:hAnsi="Consolas"/>
-          <w:color w:val="C7254E"/>
-          <w:sz w:val="21"/>
-        </w:rPr>
-        <w:t>primary → primaryContainer</w:t>
-      </w:r>
-      <w:r>
-        <w:t xml:space="preserve"> có glow, button phụ dùng kính mờ.</w:t>
-      </w:r>
-    </w:p>
-    <w:p>
-      <w:pPr>
-        <w:pStyle w:val="ListBullet"/>
-        <w:ind w:left="340"/>
-      </w:pPr>
-      <w:r>
-        <w:rPr>
-          <w:b/>
-        </w:rPr>
-        <w:t>Badge "Cloud / Cục bộ"</w:t>
-      </w:r>
-      <w:r>
-        <w:t xml:space="preserve"> ở AppBar giúp người dùng nhận biết dữ liệu đang lưu ở đâu.</w:t>
-      </w:r>
-    </w:p>
-    <w:p>
-      <w:pPr>
-        <w:spacing w:before="240" w:after="120"/>
-      </w:pPr>
-      <w:r>
-        <w:rPr>
-          <w:b/>
-          <w:color w:val="2D2F33"/>
-          <w:sz w:val="26"/>
-        </w:rPr>
-        <w:t>7. Đa nền tảng</w:t>
-      </w:r>
-    </w:p>
-    <w:p>
-      <w:pPr>
-        <w:pStyle w:val="ListBullet"/>
-        <w:ind w:left="340"/>
-      </w:pPr>
-      <w:r>
-        <w:t>Cùng 1 codebase chạy được trên Android, iOS, Web, macOS, Windows, Linux.</w:t>
-      </w:r>
-    </w:p>
-    <w:p>
-      <w:pPr>
-        <w:pStyle w:val="ListBullet"/>
-        <w:ind w:left="340"/>
-      </w:pPr>
-      <w:r>
-        <w:t xml:space="preserve">Deep link OAuth được cấu hình trong </w:t>
-      </w:r>
-      <w:r>
-        <w:rPr>
-          <w:rFonts w:ascii="Consolas" w:hAnsi="Consolas"/>
-          <w:color w:val="C7254E"/>
-          <w:sz w:val="21"/>
-        </w:rPr>
-        <w:t>AndroidManifest.xml</w:t>
-      </w:r>
-      <w:r>
-        <w:t xml:space="preserve"> với scheme </w:t>
-      </w:r>
-      <w:r>
-        <w:rPr>
-          <w:rFonts w:ascii="Consolas" w:hAnsi="Consolas"/>
-          <w:color w:val="C7254E"/>
-          <w:sz w:val="21"/>
-        </w:rPr>
-        <w:t>com.psntask.psntask</w:t>
-      </w:r>
-      <w:r>
-        <w:t xml:space="preserve"> host </w:t>
-      </w:r>
-      <w:r>
-        <w:rPr>
-          <w:rFonts w:ascii="Consolas" w:hAnsi="Consolas"/>
-          <w:color w:val="C7254E"/>
-          <w:sz w:val="21"/>
-        </w:rPr>
-        <w:t>login-callback</w:t>
-      </w:r>
-      <w:r>
-        <w:t>.</w:t>
-      </w:r>
-    </w:p>
-    <w:p>
-      <w:pPr>
-        <w:pStyle w:val="ListBullet"/>
-        <w:ind w:left="340"/>
-      </w:pPr>
-      <w:r>
-        <w:t>Tự ẩn nút "Đăng nhập Google" trên các nền tảng chưa hỗ trợ.</w:t>
-      </w:r>
-    </w:p>
-    <w:p>
-      <w:pPr>
-        <w:spacing w:before="240" w:after="120"/>
-      </w:pPr>
-      <w:r>
-        <w:rPr>
-          <w:b/>
-          <w:color w:val="0058BB"/>
-          <w:sz w:val="30"/>
+          <w:sz w:val="32"/>
         </w:rPr>
         <w:t>V. PHÂN CÔNG CÔNG VIỆC</w:t>
       </w:r>
@@ -2295,8 +2152,8 @@
         <w:tblLook w:val="04A0" w:firstRow="1" w:lastRow="0" w:firstColumn="1" w:lastColumn="0" w:noHBand="0" w:noVBand="1"/>
       </w:tblPr>
       <w:tblGrid>
-        <w:gridCol w:w="4844"/>
-        <w:gridCol w:w="4844"/>
+        <w:gridCol w:w="4873"/>
+        <w:gridCol w:w="4873"/>
       </w:tblGrid>
       <w:tr>
         <w:trPr>
@@ -2305,23 +2162,35 @@
         <w:tc>
           <w:tcPr>
             <w:cnfStyle w:val="001000000000" w:firstRow="0" w:lastRow="0" w:firstColumn="1" w:lastColumn="0" w:oddVBand="0" w:evenVBand="0" w:oddHBand="0" w:evenHBand="0" w:firstRowFirstColumn="0" w:firstRowLastColumn="0" w:lastRowFirstColumn="0" w:lastRowLastColumn="0"/>
-            <w:tcW w:w="4844" w:type="dxa"/>
+            <w:tcW w:w="4873" w:type="dxa"/>
+            <w:shd w:val="clear" w:color="auto" w:fill="0058BB"/>
+            <w:vAlign w:val="center"/>
           </w:tcPr>
           <w:p>
             <w:r>
+              <w:rPr>
+                <w:color w:val="FFFFFF"/>
+                <w:sz w:val="22"/>
+              </w:rPr>
               <w:t>Thành viên</w:t>
             </w:r>
           </w:p>
         </w:tc>
         <w:tc>
           <w:tcPr>
-            <w:tcW w:w="4844" w:type="dxa"/>
+            <w:tcW w:w="4873" w:type="dxa"/>
+            <w:shd w:val="clear" w:color="auto" w:fill="0058BB"/>
+            <w:vAlign w:val="center"/>
           </w:tcPr>
           <w:p>
             <w:pPr>
               <w:cnfStyle w:val="100000000000" w:firstRow="1" w:lastRow="0" w:firstColumn="0" w:lastColumn="0" w:oddVBand="0" w:evenVBand="0" w:oddHBand="0" w:evenHBand="0" w:firstRowFirstColumn="0" w:firstRowLastColumn="0" w:lastRowFirstColumn="0" w:lastRowLastColumn="0"/>
             </w:pPr>
             <w:r>
+              <w:rPr>
+                <w:color w:val="FFFFFF"/>
+                <w:sz w:val="22"/>
+              </w:rPr>
               <w:t>Nhiệm vụ chi tiết</w:t>
             </w:r>
           </w:p>
@@ -2334,34 +2203,43 @@
         <w:tc>
           <w:tcPr>
             <w:cnfStyle w:val="001000000000" w:firstRow="0" w:lastRow="0" w:firstColumn="1" w:lastColumn="0" w:oddVBand="0" w:evenVBand="0" w:oddHBand="0" w:evenHBand="0" w:firstRowFirstColumn="0" w:firstRowLastColumn="0" w:lastRowFirstColumn="0" w:lastRowLastColumn="0"/>
-            <w:tcW w:w="4844" w:type="dxa"/>
+            <w:tcW w:w="4873" w:type="dxa"/>
           </w:tcPr>
           <w:p>
             <w:r>
+              <w:rPr>
+                <w:sz w:val="22"/>
+              </w:rPr>
               <w:t>Ngô Thu Hương</w:t>
             </w:r>
           </w:p>
         </w:tc>
         <w:tc>
           <w:tcPr>
-            <w:tcW w:w="4844" w:type="dxa"/>
+            <w:tcW w:w="4873" w:type="dxa"/>
           </w:tcPr>
           <w:p>
             <w:pPr>
               <w:cnfStyle w:val="000000100000" w:firstRow="0" w:lastRow="0" w:firstColumn="0" w:lastColumn="0" w:oddVBand="0" w:evenVBand="0" w:oddHBand="1" w:evenHBand="0" w:firstRowFirstColumn="0" w:firstRowLastColumn="0" w:lastRowFirstColumn="0" w:lastRowLastColumn="0"/>
             </w:pPr>
             <w:r>
+              <w:rPr>
+                <w:sz w:val="22"/>
+              </w:rPr>
               <w:t xml:space="preserve">– Khởi tạo dự án Flutter đa nền tảng, cấu hình </w:t>
             </w:r>
             <w:r>
               <w:rPr>
                 <w:rFonts w:ascii="Consolas" w:hAnsi="Consolas"/>
                 <w:color w:val="C7254E"/>
-                <w:sz w:val="21"/>
+                <w:sz w:val="22"/>
               </w:rPr>
               <w:t>.env</w:t>
             </w:r>
             <w:r>
+              <w:rPr>
+                <w:sz w:val="22"/>
+              </w:rPr>
               <w:t>, Supabase.</w:t>
             </w:r>
           </w:p>
@@ -2370,7 +2248,10 @@
               <w:cnfStyle w:val="000000100000" w:firstRow="0" w:lastRow="0" w:firstColumn="0" w:lastColumn="0" w:oddVBand="0" w:evenVBand="0" w:oddHBand="1" w:evenHBand="0" w:firstRowFirstColumn="0" w:firstRowLastColumn="0" w:lastRowFirstColumn="0" w:lastRowLastColumn="0"/>
             </w:pPr>
             <w:r>
-              <w:t>– Thiết kế cơ sở dữ liệu PostgreSQL, viết migration SQL kèm Row Level Security.</w:t>
+              <w:rPr>
+                <w:sz w:val="22"/>
+              </w:rPr>
+              <w:t>– Thiết kế cơ sở dữ liệu PostgreSQL, viết 2 file migration SQL kèm Row Level Security.</w:t>
             </w:r>
           </w:p>
           <w:p>
@@ -2378,40 +2259,51 @@
               <w:cnfStyle w:val="000000100000" w:firstRow="0" w:lastRow="0" w:firstColumn="0" w:lastColumn="0" w:oddVBand="0" w:evenVBand="0" w:oddHBand="1" w:evenHBand="0" w:firstRowFirstColumn="0" w:firstRowLastColumn="0" w:lastRowFirstColumn="0" w:lastRowLastColumn="0"/>
             </w:pPr>
             <w:r>
+              <w:rPr>
+                <w:sz w:val="22"/>
+              </w:rPr>
               <w:t xml:space="preserve">– Lập trình toàn bộ lớp dữ liệu: </w:t>
             </w:r>
             <w:r>
               <w:rPr>
                 <w:rFonts w:ascii="Consolas" w:hAnsi="Consolas"/>
                 <w:color w:val="C7254E"/>
-                <w:sz w:val="21"/>
+                <w:sz w:val="22"/>
               </w:rPr>
               <w:t>TaskModel</w:t>
             </w:r>
             <w:r>
+              <w:rPr>
+                <w:sz w:val="22"/>
+              </w:rPr>
               <w:t xml:space="preserve">, </w:t>
             </w:r>
             <w:r>
               <w:rPr>
                 <w:rFonts w:ascii="Consolas" w:hAnsi="Consolas"/>
                 <w:color w:val="C7254E"/>
-                <w:sz w:val="21"/>
+                <w:sz w:val="22"/>
               </w:rPr>
-              <w:lastRenderedPageBreak/>
               <w:t>SupabaseTaskRepository</w:t>
             </w:r>
             <w:r>
+              <w:rPr>
+                <w:sz w:val="22"/>
+              </w:rPr>
               <w:t xml:space="preserve">, </w:t>
             </w:r>
             <w:r>
               <w:rPr>
                 <w:rFonts w:ascii="Consolas" w:hAnsi="Consolas"/>
                 <w:color w:val="C7254E"/>
-                <w:sz w:val="21"/>
+                <w:sz w:val="22"/>
               </w:rPr>
               <w:t>LocalTaskRepository</w:t>
             </w:r>
             <w:r>
+              <w:rPr>
+                <w:sz w:val="22"/>
+              </w:rPr>
               <w:t>.</w:t>
             </w:r>
           </w:p>
@@ -2420,17 +2312,23 @@
               <w:cnfStyle w:val="000000100000" w:firstRow="0" w:lastRow="0" w:firstColumn="0" w:lastColumn="0" w:oddVBand="0" w:evenVBand="0" w:oddHBand="1" w:evenHBand="0" w:firstRowFirstColumn="0" w:firstRowLastColumn="0" w:lastRowFirstColumn="0" w:lastRowLastColumn="0"/>
             </w:pPr>
             <w:r>
-              <w:t xml:space="preserve">– Xây dựng xác thực đa phương thức (Google OAuth, Email, Guest) và </w:t>
+              <w:rPr>
+                <w:sz w:val="22"/>
+              </w:rPr>
+              <w:t xml:space="preserve">– Xây dựng xác thực đa phương thức (Google OAuth Custom Tab, Email/Password, Guest) và </w:t>
             </w:r>
             <w:r>
               <w:rPr>
                 <w:rFonts w:ascii="Consolas" w:hAnsi="Consolas"/>
                 <w:color w:val="C7254E"/>
-                <w:sz w:val="21"/>
+                <w:sz w:val="22"/>
               </w:rPr>
               <w:t>AppState</w:t>
             </w:r>
             <w:r>
+              <w:rPr>
+                <w:sz w:val="22"/>
+              </w:rPr>
               <w:t xml:space="preserve"> quản lý phiên.</w:t>
             </w:r>
           </w:p>
@@ -2439,48 +2337,78 @@
               <w:cnfStyle w:val="000000100000" w:firstRow="0" w:lastRow="0" w:firstColumn="0" w:lastColumn="0" w:oddVBand="0" w:evenVBand="0" w:oddHBand="1" w:evenHBand="0" w:firstRowFirstColumn="0" w:firstRowLastColumn="0" w:lastRowFirstColumn="0" w:lastRowLastColumn="0"/>
             </w:pPr>
             <w:r>
+              <w:rPr>
+                <w:sz w:val="22"/>
+              </w:rPr>
               <w:t xml:space="preserve">– Thiết kế hệ thống component </w:t>
             </w:r>
             <w:r>
               <w:rPr>
                 <w:b/>
+                <w:sz w:val="22"/>
               </w:rPr>
               <w:t>Liquid Glass</w:t>
             </w:r>
             <w:r>
+              <w:rPr>
+                <w:sz w:val="22"/>
+              </w:rPr>
               <w:t xml:space="preserve"> (</w:t>
             </w:r>
             <w:r>
               <w:rPr>
                 <w:rFonts w:ascii="Consolas" w:hAnsi="Consolas"/>
                 <w:color w:val="C7254E"/>
-                <w:sz w:val="21"/>
+                <w:sz w:val="22"/>
               </w:rPr>
               <w:t>GlassContainer</w:t>
             </w:r>
             <w:r>
+              <w:rPr>
+                <w:sz w:val="22"/>
+              </w:rPr>
               <w:t xml:space="preserve">, </w:t>
             </w:r>
             <w:r>
               <w:rPr>
                 <w:rFonts w:ascii="Consolas" w:hAnsi="Consolas"/>
                 <w:color w:val="C7254E"/>
-                <w:sz w:val="21"/>
+                <w:sz w:val="22"/>
               </w:rPr>
               <w:t>GlassButton</w:t>
             </w:r>
             <w:r>
+              <w:rPr>
+                <w:sz w:val="22"/>
+              </w:rPr>
               <w:t xml:space="preserve">, </w:t>
             </w:r>
             <w:r>
               <w:rPr>
                 <w:rFonts w:ascii="Consolas" w:hAnsi="Consolas"/>
                 <w:color w:val="C7254E"/>
-                <w:sz w:val="21"/>
+                <w:sz w:val="22"/>
               </w:rPr>
               <w:t>GlassBackground</w:t>
             </w:r>
             <w:r>
+              <w:rPr>
+                <w:sz w:val="22"/>
+              </w:rPr>
+              <w:t xml:space="preserve">, </w:t>
+            </w:r>
+            <w:r>
+              <w:rPr>
+                <w:rFonts w:ascii="Consolas" w:hAnsi="Consolas"/>
+                <w:color w:val="C7254E"/>
+                <w:sz w:val="22"/>
+              </w:rPr>
+              <w:t>GlassBottomNav</w:t>
+            </w:r>
+            <w:r>
+              <w:rPr>
+                <w:sz w:val="22"/>
+              </w:rPr>
               <w:t>).</w:t>
             </w:r>
           </w:p>
@@ -2489,7 +2417,10 @@
               <w:cnfStyle w:val="000000100000" w:firstRow="0" w:lastRow="0" w:firstColumn="0" w:lastColumn="0" w:oddVBand="0" w:evenVBand="0" w:oddHBand="1" w:evenHBand="0" w:firstRowFirstColumn="0" w:firstRowLastColumn="0" w:lastRowFirstColumn="0" w:lastRowLastColumn="0"/>
             </w:pPr>
             <w:r>
-              <w:t>– Lập trình màn hình Kanban 3 tab với tìm kiếm, lọc, CRUD.</w:t>
+              <w:rPr>
+                <w:sz w:val="22"/>
+              </w:rPr>
+              <w:t>– Lập trình màn hình Kanban đầy đủ CRUD + bộ lọc + tìm kiếm + sắp xếp + kéo-thả.</w:t>
             </w:r>
           </w:p>
           <w:p>
@@ -2497,7 +2428,23 @@
               <w:cnfStyle w:val="000000100000" w:firstRow="0" w:lastRow="0" w:firstColumn="0" w:lastColumn="0" w:oddVBand="0" w:evenVBand="0" w:oddHBand="1" w:evenHBand="0" w:firstRowFirstColumn="0" w:firstRowLastColumn="0" w:lastRowFirstColumn="0" w:lastRowLastColumn="0"/>
             </w:pPr>
             <w:r>
-              <w:t>– Tích hợp Supabase Realtime, xử lý stream.</w:t>
+              <w:rPr>
+                <w:sz w:val="22"/>
+              </w:rPr>
+              <w:t xml:space="preserve">– Lập trình trang </w:t>
+            </w:r>
+            <w:r>
+              <w:rPr>
+                <w:b/>
+                <w:sz w:val="22"/>
+              </w:rPr>
+              <w:t>Hoạt động</w:t>
+            </w:r>
+            <w:r>
+              <w:rPr>
+                <w:sz w:val="22"/>
+              </w:rPr>
+              <w:t xml:space="preserve"> với CustomPaint vẽ vòng tròn tiến độ + biểu đồ phân bổ.</w:t>
             </w:r>
           </w:p>
           <w:p>
@@ -2505,7 +2452,23 @@
               <w:cnfStyle w:val="000000100000" w:firstRow="0" w:lastRow="0" w:firstColumn="0" w:lastColumn="0" w:oddVBand="0" w:evenVBand="0" w:oddHBand="1" w:evenHBand="0" w:firstRowFirstColumn="0" w:firstRowLastColumn="0" w:lastRowFirstColumn="0" w:lastRowLastColumn="0"/>
             </w:pPr>
             <w:r>
-              <w:t>– Kiểm thử thủ công tất cả các luồng, xử lý lỗi nhập liệu.</w:t>
+              <w:rPr>
+                <w:sz w:val="22"/>
+              </w:rPr>
+              <w:t xml:space="preserve">– Lập trình trang </w:t>
+            </w:r>
+            <w:r>
+              <w:rPr>
+                <w:b/>
+                <w:sz w:val="22"/>
+              </w:rPr>
+              <w:t>Hồ sơ</w:t>
+            </w:r>
+            <w:r>
+              <w:rPr>
+                <w:sz w:val="22"/>
+              </w:rPr>
+              <w:t xml:space="preserve"> với avatar gradient, badge mode và đăng xuất có xác nhận.</w:t>
             </w:r>
           </w:p>
           <w:p>
@@ -2513,6 +2476,49 @@
               <w:cnfStyle w:val="000000100000" w:firstRow="0" w:lastRow="0" w:firstColumn="0" w:lastColumn="0" w:oddVBand="0" w:evenVBand="0" w:oddHBand="1" w:evenHBand="0" w:firstRowFirstColumn="0" w:firstRowLastColumn="0" w:lastRowFirstColumn="0" w:lastRowLastColumn="0"/>
             </w:pPr>
             <w:r>
+              <w:rPr>
+                <w:sz w:val="22"/>
+              </w:rPr>
+              <w:t>– Tích hợp Supabase Realtime, xử lý stream broadcast cho cả cloud và local.</w:t>
+            </w:r>
+          </w:p>
+          <w:p>
+            <w:pPr>
+              <w:cnfStyle w:val="000000100000" w:firstRow="0" w:lastRow="0" w:firstColumn="0" w:lastColumn="0" w:oddVBand="0" w:evenVBand="0" w:oddHBand="1" w:evenHBand="0" w:firstRowFirstColumn="0" w:firstRowLastColumn="0" w:lastRowFirstColumn="0" w:lastRowLastColumn="0"/>
+            </w:pPr>
+            <w:r>
+              <w:rPr>
+                <w:sz w:val="22"/>
+              </w:rPr>
+              <w:t>– Cấu hình deep link Android + Custom Tab.</w:t>
+            </w:r>
+          </w:p>
+          <w:p>
+            <w:pPr>
+              <w:cnfStyle w:val="000000100000" w:firstRow="0" w:lastRow="0" w:firstColumn="0" w:lastColumn="0" w:oddVBand="0" w:evenVBand="0" w:oddHBand="1" w:evenHBand="0" w:firstRowFirstColumn="0" w:firstRowLastColumn="0" w:lastRowFirstColumn="0" w:lastRowLastColumn="0"/>
+            </w:pPr>
+            <w:r>
+              <w:rPr>
+                <w:sz w:val="22"/>
+              </w:rPr>
+              <w:t xml:space="preserve">– Kiểm thử thủ công tất cả các luồng, xử lý lỗi nhập </w:t>
+            </w:r>
+            <w:r>
+              <w:rPr>
+                <w:sz w:val="22"/>
+              </w:rPr>
+              <w:lastRenderedPageBreak/>
+              <w:t>liệu, lỗi mạng.</w:t>
+            </w:r>
+          </w:p>
+          <w:p>
+            <w:pPr>
+              <w:cnfStyle w:val="000000100000" w:firstRow="0" w:lastRow="0" w:firstColumn="0" w:lastColumn="0" w:oddVBand="0" w:evenVBand="0" w:oddHBand="1" w:evenHBand="0" w:firstRowFirstColumn="0" w:firstRowLastColumn="0" w:lastRowFirstColumn="0" w:lastRowLastColumn="0"/>
+            </w:pPr>
+            <w:r>
+              <w:rPr>
+                <w:sz w:val="22"/>
+              </w:rPr>
               <w:t>– Soạn thảo tài liệu và báo cáo.</w:t>
             </w:r>
           </w:p>
@@ -2521,13 +2527,13 @@
     </w:tbl>
     <w:p>
       <w:pPr>
-        <w:spacing w:before="240" w:after="120"/>
-      </w:pPr>
-      <w:r>
-        <w:rPr>
-          <w:b/>
+        <w:pStyle w:val="Heading2"/>
+      </w:pPr>
+      <w:r>
+        <w:rPr>
+          <w:rFonts w:ascii="Times New Roman" w:hAnsi="Times New Roman"/>
           <w:color w:val="0058BB"/>
-          <w:sz w:val="30"/>
+          <w:sz w:val="32"/>
         </w:rPr>
         <w:lastRenderedPageBreak/>
         <w:t>VI. KẾT QUẢ ĐẠT ĐƯỢC VÀ HẠN CHẾ</w:t>
@@ -2535,11 +2541,11 @@
     </w:p>
     <w:p>
       <w:pPr>
-        <w:spacing w:before="240" w:after="120"/>
-      </w:pPr>
-      <w:r>
-        <w:rPr>
-          <w:b/>
+        <w:pStyle w:val="Heading3"/>
+      </w:pPr>
+      <w:r>
+        <w:rPr>
+          <w:rFonts w:ascii="Times New Roman" w:hAnsi="Times New Roman"/>
           <w:color w:val="2D2F33"/>
           <w:sz w:val="26"/>
         </w:rPr>
@@ -2548,389 +2554,221 @@
     </w:p>
     <w:p>
       <w:pPr>
-        <w:pStyle w:val="ListBullet"/>
-        <w:ind w:left="340"/>
-      </w:pPr>
-      <w:r>
-        <w:rPr>
-          <w:b/>
-        </w:rPr>
-        <w:t>Hoàn thành đầy đủ yêu cầu của đề bài</w:t>
-      </w:r>
-      <w:r>
-        <w:t>: Login (Google + Email), Dashboard Kanban, CRUD task, bộ lọc + tìm kiếm, dữ liệu thời gian thực qua Supabase, cấu trúc bảng PostgreSQL đúng đặc tả.</w:t>
+        <w:spacing w:after="120" w:line="336" w:lineRule="auto"/>
+      </w:pPr>
+      <w:r>
+        <w:t>Ứng dụng đã hoàn thành đầy đủ các yêu cầu trong đề bài: đăng nhập bằng Google và Email, Dashboard Kanban, CRUD task, bộ lọc + tìm kiếm, dữ liệu thời gian thực qua Supabase và cấu trúc bảng PostgreSQL đúng đặc tả. Đề bài cho phép chuyển trạng thái bằng kéo-thả hoặc nút bấm; ứng dụng triển khai cả hai để người dùng tự chọn.</w:t>
       </w:r>
     </w:p>
     <w:p>
       <w:pPr>
-        <w:pStyle w:val="ListBullet"/>
-        <w:ind w:left="340"/>
-      </w:pPr>
-      <w:r>
-        <w:rPr>
-          <w:b/>
-        </w:rPr>
-        <w:t>Vượt yêu cầu</w:t>
-      </w:r>
-      <w:r>
-        <w:t xml:space="preserve"> ở một số điểm:</w:t>
+        <w:spacing w:after="120" w:line="336" w:lineRule="auto"/>
+      </w:pPr>
+      <w:r>
+        <w:t>Ngoài yêu cầu, một số phần được bổ sung để cho ra một sản phẩm thực sự dùng được chứ không dừng ở mức demo: chế độ khách giúp app vẫn chạy được khi chưa có tài khoản hoặc mất mạng; repository pattern cho phép chuyển nguồn dữ liệu giữa cloud và local mà không ảnh hưởng tầng UI; hạn hoàn thành với badge thông minh phân tầng theo mức khẩn; trang Hoạt động hiển thị tiến độ tổng quát; trang Hồ sơ quản lý phiên; menu sắp xếp với 4 chế độ. Hệ thống component Liquid Glass áp dụng đồng nhất cho toàn app, hoạt ảnh mượt 60 fps trên emulator Android tầm trung.</w:t>
       </w:r>
     </w:p>
     <w:p>
       <w:pPr>
-        <w:pStyle w:val="ListBullet"/>
-        <w:ind w:left="680"/>
-      </w:pPr>
-      <w:r>
-        <w:t xml:space="preserve">Thêm </w:t>
-      </w:r>
-      <w:r>
-        <w:rPr>
-          <w:b/>
-        </w:rPr>
-        <w:t>chế độ khách (Guest)</w:t>
-      </w:r>
-      <w:r>
-        <w:t xml:space="preserve"> — vẫn dùng được app khi chưa có tài khoản hoặc mất mạng.</w:t>
+        <w:spacing w:after="120" w:line="336" w:lineRule="auto"/>
+      </w:pPr>
+      <w:r>
+        <w:t xml:space="preserve">Về bảo mật, khóa Supabase được tách ra </w:t>
+      </w:r>
+      <w:r>
+        <w:rPr>
+          <w:rFonts w:ascii="Consolas" w:hAnsi="Consolas"/>
+          <w:color w:val="C7254E"/>
+          <w:sz w:val="22"/>
+        </w:rPr>
+        <w:t>.env</w:t>
+      </w:r>
+      <w:r>
+        <w:t xml:space="preserve"> ở client và Row Level Security canh giữ ở server — kết hợp lại đảm bảo người dùng không thấy được dữ liệu của nhau ngay cả khi có ai đó tự ý gọi API trực tiếp. Phương pháp Vibe Coding giúp rút ngắn thời gian lập trình đáng kể (ước khoảng 2–3 lần), nhưng từng dòng code đều được đọc lại để bảo đảm sinh viên hiểu và có thể giải thích logic khi cần.</w:t>
       </w:r>
     </w:p>
     <w:p>
       <w:pPr>
-        <w:pStyle w:val="ListBullet"/>
-        <w:ind w:left="680"/>
-      </w:pPr>
-      <w:r>
-        <w:t xml:space="preserve">Thiết kế </w:t>
-      </w:r>
-      <w:r>
-        <w:rPr>
-          <w:b/>
-        </w:rPr>
-        <w:t>Repository Pattern</w:t>
-      </w:r>
-      <w:r>
-        <w:t xml:space="preserve"> để thay đổi nguồn dữ liệu (cloud ↔ local) minh bạch với tầng UI.</w:t>
+        <w:pStyle w:val="Heading3"/>
+      </w:pPr>
+      <w:r>
+        <w:rPr>
+          <w:rFonts w:ascii="Times New Roman" w:hAnsi="Times New Roman"/>
+          <w:color w:val="2D2F33"/>
+          <w:sz w:val="26"/>
+        </w:rPr>
+        <w:t>2. Hạn chế còn tồn tại</w:t>
       </w:r>
     </w:p>
     <w:p>
       <w:pPr>
-        <w:pStyle w:val="ListBullet"/>
-        <w:ind w:left="680"/>
-      </w:pPr>
-      <w:r>
-        <w:t xml:space="preserve">Giao diện </w:t>
-      </w:r>
-      <w:r>
-        <w:rPr>
-          <w:b/>
-        </w:rPr>
-        <w:t>Liquid Glass</w:t>
-      </w:r>
-      <w:r>
-        <w:t xml:space="preserve"> hiện đại, đồng nhất, hoạt ảnh mượt 60fps.</w:t>
+        <w:spacing w:after="120" w:line="336" w:lineRule="auto"/>
+      </w:pPr>
+      <w:r>
+        <w:t xml:space="preserve">Ứng dụng chưa có thông báo đẩy (push notification) để nhắc việc quá hạn — hiện chỉ thể hiện qua badge trên card. Ở chế độ Cloud, khi mất mạng app sẽ không ghi tạm được lên local rồi đồng bộ sau (chỉ chế độ Guest mới có cơ chế cache). Một số tính năng bổ trợ thường gặp ở các app quản lý việc chuyên dụng cũng chưa có, gồm nhãn (tag/label), đính kèm ảnh, quên mật khẩu (đã có sẵn </w:t>
+      </w:r>
+      <w:r>
+        <w:rPr>
+          <w:rFonts w:ascii="Consolas" w:hAnsi="Consolas"/>
+          <w:color w:val="C7254E"/>
+          <w:sz w:val="22"/>
+        </w:rPr>
+        <w:t>Supabase.auth.resetPasswordForEmail()</w:t>
+      </w:r>
+      <w:r>
+        <w:t>, chỉ chưa thiết kế UI), và toggle Dark/Light thủ công (đang cố định theme Light để đảm bảo phong cách Liquid Glass nhất quán).</w:t>
       </w:r>
     </w:p>
     <w:p>
       <w:pPr>
-        <w:pStyle w:val="ListBullet"/>
-        <w:ind w:left="680"/>
-      </w:pPr>
-      <w:r>
-        <w:t xml:space="preserve">Bảo mật dữ liệu nhiều lớp: </w:t>
-      </w:r>
-      <w:r>
-        <w:rPr>
-          <w:rFonts w:ascii="Consolas" w:hAnsi="Consolas"/>
-          <w:color w:val="C7254E"/>
-          <w:sz w:val="21"/>
-        </w:rPr>
-        <w:t>.env</w:t>
-      </w:r>
-      <w:r>
-        <w:t xml:space="preserve"> + </w:t>
-      </w:r>
-      <w:r>
-        <w:rPr>
-          <w:rFonts w:ascii="Consolas" w:hAnsi="Consolas"/>
-          <w:color w:val="C7254E"/>
-          <w:sz w:val="21"/>
-        </w:rPr>
-        <w:t>dotenv</w:t>
-      </w:r>
-      <w:r>
-        <w:t xml:space="preserve"> ở client, </w:t>
-      </w:r>
-      <w:r>
-        <w:rPr>
-          <w:b/>
-        </w:rPr>
-        <w:t>Row Level Security</w:t>
-      </w:r>
-      <w:r>
-        <w:t xml:space="preserve"> ở server.</w:t>
+        <w:spacing w:after="120" w:line="336" w:lineRule="auto"/>
+      </w:pPr>
+      <w:r>
+        <w:t xml:space="preserve">Về phía mã nguồn, dự án chưa có test tự động — toàn bộ kiểm thử hiện được thực hiện thủ công trên thiết bị. Phần state management còn dùng API legacy </w:t>
+      </w:r>
+      <w:r>
+        <w:rPr>
+          <w:rFonts w:ascii="Consolas" w:hAnsi="Consolas"/>
+          <w:color w:val="C7254E"/>
+          <w:sz w:val="22"/>
+        </w:rPr>
+        <w:t>Provider</w:t>
+      </w:r>
+      <w:r>
+        <w:t>/</w:t>
+      </w:r>
+      <w:r>
+        <w:rPr>
+          <w:rFonts w:ascii="Consolas" w:hAnsi="Consolas"/>
+          <w:color w:val="C7254E"/>
+          <w:sz w:val="22"/>
+        </w:rPr>
+        <w:t>StreamProvider</w:t>
+      </w:r>
+      <w:r>
+        <w:t xml:space="preserve"> của Riverpod, chưa migrate sang </w:t>
+      </w:r>
+      <w:r>
+        <w:rPr>
+          <w:rFonts w:ascii="Consolas" w:hAnsi="Consolas"/>
+          <w:color w:val="C7254E"/>
+          <w:sz w:val="22"/>
+        </w:rPr>
+        <w:t>Notifier</w:t>
+      </w:r>
+      <w:r>
+        <w:t>/</w:t>
+      </w:r>
+      <w:r>
+        <w:rPr>
+          <w:rFonts w:ascii="Consolas" w:hAnsi="Consolas"/>
+          <w:color w:val="C7254E"/>
+          <w:sz w:val="22"/>
+        </w:rPr>
+        <w:t>StreamNotifier</w:t>
+      </w:r>
+      <w:r>
+        <w:t xml:space="preserve"> mới (vẫn hoạt động bình thường, chỉ là sẽ dần bị thay thế ở các phiên bản tương lai).</w:t>
       </w:r>
     </w:p>
     <w:p>
       <w:pPr>
-        <w:pStyle w:val="ListBullet"/>
-        <w:ind w:left="340"/>
-      </w:pPr>
-      <w:r>
-        <w:t xml:space="preserve">Áp dụng thành công </w:t>
-      </w:r>
-      <w:r>
-        <w:rPr>
-          <w:b/>
-        </w:rPr>
-        <w:t>Vibe Coding</w:t>
-      </w:r>
-      <w:r>
-        <w:t xml:space="preserve"> — rút ngắn thời gian lập trình khoảng 2–3 lần so với viết tay từ đầu, nhưng sinh viên vẫn nắm chắc logic do đọc kỹ từng dòng code AI sinh ra.</w:t>
+        <w:pStyle w:val="Heading2"/>
+      </w:pPr>
+      <w:r>
+        <w:rPr>
+          <w:rFonts w:ascii="Times New Roman" w:hAnsi="Times New Roman"/>
+          <w:color w:val="0058BB"/>
+          <w:sz w:val="32"/>
+        </w:rPr>
+        <w:t>VII. CÁC CÂU PROMPT ĐIỂN HÌNH (Vibe Coding)</w:t>
       </w:r>
     </w:p>
     <w:p>
       <w:pPr>
-        <w:pStyle w:val="ListBullet"/>
-        <w:ind w:left="340"/>
-      </w:pPr>
-      <w:r>
-        <w:t>Ứng dụng build chạy mượt trên Android, không crash khi kiểm thử các luồng thông thường.</w:t>
+        <w:spacing w:after="120" w:line="336" w:lineRule="auto"/>
+      </w:pPr>
+      <w:r>
+        <w:t xml:space="preserve">Trong quá trình phát triển, sinh viên không sử dụng những câu lệnh ngắn kiểu </w:t>
+      </w:r>
+      <w:r>
+        <w:rPr>
+          <w:i/>
+        </w:rPr>
+        <w:t>"viết cho tôi một màn hình kanban"</w:t>
+      </w:r>
+      <w:r>
+        <w:t xml:space="preserve">, mà sử dụng </w:t>
+      </w:r>
+      <w:r>
+        <w:rPr>
+          <w:b/>
+        </w:rPr>
+        <w:t>prompt có cấu trúc</w:t>
+      </w:r>
+      <w:r>
+        <w:t xml:space="preserve"> — luôn khai báo rõ </w:t>
+      </w:r>
+      <w:r>
+        <w:rPr>
+          <w:b/>
+        </w:rPr>
+        <w:t>vai trò của AI</w:t>
+      </w:r>
+      <w:r>
+        <w:t xml:space="preserve">, </w:t>
+      </w:r>
+      <w:r>
+        <w:rPr>
+          <w:b/>
+        </w:rPr>
+        <w:t>ngữ cảnh dự án</w:t>
+      </w:r>
+      <w:r>
+        <w:t xml:space="preserve">, </w:t>
+      </w:r>
+      <w:r>
+        <w:rPr>
+          <w:b/>
+        </w:rPr>
+        <w:lastRenderedPageBreak/>
+        <w:t>ràng buộc kỹ thuật</w:t>
+      </w:r>
+      <w:r>
+        <w:t xml:space="preserve"> và </w:t>
+      </w:r>
+      <w:r>
+        <w:rPr>
+          <w:b/>
+        </w:rPr>
+        <w:t>tiêu chí chấp nhận</w:t>
+      </w:r>
+      <w:r>
+        <w:t>. Cách viết này giúp AI sinh ra code chất lượng cao, đúng convention của dự án, tốn ít vòng lặp chỉnh sửa.</w:t>
       </w:r>
     </w:p>
     <w:p>
       <w:pPr>
-        <w:spacing w:before="240" w:after="120"/>
-      </w:pPr>
-      <w:r>
-        <w:rPr>
-          <w:b/>
-          <w:color w:val="2D2F33"/>
-          <w:sz w:val="26"/>
-        </w:rPr>
-        <w:t>2. Hạn chế còn tồn tại</w:t>
+        <w:spacing w:after="120" w:line="336" w:lineRule="auto"/>
+      </w:pPr>
+      <w:r>
+        <w:t>Dưới đây là 8 prompt điển hình đã sử dụng:</w:t>
       </w:r>
     </w:p>
     <w:p>
       <w:pPr>
-        <w:pStyle w:val="ListBullet"/>
-        <w:ind w:left="340"/>
-      </w:pPr>
-      <w:r>
-        <w:rPr>
-          <w:b/>
-        </w:rPr>
-        <w:t>Chưa hỗ trợ kéo-thả (drag &amp; drop)</w:t>
-      </w:r>
-      <w:r>
-        <w:t xml:space="preserve"> giữa các cột — hiện đang chuyển trạng thái qua action sheet. Nên bổ sung </w:t>
-      </w:r>
-      <w:r>
-        <w:rPr>
-          <w:rFonts w:ascii="Consolas" w:hAnsi="Consolas"/>
-          <w:color w:val="C7254E"/>
-          <w:sz w:val="21"/>
-        </w:rPr>
-        <w:t>ReorderableListView</w:t>
-      </w:r>
-      <w:r>
-        <w:t xml:space="preserve"> hoặc </w:t>
-      </w:r>
-      <w:r>
-        <w:rPr>
-          <w:rFonts w:ascii="Consolas" w:hAnsi="Consolas"/>
-          <w:color w:val="C7254E"/>
-          <w:sz w:val="21"/>
-        </w:rPr>
-        <w:t>flutter_draggable</w:t>
-      </w:r>
-      <w:r>
-        <w:t>.</w:t>
-      </w:r>
+        <w:pBdr>
+          <w:bottom w:val="single" w:sz="6" w:space="1" w:color="ACADB1"/>
+        </w:pBdr>
+      </w:pPr>
     </w:p>
     <w:p>
       <w:pPr>
-        <w:pStyle w:val="ListBullet"/>
-        <w:ind w:left="340"/>
-      </w:pPr>
-      <w:r>
-        <w:rPr>
-          <w:b/>
-        </w:rPr>
-        <w:t>Chưa có hạn chót (deadline)</w:t>
-      </w:r>
-      <w:r>
-        <w:t xml:space="preserve">, </w:t>
-      </w:r>
-      <w:r>
-        <w:rPr>
-          <w:b/>
-        </w:rPr>
-        <w:t>nhãn/tag</w:t>
-      </w:r>
-      <w:r>
-        <w:t xml:space="preserve"> hoặc </w:t>
-      </w:r>
-      <w:r>
-        <w:rPr>
-          <w:b/>
-        </w:rPr>
-        <w:t>đính kèm ảnh</w:t>
-      </w:r>
-      <w:r>
-        <w:t>.</w:t>
-      </w:r>
-    </w:p>
-    <w:p>
-      <w:pPr>
-        <w:pStyle w:val="ListBullet"/>
-        <w:ind w:left="340"/>
-      </w:pPr>
-      <w:r>
-        <w:rPr>
-          <w:b/>
-        </w:rPr>
-        <w:t>Chưa có thông báo đẩy (push notification)</w:t>
-      </w:r>
-      <w:r>
-        <w:t xml:space="preserve"> nhắc việc quá hạn.</w:t>
-      </w:r>
-    </w:p>
-    <w:p>
-      <w:pPr>
-        <w:pStyle w:val="ListBullet"/>
-        <w:ind w:left="340"/>
-      </w:pPr>
-      <w:r>
-        <w:rPr>
-          <w:b/>
-        </w:rPr>
-        <w:t>Chưa xử lý mất mạng thực sự thông minh</w:t>
-      </w:r>
-      <w:r>
-        <w:t>: khi đăng nhập cloud mà mất mạng, app sẽ không ghi được tạm lên local để đồng bộ sau (chỉ có khách mới lưu local).</w:t>
-      </w:r>
-    </w:p>
-    <w:p>
-      <w:pPr>
-        <w:pStyle w:val="ListBullet"/>
-        <w:ind w:left="340"/>
-      </w:pPr>
-      <w:r>
-        <w:rPr>
-          <w:b/>
-        </w:rPr>
-        <w:t>Chưa có test tự động</w:t>
-      </w:r>
-      <w:r>
-        <w:t xml:space="preserve"> (unit test, widget test) — hiện kiểm thử hoàn toàn thủ công.</w:t>
-      </w:r>
-    </w:p>
-    <w:p>
-      <w:pPr>
-        <w:pStyle w:val="ListBullet"/>
-        <w:ind w:left="340"/>
-      </w:pPr>
-      <w:r>
-        <w:rPr>
-          <w:b/>
-        </w:rPr>
-        <w:t>Luồng đăng ký email</w:t>
-      </w:r>
-      <w:r>
-        <w:t xml:space="preserve"> chưa hiển thị màn hình xác nhận email đối với project Supabase bật chế độ "Confirm Email" — nếu bật sẽ cần thêm màn hình thông báo.</w:t>
-      </w:r>
-    </w:p>
-    <w:p>
-      <w:pPr>
-        <w:spacing w:before="240" w:after="120"/>
-      </w:pPr>
-      <w:r>
-        <w:rPr>
-          <w:b/>
-          <w:color w:val="0058BB"/>
-          <w:sz w:val="30"/>
-        </w:rPr>
-        <w:t>VII. CÁC CÂU PROMPT ĐIỂN HÌNH (Vibe Coding)</w:t>
-      </w:r>
-    </w:p>
-    <w:p>
-      <w:pPr>
-        <w:spacing w:after="80"/>
-      </w:pPr>
-      <w:r>
-        <w:lastRenderedPageBreak/>
-        <w:t xml:space="preserve">Trong quá trình phát triển, sinh viên không sử dụng những câu lệnh ngắn kiểu </w:t>
-      </w:r>
-      <w:r>
-        <w:rPr>
-          <w:i/>
-        </w:rPr>
-        <w:t>"viết cho tôi một màn hình kanban"</w:t>
-      </w:r>
-      <w:r>
-        <w:t xml:space="preserve">, mà sử dụng </w:t>
-      </w:r>
-      <w:r>
-        <w:rPr>
-          <w:b/>
-        </w:rPr>
-        <w:t>prompt có cấu trúc</w:t>
-      </w:r>
-      <w:r>
-        <w:t xml:space="preserve"> — luôn khai báo rõ </w:t>
-      </w:r>
-      <w:r>
-        <w:rPr>
-          <w:b/>
-        </w:rPr>
-        <w:t>vai trò của AI</w:t>
-      </w:r>
-      <w:r>
-        <w:t xml:space="preserve">, </w:t>
-      </w:r>
-      <w:r>
-        <w:rPr>
-          <w:b/>
-        </w:rPr>
-        <w:t>ngữ cảnh dự án</w:t>
-      </w:r>
-      <w:r>
-        <w:t xml:space="preserve">, </w:t>
-      </w:r>
-      <w:r>
-        <w:rPr>
-          <w:b/>
-        </w:rPr>
-        <w:t>ràng buộc kỹ thuật</w:t>
-      </w:r>
-      <w:r>
-        <w:t xml:space="preserve"> và </w:t>
-      </w:r>
-      <w:r>
-        <w:rPr>
-          <w:b/>
-        </w:rPr>
-        <w:t>tiêu chí chấp nhận</w:t>
-      </w:r>
-      <w:r>
-        <w:t>. Cách viết này giúp AI sinh ra code chất lượng cao, đúng convention của dự án, tốn ít vòng lặp chỉnh sửa.</w:t>
-      </w:r>
-    </w:p>
-    <w:p>
-      <w:pPr>
-        <w:spacing w:after="80"/>
-      </w:pPr>
-      <w:r>
-        <w:t>Dưới đây là 6 prompt điển hình đã sử dụng:</w:t>
-      </w:r>
-    </w:p>
-    <w:p>
-      <w:pPr>
-        <w:spacing w:before="240" w:after="120"/>
-      </w:pPr>
-      <w:r>
-        <w:rPr>
-          <w:b/>
+        <w:pStyle w:val="Heading3"/>
+      </w:pPr>
+      <w:r>
+        <w:rPr>
+          <w:rFonts w:ascii="Times New Roman" w:hAnsi="Times New Roman"/>
           <w:color w:val="2D2F33"/>
           <w:sz w:val="26"/>
         </w:rPr>
@@ -2942,7 +2780,7 @@
         <w:pBdr>
           <w:left w:val="single" w:sz="18" w:space="8" w:color="6C9FFF"/>
         </w:pBdr>
-        <w:spacing w:after="60"/>
+        <w:spacing w:after="80" w:line="324" w:lineRule="auto"/>
         <w:ind w:left="454"/>
       </w:pPr>
       <w:r>
@@ -2960,7 +2798,7 @@
         <w:pBdr>
           <w:left w:val="single" w:sz="18" w:space="8" w:color="6C9FFF"/>
         </w:pBdr>
-        <w:spacing w:after="60"/>
+        <w:spacing w:after="80" w:line="324" w:lineRule="auto"/>
         <w:ind w:left="454"/>
       </w:pPr>
       <w:r>
@@ -2976,7 +2814,7 @@
         <w:rPr>
           <w:rFonts w:ascii="Consolas" w:hAnsi="Consolas"/>
           <w:color w:val="C7254E"/>
-          <w:sz w:val="21"/>
+          <w:sz w:val="22"/>
         </w:rPr>
         <w:t>psntask</w:t>
       </w:r>
@@ -2987,7 +2825,7 @@
         <w:rPr>
           <w:rFonts w:ascii="Consolas" w:hAnsi="Consolas"/>
           <w:color w:val="C7254E"/>
-          <w:sz w:val="21"/>
+          <w:sz w:val="22"/>
         </w:rPr>
         <w:t>SharedPreferences</w:t>
       </w:r>
@@ -3000,7 +2838,7 @@
         <w:pBdr>
           <w:left w:val="single" w:sz="18" w:space="8" w:color="6C9FFF"/>
         </w:pBdr>
-        <w:spacing w:after="60"/>
+        <w:spacing w:after="80" w:line="324" w:lineRule="auto"/>
         <w:ind w:left="454"/>
       </w:pPr>
       <w:r>
@@ -3016,7 +2854,7 @@
         <w:rPr>
           <w:rFonts w:ascii="Consolas" w:hAnsi="Consolas"/>
           <w:color w:val="C7254E"/>
-          <w:sz w:val="21"/>
+          <w:sz w:val="22"/>
         </w:rPr>
         <w:t>TaskModel</w:t>
       </w:r>
@@ -3027,7 +2865,7 @@
         <w:rPr>
           <w:rFonts w:ascii="Consolas" w:hAnsi="Consolas"/>
           <w:color w:val="C7254E"/>
-          <w:sz w:val="21"/>
+          <w:sz w:val="22"/>
         </w:rPr>
         <w:t>lib/features/kanban/domain/models/task_model.dart</w:t>
       </w:r>
@@ -3038,7 +2876,7 @@
         <w:rPr>
           <w:rFonts w:ascii="Consolas" w:hAnsi="Consolas"/>
           <w:color w:val="C7254E"/>
-          <w:sz w:val="21"/>
+          <w:sz w:val="22"/>
         </w:rPr>
         <w:t>id</w:t>
       </w:r>
@@ -3049,7 +2887,7 @@
         <w:rPr>
           <w:rFonts w:ascii="Consolas" w:hAnsi="Consolas"/>
           <w:color w:val="C7254E"/>
-          <w:sz w:val="21"/>
+          <w:sz w:val="22"/>
         </w:rPr>
         <w:t>title</w:t>
       </w:r>
@@ -3060,7 +2898,7 @@
         <w:rPr>
           <w:rFonts w:ascii="Consolas" w:hAnsi="Consolas"/>
           <w:color w:val="C7254E"/>
-          <w:sz w:val="21"/>
+          <w:sz w:val="22"/>
         </w:rPr>
         <w:t>description</w:t>
       </w:r>
@@ -3071,7 +2909,7 @@
         <w:rPr>
           <w:rFonts w:ascii="Consolas" w:hAnsi="Consolas"/>
           <w:color w:val="C7254E"/>
-          <w:sz w:val="21"/>
+          <w:sz w:val="22"/>
         </w:rPr>
         <w:t>status</w:t>
       </w:r>
@@ -3082,7 +2920,7 @@
         <w:rPr>
           <w:rFonts w:ascii="Consolas" w:hAnsi="Consolas"/>
           <w:color w:val="C7254E"/>
-          <w:sz w:val="21"/>
+          <w:sz w:val="22"/>
         </w:rPr>
         <w:t>todo/doing/done</w:t>
       </w:r>
@@ -3093,7 +2931,7 @@
         <w:rPr>
           <w:rFonts w:ascii="Consolas" w:hAnsi="Consolas"/>
           <w:color w:val="C7254E"/>
-          <w:sz w:val="21"/>
+          <w:sz w:val="22"/>
         </w:rPr>
         <w:t>priority</w:t>
       </w:r>
@@ -3104,7 +2942,7 @@
         <w:rPr>
           <w:rFonts w:ascii="Consolas" w:hAnsi="Consolas"/>
           <w:color w:val="C7254E"/>
-          <w:sz w:val="21"/>
+          <w:sz w:val="22"/>
         </w:rPr>
         <w:t>low/medium/high</w:t>
       </w:r>
@@ -3115,12 +2953,23 @@
         <w:rPr>
           <w:rFonts w:ascii="Consolas" w:hAnsi="Consolas"/>
           <w:color w:val="C7254E"/>
-          <w:sz w:val="21"/>
+          <w:sz w:val="22"/>
         </w:rPr>
         <w:t>createdAt</w:t>
       </w:r>
       <w:r>
-        <w:t xml:space="preserve"> (DateTime).</w:t>
+        <w:t xml:space="preserve"> (DateTime), </w:t>
+      </w:r>
+      <w:r>
+        <w:rPr>
+          <w:rFonts w:ascii="Consolas" w:hAnsi="Consolas"/>
+          <w:color w:val="C7254E"/>
+          <w:sz w:val="22"/>
+        </w:rPr>
+        <w:t>dueDate</w:t>
+      </w:r>
+      <w:r>
+        <w:t xml:space="preserve"> (DateTime?, tùy chọn).</w:t>
       </w:r>
     </w:p>
     <w:p>
@@ -3128,7 +2977,7 @@
         <w:pBdr>
           <w:left w:val="single" w:sz="18" w:space="8" w:color="6C9FFF"/>
         </w:pBdr>
-        <w:spacing w:after="60"/>
+        <w:spacing w:after="80" w:line="324" w:lineRule="auto"/>
         <w:ind w:left="454"/>
       </w:pPr>
       <w:r>
@@ -3143,7 +2992,7 @@
         <w:pBdr>
           <w:left w:val="single" w:sz="18" w:space="8" w:color="6C9FFF"/>
         </w:pBdr>
-        <w:spacing w:after="60"/>
+        <w:spacing w:after="80" w:line="324" w:lineRule="auto"/>
         <w:ind w:left="454"/>
       </w:pPr>
       <w:r>
@@ -3153,7 +3002,7 @@
         <w:rPr>
           <w:rFonts w:ascii="Consolas" w:hAnsi="Consolas"/>
           <w:color w:val="C7254E"/>
-          <w:sz w:val="21"/>
+          <w:sz w:val="22"/>
         </w:rPr>
         <w:t>final</w:t>
       </w:r>
@@ -3166,7 +3015,7 @@
         <w:pBdr>
           <w:left w:val="single" w:sz="18" w:space="8" w:color="6C9FFF"/>
         </w:pBdr>
-        <w:spacing w:after="60"/>
+        <w:spacing w:after="80" w:line="324" w:lineRule="auto"/>
         <w:ind w:left="454"/>
       </w:pPr>
       <w:r>
@@ -3176,7 +3025,7 @@
         <w:rPr>
           <w:rFonts w:ascii="Consolas" w:hAnsi="Consolas"/>
           <w:color w:val="C7254E"/>
-          <w:sz w:val="21"/>
+          <w:sz w:val="22"/>
         </w:rPr>
         <w:t>factory fromJson</w:t>
       </w:r>
@@ -3187,7 +3036,7 @@
         <w:rPr>
           <w:rFonts w:ascii="Consolas" w:hAnsi="Consolas"/>
           <w:color w:val="C7254E"/>
-          <w:sz w:val="21"/>
+          <w:sz w:val="22"/>
         </w:rPr>
         <w:t>toJson</w:t>
       </w:r>
@@ -3198,12 +3047,23 @@
         <w:rPr>
           <w:rFonts w:ascii="Consolas" w:hAnsi="Consolas"/>
           <w:color w:val="C7254E"/>
-          <w:sz w:val="21"/>
+          <w:sz w:val="22"/>
         </w:rPr>
         <w:t>copyWith</w:t>
       </w:r>
       <w:r>
-        <w:t>.</w:t>
+        <w:t xml:space="preserve"> (kèm cờ </w:t>
+      </w:r>
+      <w:r>
+        <w:rPr>
+          <w:rFonts w:ascii="Consolas" w:hAnsi="Consolas"/>
+          <w:color w:val="C7254E"/>
+          <w:sz w:val="22"/>
+        </w:rPr>
+        <w:t>clearDueDate</w:t>
+      </w:r>
+      <w:r>
+        <w:t xml:space="preserve"> để xóa hạn).</w:t>
       </w:r>
     </w:p>
     <w:p>
@@ -3211,7 +3071,7 @@
         <w:pBdr>
           <w:left w:val="single" w:sz="18" w:space="8" w:color="6C9FFF"/>
         </w:pBdr>
-        <w:spacing w:after="60"/>
+        <w:spacing w:after="80" w:line="324" w:lineRule="auto"/>
         <w:ind w:left="454"/>
       </w:pPr>
       <w:r>
@@ -3221,7 +3081,7 @@
         <w:rPr>
           <w:rFonts w:ascii="Consolas" w:hAnsi="Consolas"/>
           <w:color w:val="C7254E"/>
-          <w:sz w:val="21"/>
+          <w:sz w:val="22"/>
         </w:rPr>
         <w:t>toJson</w:t>
       </w:r>
@@ -3232,7 +3092,7 @@
         <w:rPr>
           <w:rFonts w:ascii="Consolas" w:hAnsi="Consolas"/>
           <w:color w:val="C7254E"/>
-          <w:sz w:val="21"/>
+          <w:sz w:val="22"/>
         </w:rPr>
         <w:t>id.isEmpty</w:t>
       </w:r>
@@ -3252,12 +3112,43 @@
         <w:rPr>
           <w:rFonts w:ascii="Consolas" w:hAnsi="Consolas"/>
           <w:color w:val="C7254E"/>
-          <w:sz w:val="21"/>
+          <w:sz w:val="22"/>
         </w:rPr>
         <w:t>id</w:t>
       </w:r>
       <w:r>
-        <w:t xml:space="preserve"> vào map (để Supabase tự sinh UUID).</w:t>
+        <w:t xml:space="preserve"> vào map (để Supabase tự sinh UUID); khi </w:t>
+      </w:r>
+      <w:r>
+        <w:rPr>
+          <w:rFonts w:ascii="Consolas" w:hAnsi="Consolas"/>
+          <w:color w:val="C7254E"/>
+          <w:sz w:val="22"/>
+        </w:rPr>
+        <w:t>dueDate == null</w:t>
+      </w:r>
+      <w:r>
+        <w:t xml:space="preserve"> thì </w:t>
+      </w:r>
+      <w:r>
+        <w:rPr>
+          <w:b/>
+        </w:rPr>
+        <w:t>không</w:t>
+      </w:r>
+      <w:r>
+        <w:t xml:space="preserve"> đưa field </w:t>
+      </w:r>
+      <w:r>
+        <w:rPr>
+          <w:rFonts w:ascii="Consolas" w:hAnsi="Consolas"/>
+          <w:color w:val="C7254E"/>
+          <w:sz w:val="22"/>
+        </w:rPr>
+        <w:t>due_date</w:t>
+      </w:r>
+      <w:r>
+        <w:t xml:space="preserve"> vào map.</w:t>
       </w:r>
     </w:p>
     <w:p>
@@ -3265,7 +3156,7 @@
         <w:pBdr>
           <w:left w:val="single" w:sz="18" w:space="8" w:color="6C9FFF"/>
         </w:pBdr>
-        <w:spacing w:after="60"/>
+        <w:spacing w:after="80" w:line="324" w:lineRule="auto"/>
         <w:ind w:left="454"/>
       </w:pPr>
       <w:r>
@@ -3275,7 +3166,7 @@
         <w:rPr>
           <w:rFonts w:ascii="Consolas" w:hAnsi="Consolas"/>
           <w:color w:val="C7254E"/>
-          <w:sz w:val="21"/>
+          <w:sz w:val="22"/>
         </w:rPr>
         <w:t>status</w:t>
       </w:r>
@@ -3286,7 +3177,7 @@
         <w:rPr>
           <w:rFonts w:ascii="Consolas" w:hAnsi="Consolas"/>
           <w:color w:val="C7254E"/>
-          <w:sz w:val="21"/>
+          <w:sz w:val="22"/>
         </w:rPr>
         <w:t>priority</w:t>
       </w:r>
@@ -3297,7 +3188,7 @@
         <w:rPr>
           <w:rFonts w:ascii="Consolas" w:hAnsi="Consolas"/>
           <w:color w:val="C7254E"/>
-          <w:sz w:val="21"/>
+          <w:sz w:val="22"/>
         </w:rPr>
         <w:t>enum.values.firstWhere</w:t>
       </w:r>
@@ -3308,7 +3199,7 @@
         <w:rPr>
           <w:rFonts w:ascii="Consolas" w:hAnsi="Consolas"/>
           <w:color w:val="C7254E"/>
-          <w:sz w:val="21"/>
+          <w:sz w:val="22"/>
         </w:rPr>
         <w:t>orElse</w:t>
       </w:r>
@@ -3321,7 +3212,7 @@
         <w:pBdr>
           <w:left w:val="single" w:sz="18" w:space="8" w:color="6C9FFF"/>
         </w:pBdr>
-        <w:spacing w:after="60"/>
+        <w:spacing w:after="80" w:line="324" w:lineRule="auto"/>
         <w:ind w:left="454"/>
       </w:pPr>
       <w:r>
@@ -3337,7 +3228,7 @@
         <w:rPr>
           <w:rFonts w:ascii="Consolas" w:hAnsi="Consolas"/>
           <w:color w:val="C7254E"/>
-          <w:sz w:val="21"/>
+          <w:sz w:val="22"/>
         </w:rPr>
         <w:t>flutter analyze</w:t>
       </w:r>
@@ -3348,7 +3239,7 @@
         <w:rPr>
           <w:rFonts w:ascii="Consolas" w:hAnsi="Consolas"/>
           <w:color w:val="C7254E"/>
-          <w:sz w:val="21"/>
+          <w:sz w:val="22"/>
         </w:rPr>
         <w:t>tasks</w:t>
       </w:r>
@@ -3358,11 +3249,18 @@
     </w:p>
     <w:p>
       <w:pPr>
-        <w:spacing w:before="240" w:after="120"/>
-      </w:pPr>
-      <w:r>
-        <w:rPr>
-          <w:b/>
+        <w:pBdr>
+          <w:bottom w:val="single" w:sz="6" w:space="1" w:color="ACADB1"/>
+        </w:pBdr>
+      </w:pPr>
+    </w:p>
+    <w:p>
+      <w:pPr>
+        <w:pStyle w:val="Heading3"/>
+      </w:pPr>
+      <w:r>
+        <w:rPr>
+          <w:rFonts w:ascii="Times New Roman" w:hAnsi="Times New Roman"/>
           <w:color w:val="2D2F33"/>
           <w:sz w:val="26"/>
         </w:rPr>
@@ -3374,7 +3272,7 @@
         <w:pBdr>
           <w:left w:val="single" w:sz="18" w:space="8" w:color="6C9FFF"/>
         </w:pBdr>
-        <w:spacing w:after="60"/>
+        <w:spacing w:after="80" w:line="324" w:lineRule="auto"/>
         <w:ind w:left="454"/>
       </w:pPr>
       <w:r>
@@ -3392,7 +3290,7 @@
         <w:pBdr>
           <w:left w:val="single" w:sz="18" w:space="8" w:color="6C9FFF"/>
         </w:pBdr>
-        <w:spacing w:after="60"/>
+        <w:spacing w:after="80" w:line="324" w:lineRule="auto"/>
         <w:ind w:left="454"/>
       </w:pPr>
       <w:r>
@@ -3417,7 +3315,7 @@
         <w:rPr>
           <w:rFonts w:ascii="Consolas" w:hAnsi="Consolas"/>
           <w:color w:val="C7254E"/>
-          <w:sz w:val="21"/>
+          <w:sz w:val="22"/>
         </w:rPr>
         <w:t>SharedPreferences</w:t>
       </w:r>
@@ -3430,7 +3328,7 @@
         <w:pBdr>
           <w:left w:val="single" w:sz="18" w:space="8" w:color="6C9FFF"/>
         </w:pBdr>
-        <w:spacing w:after="60"/>
+        <w:spacing w:after="80" w:line="324" w:lineRule="auto"/>
         <w:ind w:left="454"/>
       </w:pPr>
       <w:r>
@@ -3445,7 +3343,7 @@
         <w:pBdr>
           <w:left w:val="single" w:sz="18" w:space="8" w:color="6C9FFF"/>
         </w:pBdr>
-        <w:spacing w:after="60"/>
+        <w:spacing w:after="80" w:line="324" w:lineRule="auto"/>
         <w:ind w:left="454"/>
       </w:pPr>
       <w:r>
@@ -3455,7 +3353,7 @@
         <w:rPr>
           <w:rFonts w:ascii="Consolas" w:hAnsi="Consolas"/>
           <w:color w:val="C7254E"/>
-          <w:sz w:val="21"/>
+          <w:sz w:val="22"/>
         </w:rPr>
         <w:t>TaskRepository</w:t>
       </w:r>
@@ -3466,7 +3364,7 @@
         <w:rPr>
           <w:rFonts w:ascii="Consolas" w:hAnsi="Consolas"/>
           <w:color w:val="C7254E"/>
-          <w:sz w:val="21"/>
+          <w:sz w:val="22"/>
         </w:rPr>
         <w:t>streamTasks()</w:t>
       </w:r>
@@ -3477,7 +3375,7 @@
         <w:rPr>
           <w:rFonts w:ascii="Consolas" w:hAnsi="Consolas"/>
           <w:color w:val="C7254E"/>
-          <w:sz w:val="21"/>
+          <w:sz w:val="22"/>
         </w:rPr>
         <w:t>addTask()</w:t>
       </w:r>
@@ -3488,7 +3386,7 @@
         <w:rPr>
           <w:rFonts w:ascii="Consolas" w:hAnsi="Consolas"/>
           <w:color w:val="C7254E"/>
-          <w:sz w:val="21"/>
+          <w:sz w:val="22"/>
         </w:rPr>
         <w:t>updateTask()</w:t>
       </w:r>
@@ -3499,7 +3397,7 @@
         <w:rPr>
           <w:rFonts w:ascii="Consolas" w:hAnsi="Consolas"/>
           <w:color w:val="C7254E"/>
-          <w:sz w:val="21"/>
+          <w:sz w:val="22"/>
         </w:rPr>
         <w:t>updateTaskStatus()</w:t>
       </w:r>
@@ -3510,7 +3408,7 @@
         <w:rPr>
           <w:rFonts w:ascii="Consolas" w:hAnsi="Consolas"/>
           <w:color w:val="C7254E"/>
-          <w:sz w:val="21"/>
+          <w:sz w:val="22"/>
         </w:rPr>
         <w:t>deleteTask()</w:t>
       </w:r>
@@ -3523,17 +3421,18 @@
         <w:pBdr>
           <w:left w:val="single" w:sz="18" w:space="8" w:color="6C9FFF"/>
         </w:pBdr>
-        <w:spacing w:after="60"/>
+        <w:spacing w:after="80" w:line="324" w:lineRule="auto"/>
         <w:ind w:left="454"/>
       </w:pPr>
       <w:r>
+        <w:lastRenderedPageBreak/>
         <w:t xml:space="preserve">2. Cài đặt </w:t>
       </w:r>
       <w:r>
         <w:rPr>
           <w:rFonts w:ascii="Consolas" w:hAnsi="Consolas"/>
           <w:color w:val="C7254E"/>
-          <w:sz w:val="21"/>
+          <w:sz w:val="22"/>
         </w:rPr>
         <w:t>SupabaseTaskRepository</w:t>
       </w:r>
@@ -3544,7 +3443,7 @@
         <w:rPr>
           <w:rFonts w:ascii="Consolas" w:hAnsi="Consolas"/>
           <w:color w:val="C7254E"/>
-          <w:sz w:val="21"/>
+          <w:sz w:val="22"/>
         </w:rPr>
         <w:t>supabase.from('tasks').stream(primaryKey: ['id']).order('created_at', ascending: false)</w:t>
       </w:r>
@@ -3557,7 +3456,7 @@
         <w:pBdr>
           <w:left w:val="single" w:sz="18" w:space="8" w:color="6C9FFF"/>
         </w:pBdr>
-        <w:spacing w:after="60"/>
+        <w:spacing w:after="80" w:line="324" w:lineRule="auto"/>
         <w:ind w:left="454"/>
       </w:pPr>
       <w:r>
@@ -3567,7 +3466,7 @@
         <w:rPr>
           <w:rFonts w:ascii="Consolas" w:hAnsi="Consolas"/>
           <w:color w:val="C7254E"/>
-          <w:sz w:val="21"/>
+          <w:sz w:val="22"/>
         </w:rPr>
         <w:t>LocalTaskRepository</w:t>
       </w:r>
@@ -3578,7 +3477,7 @@
         <w:rPr>
           <w:rFonts w:ascii="Consolas" w:hAnsi="Consolas"/>
           <w:color w:val="C7254E"/>
-          <w:sz w:val="21"/>
+          <w:sz w:val="22"/>
         </w:rPr>
         <w:t>SharedPreferences</w:t>
       </w:r>
@@ -3589,7 +3488,7 @@
         <w:rPr>
           <w:rFonts w:ascii="Consolas" w:hAnsi="Consolas"/>
           <w:color w:val="C7254E"/>
-          <w:sz w:val="21"/>
+          <w:sz w:val="22"/>
         </w:rPr>
         <w:t>StreamController.broadcast()</w:t>
       </w:r>
@@ -3600,7 +3499,7 @@
         <w:rPr>
           <w:rFonts w:ascii="Consolas" w:hAnsi="Consolas"/>
           <w:color w:val="C7254E"/>
-          <w:sz w:val="21"/>
+          <w:sz w:val="22"/>
         </w:rPr>
         <w:t>_ensureLoaded()</w:t>
       </w:r>
@@ -3611,7 +3510,7 @@
         <w:rPr>
           <w:rFonts w:ascii="Consolas" w:hAnsi="Consolas"/>
           <w:color w:val="C7254E"/>
-          <w:sz w:val="21"/>
+          <w:sz w:val="22"/>
         </w:rPr>
         <w:t>guest_tasks</w:t>
       </w:r>
@@ -3624,7 +3523,7 @@
         <w:pBdr>
           <w:left w:val="single" w:sz="18" w:space="8" w:color="6C9FFF"/>
         </w:pBdr>
-        <w:spacing w:after="60"/>
+        <w:spacing w:after="80" w:line="324" w:lineRule="auto"/>
         <w:ind w:left="454"/>
       </w:pPr>
       <w:r>
@@ -3639,7 +3538,7 @@
         <w:pBdr>
           <w:left w:val="single" w:sz="18" w:space="8" w:color="6C9FFF"/>
         </w:pBdr>
-        <w:spacing w:after="60"/>
+        <w:spacing w:after="80" w:line="324" w:lineRule="auto"/>
         <w:ind w:left="454"/>
       </w:pPr>
       <w:r>
@@ -3660,18 +3559,17 @@
         <w:pBdr>
           <w:left w:val="single" w:sz="18" w:space="8" w:color="6C9FFF"/>
         </w:pBdr>
-        <w:spacing w:after="60"/>
+        <w:spacing w:after="80" w:line="324" w:lineRule="auto"/>
         <w:ind w:left="454"/>
       </w:pPr>
       <w:r>
-        <w:lastRenderedPageBreak/>
         <w:t xml:space="preserve">- </w:t>
       </w:r>
       <w:r>
         <w:rPr>
           <w:rFonts w:ascii="Consolas" w:hAnsi="Consolas"/>
           <w:color w:val="C7254E"/>
-          <w:sz w:val="21"/>
+          <w:sz w:val="22"/>
         </w:rPr>
         <w:t>LocalTaskRepository</w:t>
       </w:r>
@@ -3682,7 +3580,7 @@
         <w:rPr>
           <w:rFonts w:ascii="Consolas" w:hAnsi="Consolas"/>
           <w:color w:val="C7254E"/>
-          <w:sz w:val="21"/>
+          <w:sz w:val="22"/>
         </w:rPr>
         <w:t>id</w:t>
       </w:r>
@@ -3693,7 +3591,7 @@
         <w:rPr>
           <w:rFonts w:ascii="Consolas" w:hAnsi="Consolas"/>
           <w:color w:val="C7254E"/>
-          <w:sz w:val="21"/>
+          <w:sz w:val="22"/>
         </w:rPr>
         <w:t>DateTime.now().microsecondsSinceEpoch.toString()</w:t>
       </w:r>
@@ -3706,7 +3604,7 @@
         <w:pBdr>
           <w:left w:val="single" w:sz="18" w:space="8" w:color="6C9FFF"/>
         </w:pBdr>
-        <w:spacing w:after="60"/>
+        <w:spacing w:after="80" w:line="324" w:lineRule="auto"/>
         <w:ind w:left="454"/>
       </w:pPr>
       <w:r>
@@ -3716,7 +3614,7 @@
         <w:rPr>
           <w:rFonts w:ascii="Consolas" w:hAnsi="Consolas"/>
           <w:color w:val="C7254E"/>
-          <w:sz w:val="21"/>
+          <w:sz w:val="22"/>
         </w:rPr>
         <w:t>shared_preferences</w:t>
       </w:r>
@@ -3729,7 +3627,7 @@
         <w:pBdr>
           <w:left w:val="single" w:sz="18" w:space="8" w:color="6C9FFF"/>
         </w:pBdr>
-        <w:spacing w:after="60"/>
+        <w:spacing w:after="80" w:line="324" w:lineRule="auto"/>
         <w:ind w:left="454"/>
       </w:pPr>
       <w:r>
@@ -3744,11 +3642,18 @@
     </w:p>
     <w:p>
       <w:pPr>
-        <w:spacing w:before="240" w:after="120"/>
-      </w:pPr>
-      <w:r>
-        <w:rPr>
-          <w:b/>
+        <w:pBdr>
+          <w:bottom w:val="single" w:sz="6" w:space="1" w:color="ACADB1"/>
+        </w:pBdr>
+      </w:pPr>
+    </w:p>
+    <w:p>
+      <w:pPr>
+        <w:pStyle w:val="Heading3"/>
+      </w:pPr>
+      <w:r>
+        <w:rPr>
+          <w:rFonts w:ascii="Times New Roman" w:hAnsi="Times New Roman"/>
           <w:color w:val="2D2F33"/>
           <w:sz w:val="26"/>
         </w:rPr>
@@ -3760,7 +3665,7 @@
         <w:pBdr>
           <w:left w:val="single" w:sz="18" w:space="8" w:color="6C9FFF"/>
         </w:pBdr>
-        <w:spacing w:after="60"/>
+        <w:spacing w:after="80" w:line="324" w:lineRule="auto"/>
         <w:ind w:left="454"/>
       </w:pPr>
       <w:r>
@@ -3778,7 +3683,7 @@
         <w:pBdr>
           <w:left w:val="single" w:sz="18" w:space="8" w:color="6C9FFF"/>
         </w:pBdr>
-        <w:spacing w:after="60"/>
+        <w:spacing w:after="80" w:line="324" w:lineRule="auto"/>
         <w:ind w:left="454"/>
       </w:pPr>
       <w:r>
@@ -3796,7 +3701,7 @@
         <w:pBdr>
           <w:left w:val="single" w:sz="18" w:space="8" w:color="6C9FFF"/>
         </w:pBdr>
-        <w:spacing w:after="60"/>
+        <w:spacing w:after="80" w:line="324" w:lineRule="auto"/>
         <w:ind w:left="454"/>
       </w:pPr>
       <w:r>
@@ -3812,7 +3717,7 @@
         <w:rPr>
           <w:rFonts w:ascii="Consolas" w:hAnsi="Consolas"/>
           <w:color w:val="C7254E"/>
-          <w:sz w:val="21"/>
+          <w:sz w:val="22"/>
         </w:rPr>
         <w:t>supabase/migrations/&lt;timestamp&gt;_create_tasks_table.sql</w:t>
       </w:r>
@@ -3825,7 +3730,7 @@
         <w:pBdr>
           <w:left w:val="single" w:sz="18" w:space="8" w:color="6C9FFF"/>
         </w:pBdr>
-        <w:spacing w:after="60"/>
+        <w:spacing w:after="80" w:line="324" w:lineRule="auto"/>
         <w:ind w:left="454"/>
       </w:pPr>
       <w:r>
@@ -3835,7 +3740,7 @@
         <w:rPr>
           <w:rFonts w:ascii="Consolas" w:hAnsi="Consolas"/>
           <w:color w:val="C7254E"/>
-          <w:sz w:val="21"/>
+          <w:sz w:val="22"/>
         </w:rPr>
         <w:t>tasks</w:t>
       </w:r>
@@ -3846,7 +3751,7 @@
         <w:rPr>
           <w:rFonts w:ascii="Consolas" w:hAnsi="Consolas"/>
           <w:color w:val="C7254E"/>
-          <w:sz w:val="21"/>
+          <w:sz w:val="22"/>
         </w:rPr>
         <w:t>id UUID</w:t>
       </w:r>
@@ -3857,7 +3762,7 @@
         <w:rPr>
           <w:rFonts w:ascii="Consolas" w:hAnsi="Consolas"/>
           <w:color w:val="C7254E"/>
-          <w:sz w:val="21"/>
+          <w:sz w:val="22"/>
         </w:rPr>
         <w:t>gen_random_uuid()</w:t>
       </w:r>
@@ -3868,7 +3773,7 @@
         <w:rPr>
           <w:rFonts w:ascii="Consolas" w:hAnsi="Consolas"/>
           <w:color w:val="C7254E"/>
-          <w:sz w:val="21"/>
+          <w:sz w:val="22"/>
         </w:rPr>
         <w:t>user_id UUID</w:t>
       </w:r>
@@ -3879,7 +3784,7 @@
         <w:rPr>
           <w:rFonts w:ascii="Consolas" w:hAnsi="Consolas"/>
           <w:color w:val="C7254E"/>
-          <w:sz w:val="21"/>
+          <w:sz w:val="22"/>
         </w:rPr>
         <w:t>auth.users(id)</w:t>
       </w:r>
@@ -3890,7 +3795,7 @@
         <w:rPr>
           <w:rFonts w:ascii="Consolas" w:hAnsi="Consolas"/>
           <w:color w:val="C7254E"/>
-          <w:sz w:val="21"/>
+          <w:sz w:val="22"/>
         </w:rPr>
         <w:t>auth.uid()</w:t>
       </w:r>
@@ -3901,7 +3806,7 @@
         <w:rPr>
           <w:rFonts w:ascii="Consolas" w:hAnsi="Consolas"/>
           <w:color w:val="C7254E"/>
-          <w:sz w:val="21"/>
+          <w:sz w:val="22"/>
         </w:rPr>
         <w:t>created_at TIMESTAMPTZ</w:t>
       </w:r>
@@ -3912,7 +3817,7 @@
         <w:rPr>
           <w:rFonts w:ascii="Consolas" w:hAnsi="Consolas"/>
           <w:color w:val="C7254E"/>
-          <w:sz w:val="21"/>
+          <w:sz w:val="22"/>
         </w:rPr>
         <w:t>NOW()</w:t>
       </w:r>
@@ -3923,7 +3828,7 @@
         <w:rPr>
           <w:rFonts w:ascii="Consolas" w:hAnsi="Consolas"/>
           <w:color w:val="C7254E"/>
-          <w:sz w:val="21"/>
+          <w:sz w:val="22"/>
         </w:rPr>
         <w:t>title TEXT NOT NULL</w:t>
       </w:r>
@@ -3934,7 +3839,7 @@
         <w:rPr>
           <w:rFonts w:ascii="Consolas" w:hAnsi="Consolas"/>
           <w:color w:val="C7254E"/>
-          <w:sz w:val="21"/>
+          <w:sz w:val="22"/>
         </w:rPr>
         <w:t>description TEXT</w:t>
       </w:r>
@@ -3945,7 +3850,7 @@
         <w:rPr>
           <w:rFonts w:ascii="Consolas" w:hAnsi="Consolas"/>
           <w:color w:val="C7254E"/>
-          <w:sz w:val="21"/>
+          <w:sz w:val="22"/>
         </w:rPr>
         <w:t>status TEXT NOT NULL DEFAULT 'todo'</w:t>
       </w:r>
@@ -3956,7 +3861,7 @@
         <w:rPr>
           <w:rFonts w:ascii="Consolas" w:hAnsi="Consolas"/>
           <w:color w:val="C7254E"/>
-          <w:sz w:val="21"/>
+          <w:sz w:val="22"/>
         </w:rPr>
         <w:t>priority TEXT NOT NULL DEFAULT 'medium'</w:t>
       </w:r>
@@ -3969,7 +3874,7 @@
         <w:pBdr>
           <w:left w:val="single" w:sz="18" w:space="8" w:color="6C9FFF"/>
         </w:pBdr>
-        <w:spacing w:after="60"/>
+        <w:spacing w:after="80" w:line="324" w:lineRule="auto"/>
         <w:ind w:left="454"/>
       </w:pPr>
       <w:r>
@@ -3979,7 +3884,7 @@
         <w:rPr>
           <w:rFonts w:ascii="Consolas" w:hAnsi="Consolas"/>
           <w:color w:val="C7254E"/>
-          <w:sz w:val="21"/>
+          <w:sz w:val="22"/>
         </w:rPr>
         <w:t>auth.uid() = user_id</w:t>
       </w:r>
@@ -3990,7 +3895,7 @@
         <w:rPr>
           <w:rFonts w:ascii="Consolas" w:hAnsi="Consolas"/>
           <w:color w:val="C7254E"/>
-          <w:sz w:val="21"/>
+          <w:sz w:val="22"/>
         </w:rPr>
         <w:t>WITH CHECK</w:t>
       </w:r>
@@ -4001,7 +3906,7 @@
         <w:rPr>
           <w:rFonts w:ascii="Consolas" w:hAnsi="Consolas"/>
           <w:color w:val="C7254E"/>
-          <w:sz w:val="21"/>
+          <w:sz w:val="22"/>
         </w:rPr>
         <w:t>USING</w:t>
       </w:r>
@@ -4014,7 +3919,7 @@
         <w:pBdr>
           <w:left w:val="single" w:sz="18" w:space="8" w:color="6C9FFF"/>
         </w:pBdr>
-        <w:spacing w:after="60"/>
+        <w:spacing w:after="80" w:line="324" w:lineRule="auto"/>
         <w:ind w:left="454"/>
       </w:pPr>
       <w:r>
@@ -4024,7 +3929,7 @@
         <w:rPr>
           <w:rFonts w:ascii="Consolas" w:hAnsi="Consolas"/>
           <w:color w:val="C7254E"/>
-          <w:sz w:val="21"/>
+          <w:sz w:val="22"/>
         </w:rPr>
         <w:t>supabase_realtime</w:t>
       </w:r>
@@ -4037,7 +3942,7 @@
         <w:pBdr>
           <w:left w:val="single" w:sz="18" w:space="8" w:color="6C9FFF"/>
         </w:pBdr>
-        <w:spacing w:after="60"/>
+        <w:spacing w:after="80" w:line="324" w:lineRule="auto"/>
         <w:ind w:left="454"/>
       </w:pPr>
       <w:r>
@@ -4047,18 +3952,7 @@
         <w:t>Ràng buộc:</w:t>
       </w:r>
       <w:r>
-        <w:t xml:space="preserve"> Không tạo index không cần thiết. Đặt comment tiếng Việt giải thích từng policy. Dùng cú pháp chuẩn PostgreSQL 15 — không dùng extension ngoài </w:t>
-      </w:r>
-      <w:r>
-        <w:rPr>
-          <w:rFonts w:ascii="Consolas" w:hAnsi="Consolas"/>
-          <w:color w:val="C7254E"/>
-          <w:sz w:val="21"/>
-        </w:rPr>
-        <w:t>pgcrypto</w:t>
-      </w:r>
-      <w:r>
-        <w:t>.</w:t>
+        <w:t xml:space="preserve"> Không tạo index không cần thiết. Đặt comment tiếng Việt giải thích từng policy. Dùng cú pháp chuẩn PostgreSQL 15.</w:t>
       </w:r>
     </w:p>
     <w:p>
@@ -4066,7 +3960,7 @@
         <w:pBdr>
           <w:left w:val="single" w:sz="18" w:space="8" w:color="6C9FFF"/>
         </w:pBdr>
-        <w:spacing w:after="60"/>
+        <w:spacing w:after="80" w:line="324" w:lineRule="auto"/>
         <w:ind w:left="454"/>
       </w:pPr>
       <w:r>
@@ -4076,19 +3970,49 @@
         <w:t>Tiêu chí:</w:t>
       </w:r>
       <w:r>
-        <w:t xml:space="preserve"> Chạy migration trên project Supabase mới không sinh lỗi, user A không đọc/sửa/xóa được task của user B.</w:t>
+        <w:t xml:space="preserve"> Chạy migration trên project Supabase mới không sinh lỗi, user A không đọc/sửa/xóa được task của user B. Sau đó viết một migration thứ hai </w:t>
+      </w:r>
+      <w:r>
+        <w:rPr>
+          <w:rFonts w:ascii="Consolas" w:hAnsi="Consolas"/>
+          <w:color w:val="C7254E"/>
+          <w:sz w:val="22"/>
+        </w:rPr>
+        <w:t>add_due_date.sql</w:t>
+      </w:r>
+      <w:r>
+        <w:t xml:space="preserve"> chỉ chứa </w:t>
+      </w:r>
+      <w:r>
+        <w:rPr>
+          <w:rFonts w:ascii="Consolas" w:hAnsi="Consolas"/>
+          <w:color w:val="C7254E"/>
+          <w:sz w:val="22"/>
+        </w:rPr>
+        <w:t>ALTER TABLE tasks ADD COLUMN IF NOT EXISTS due_date TIMESTAMPTZ NULL;</w:t>
+      </w:r>
+      <w:r>
+        <w:t xml:space="preserve"> — tách riêng để dễ rollback nếu cần.</w:t>
       </w:r>
     </w:p>
     <w:p>
       <w:pPr>
-        <w:spacing w:before="240" w:after="120"/>
-      </w:pPr>
-      <w:r>
-        <w:rPr>
-          <w:b/>
+        <w:pBdr>
+          <w:bottom w:val="single" w:sz="6" w:space="1" w:color="ACADB1"/>
+        </w:pBdr>
+      </w:pPr>
+    </w:p>
+    <w:p>
+      <w:pPr>
+        <w:pStyle w:val="Heading3"/>
+      </w:pPr>
+      <w:r>
+        <w:rPr>
+          <w:rFonts w:ascii="Times New Roman" w:hAnsi="Times New Roman"/>
           <w:color w:val="2D2F33"/>
           <w:sz w:val="26"/>
         </w:rPr>
+        <w:lastRenderedPageBreak/>
         <w:t>Prompt 4 — Quản lý phiên đăng nhập 3 trạng thái</w:t>
       </w:r>
     </w:p>
@@ -4097,7 +4021,7 @@
         <w:pBdr>
           <w:left w:val="single" w:sz="18" w:space="8" w:color="6C9FFF"/>
         </w:pBdr>
-        <w:spacing w:after="60"/>
+        <w:spacing w:after="80" w:line="324" w:lineRule="auto"/>
         <w:ind w:left="454"/>
       </w:pPr>
       <w:r>
@@ -4115,7 +4039,7 @@
         <w:pBdr>
           <w:left w:val="single" w:sz="18" w:space="8" w:color="6C9FFF"/>
         </w:pBdr>
-        <w:spacing w:after="60"/>
+        <w:spacing w:after="80" w:line="324" w:lineRule="auto"/>
         <w:ind w:left="454"/>
       </w:pPr>
       <w:r>
@@ -4131,7 +4055,7 @@
         <w:rPr>
           <w:rFonts w:ascii="Consolas" w:hAnsi="Consolas"/>
           <w:color w:val="C7254E"/>
-          <w:sz w:val="21"/>
+          <w:sz w:val="22"/>
         </w:rPr>
         <w:t>none</w:t>
       </w:r>
@@ -4142,7 +4066,7 @@
         <w:rPr>
           <w:rFonts w:ascii="Consolas" w:hAnsi="Consolas"/>
           <w:color w:val="C7254E"/>
-          <w:sz w:val="21"/>
+          <w:sz w:val="22"/>
         </w:rPr>
         <w:t>cloud</w:t>
       </w:r>
@@ -4153,7 +4077,7 @@
         <w:rPr>
           <w:rFonts w:ascii="Consolas" w:hAnsi="Consolas"/>
           <w:color w:val="C7254E"/>
-          <w:sz w:val="21"/>
+          <w:sz w:val="22"/>
         </w:rPr>
         <w:t>guest</w:t>
       </w:r>
@@ -4166,7 +4090,7 @@
         <w:pBdr>
           <w:left w:val="single" w:sz="18" w:space="8" w:color="6C9FFF"/>
         </w:pBdr>
-        <w:spacing w:after="60"/>
+        <w:spacing w:after="80" w:line="324" w:lineRule="auto"/>
         <w:ind w:left="454"/>
       </w:pPr>
       <w:r>
@@ -4181,7 +4105,7 @@
         <w:pBdr>
           <w:left w:val="single" w:sz="18" w:space="8" w:color="6C9FFF"/>
         </w:pBdr>
-        <w:spacing w:after="60"/>
+        <w:spacing w:after="80" w:line="324" w:lineRule="auto"/>
         <w:ind w:left="454"/>
       </w:pPr>
       <w:r>
@@ -4191,7 +4115,7 @@
         <w:rPr>
           <w:rFonts w:ascii="Consolas" w:hAnsi="Consolas"/>
           <w:color w:val="C7254E"/>
-          <w:sz w:val="21"/>
+          <w:sz w:val="22"/>
         </w:rPr>
         <w:t>AppState extends ChangeNotifier</w:t>
       </w:r>
@@ -4202,7 +4126,7 @@
         <w:rPr>
           <w:rFonts w:ascii="Consolas" w:hAnsi="Consolas"/>
           <w:color w:val="C7254E"/>
-          <w:sz w:val="21"/>
+          <w:sz w:val="22"/>
         </w:rPr>
         <w:t>AppState.instance</w:t>
       </w:r>
@@ -4215,7 +4139,7 @@
         <w:pBdr>
           <w:left w:val="single" w:sz="18" w:space="8" w:color="6C9FFF"/>
         </w:pBdr>
-        <w:spacing w:after="60"/>
+        <w:spacing w:after="80" w:line="324" w:lineRule="auto"/>
         <w:ind w:left="454"/>
       </w:pPr>
       <w:r>
@@ -4225,7 +4149,7 @@
         <w:rPr>
           <w:rFonts w:ascii="Consolas" w:hAnsi="Consolas"/>
           <w:color w:val="C7254E"/>
-          <w:sz w:val="21"/>
+          <w:sz w:val="22"/>
         </w:rPr>
         <w:t>init()</w:t>
       </w:r>
@@ -4236,7 +4160,7 @@
         <w:rPr>
           <w:rFonts w:ascii="Consolas" w:hAnsi="Consolas"/>
           <w:color w:val="C7254E"/>
-          <w:sz w:val="21"/>
+          <w:sz w:val="22"/>
         </w:rPr>
         <w:t>guest_mode</w:t>
       </w:r>
@@ -4247,7 +4171,7 @@
         <w:rPr>
           <w:rFonts w:ascii="Consolas" w:hAnsi="Consolas"/>
           <w:color w:val="C7254E"/>
-          <w:sz w:val="21"/>
+          <w:sz w:val="22"/>
         </w:rPr>
         <w:t>SharedPreferences</w:t>
       </w:r>
@@ -4258,7 +4182,7 @@
         <w:rPr>
           <w:rFonts w:ascii="Consolas" w:hAnsi="Consolas"/>
           <w:color w:val="C7254E"/>
-          <w:sz w:val="21"/>
+          <w:sz w:val="22"/>
         </w:rPr>
         <w:t>Supabase.instance.client.auth.currentSession</w:t>
       </w:r>
@@ -4269,7 +4193,7 @@
         <w:rPr>
           <w:rFonts w:ascii="Consolas" w:hAnsi="Consolas"/>
           <w:color w:val="C7254E"/>
-          <w:sz w:val="21"/>
+          <w:sz w:val="22"/>
         </w:rPr>
         <w:t>SessionType</w:t>
       </w:r>
@@ -4282,7 +4206,7 @@
         <w:pBdr>
           <w:left w:val="single" w:sz="18" w:space="8" w:color="6C9FFF"/>
         </w:pBdr>
-        <w:spacing w:after="60"/>
+        <w:spacing w:after="80" w:line="324" w:lineRule="auto"/>
         <w:ind w:left="454"/>
       </w:pPr>
       <w:r>
@@ -4292,7 +4216,7 @@
         <w:rPr>
           <w:rFonts w:ascii="Consolas" w:hAnsi="Consolas"/>
           <w:color w:val="C7254E"/>
-          <w:sz w:val="21"/>
+          <w:sz w:val="22"/>
         </w:rPr>
         <w:t>auth.onAuthStateChange</w:t>
       </w:r>
@@ -4303,7 +4227,7 @@
         <w:rPr>
           <w:rFonts w:ascii="Consolas" w:hAnsi="Consolas"/>
           <w:color w:val="C7254E"/>
-          <w:sz w:val="21"/>
+          <w:sz w:val="22"/>
         </w:rPr>
         <w:t>cloud</w:t>
       </w:r>
@@ -4314,7 +4238,7 @@
         <w:rPr>
           <w:rFonts w:ascii="Consolas" w:hAnsi="Consolas"/>
           <w:color w:val="C7254E"/>
-          <w:sz w:val="21"/>
+          <w:sz w:val="22"/>
         </w:rPr>
         <w:t>none</w:t>
       </w:r>
@@ -4327,7 +4251,7 @@
         <w:pBdr>
           <w:left w:val="single" w:sz="18" w:space="8" w:color="6C9FFF"/>
         </w:pBdr>
-        <w:spacing w:after="60"/>
+        <w:spacing w:after="80" w:line="324" w:lineRule="auto"/>
         <w:ind w:left="454"/>
       </w:pPr>
       <w:r>
@@ -4337,7 +4261,7 @@
         <w:rPr>
           <w:rFonts w:ascii="Consolas" w:hAnsi="Consolas"/>
           <w:color w:val="C7254E"/>
-          <w:sz w:val="21"/>
+          <w:sz w:val="22"/>
         </w:rPr>
         <w:t>enterGuestMode()</w:t>
       </w:r>
@@ -4348,7 +4272,7 @@
         <w:rPr>
           <w:rFonts w:ascii="Consolas" w:hAnsi="Consolas"/>
           <w:color w:val="C7254E"/>
-          <w:sz w:val="21"/>
+          <w:sz w:val="22"/>
         </w:rPr>
         <w:t>signOut()</w:t>
       </w:r>
@@ -4359,7 +4283,7 @@
         <w:rPr>
           <w:rFonts w:ascii="Consolas" w:hAnsi="Consolas"/>
           <w:color w:val="C7254E"/>
-          <w:sz w:val="21"/>
+          <w:sz w:val="22"/>
         </w:rPr>
         <w:t>signOut</w:t>
       </w:r>
@@ -4370,7 +4294,7 @@
         <w:rPr>
           <w:rFonts w:ascii="Consolas" w:hAnsi="Consolas"/>
           <w:color w:val="C7254E"/>
-          <w:sz w:val="21"/>
+          <w:sz w:val="22"/>
         </w:rPr>
         <w:t>Supabase.auth.signOut()</w:t>
       </w:r>
@@ -4383,7 +4307,7 @@
         <w:pBdr>
           <w:left w:val="single" w:sz="18" w:space="8" w:color="6C9FFF"/>
         </w:pBdr>
-        <w:spacing w:after="60"/>
+        <w:spacing w:after="80" w:line="324" w:lineRule="auto"/>
         <w:ind w:left="454"/>
       </w:pPr>
       <w:r>
@@ -4399,7 +4323,7 @@
         <w:rPr>
           <w:rFonts w:ascii="Consolas" w:hAnsi="Consolas"/>
           <w:color w:val="C7254E"/>
-          <w:sz w:val="21"/>
+          <w:sz w:val="22"/>
         </w:rPr>
         <w:t>runApp</w:t>
       </w:r>
@@ -4410,7 +4334,7 @@
         <w:rPr>
           <w:rFonts w:ascii="Consolas" w:hAnsi="Consolas"/>
           <w:color w:val="C7254E"/>
-          <w:sz w:val="21"/>
+          <w:sz w:val="22"/>
         </w:rPr>
         <w:t>notifyListeners()</w:t>
       </w:r>
@@ -4421,7 +4345,7 @@
         <w:rPr>
           <w:rFonts w:ascii="Consolas" w:hAnsi="Consolas"/>
           <w:color w:val="C7254E"/>
-          <w:sz w:val="21"/>
+          <w:sz w:val="22"/>
         </w:rPr>
         <w:t>_type</w:t>
       </w:r>
@@ -4434,14 +4358,13 @@
         <w:pBdr>
           <w:left w:val="single" w:sz="18" w:space="8" w:color="6C9FFF"/>
         </w:pBdr>
-        <w:spacing w:after="60"/>
+        <w:spacing w:after="80" w:line="324" w:lineRule="auto"/>
         <w:ind w:left="454"/>
       </w:pPr>
       <w:r>
         <w:rPr>
           <w:b/>
         </w:rPr>
-        <w:lastRenderedPageBreak/>
         <w:t>Tiêu chí:</w:t>
       </w:r>
       <w:r>
@@ -4451,7 +4374,7 @@
         <w:rPr>
           <w:rFonts w:ascii="Consolas" w:hAnsi="Consolas"/>
           <w:color w:val="C7254E"/>
-          <w:sz w:val="21"/>
+          <w:sz w:val="22"/>
         </w:rPr>
         <w:t>AuthWrapper</w:t>
       </w:r>
@@ -4462,7 +4385,7 @@
         <w:rPr>
           <w:rFonts w:ascii="Consolas" w:hAnsi="Consolas"/>
           <w:color w:val="C7254E"/>
-          <w:sz w:val="21"/>
+          <w:sz w:val="22"/>
         </w:rPr>
         <w:t>AnimatedBuilder(animation: AppState.instance, ...)</w:t>
       </w:r>
@@ -4473,7 +4396,7 @@
         <w:rPr>
           <w:rFonts w:ascii="Consolas" w:hAnsi="Consolas"/>
           <w:color w:val="C7254E"/>
-          <w:sz w:val="21"/>
+          <w:sz w:val="22"/>
         </w:rPr>
         <w:t>LoginScreen</w:t>
       </w:r>
@@ -4484,9 +4407,9 @@
         <w:rPr>
           <w:rFonts w:ascii="Consolas" w:hAnsi="Consolas"/>
           <w:color w:val="C7254E"/>
-          <w:sz w:val="21"/>
-        </w:rPr>
-        <w:t>KanbanBoardScreen</w:t>
+          <w:sz w:val="22"/>
+        </w:rPr>
+        <w:t>MainShell</w:t>
       </w:r>
       <w:r>
         <w:t xml:space="preserve"> hoàn toàn tự động.</w:t>
@@ -4494,11 +4417,18 @@
     </w:p>
     <w:p>
       <w:pPr>
-        <w:spacing w:before="240" w:after="120"/>
-      </w:pPr>
-      <w:r>
-        <w:rPr>
-          <w:b/>
+        <w:pBdr>
+          <w:bottom w:val="single" w:sz="6" w:space="1" w:color="ACADB1"/>
+        </w:pBdr>
+      </w:pPr>
+    </w:p>
+    <w:p>
+      <w:pPr>
+        <w:pStyle w:val="Heading3"/>
+      </w:pPr>
+      <w:r>
+        <w:rPr>
+          <w:rFonts w:ascii="Times New Roman" w:hAnsi="Times New Roman"/>
           <w:color w:val="2D2F33"/>
           <w:sz w:val="26"/>
         </w:rPr>
@@ -4510,7 +4440,7 @@
         <w:pBdr>
           <w:left w:val="single" w:sz="18" w:space="8" w:color="6C9FFF"/>
         </w:pBdr>
-        <w:spacing w:after="60"/>
+        <w:spacing w:after="80" w:line="324" w:lineRule="auto"/>
         <w:ind w:left="454"/>
       </w:pPr>
       <w:r>
@@ -4528,7 +4458,7 @@
         <w:pBdr>
           <w:left w:val="single" w:sz="18" w:space="8" w:color="6C9FFF"/>
         </w:pBdr>
-        <w:spacing w:after="60"/>
+        <w:spacing w:after="80" w:line="324" w:lineRule="auto"/>
         <w:ind w:left="454"/>
       </w:pPr>
       <w:r>
@@ -4538,7 +4468,7 @@
         <w:t>Ngữ cảnh:</w:t>
       </w:r>
       <w:r>
-        <w:t xml:space="preserve"> Cần một design system "Fluid Luminary" kiểu frosted glass lấy cảm hứng từ visionOS / Aéro Vitrum, áp dụng đồng nhất cho toàn app.</w:t>
+        <w:t xml:space="preserve"> Cần một design system "Fluid Luminary" kiểu frosted glass lấy cảm hứng từ visionOS / Aéro Vitrum (đính kèm 4 ảnh mock), áp dụng đồng nhất cho toàn app.</w:t>
       </w:r>
     </w:p>
     <w:p>
@@ -4546,7 +4476,7 @@
         <w:pBdr>
           <w:left w:val="single" w:sz="18" w:space="8" w:color="6C9FFF"/>
         </w:pBdr>
-        <w:spacing w:after="60"/>
+        <w:spacing w:after="80" w:line="324" w:lineRule="auto"/>
         <w:ind w:left="454"/>
       </w:pPr>
       <w:r>
@@ -4562,7 +4492,7 @@
         <w:rPr>
           <w:rFonts w:ascii="Consolas" w:hAnsi="Consolas"/>
           <w:color w:val="C7254E"/>
-          <w:sz w:val="21"/>
+          <w:sz w:val="22"/>
         </w:rPr>
         <w:t>lib/core/widgets/glass.dart</w:t>
       </w:r>
@@ -4575,7 +4505,7 @@
         <w:pBdr>
           <w:left w:val="single" w:sz="18" w:space="8" w:color="6C9FFF"/>
         </w:pBdr>
-        <w:spacing w:after="60"/>
+        <w:spacing w:after="80" w:line="324" w:lineRule="auto"/>
         <w:ind w:left="454"/>
       </w:pPr>
       <w:r>
@@ -4585,7 +4515,7 @@
         <w:rPr>
           <w:rFonts w:ascii="Consolas" w:hAnsi="Consolas"/>
           <w:color w:val="C7254E"/>
-          <w:sz w:val="21"/>
+          <w:sz w:val="22"/>
         </w:rPr>
         <w:t>GlassPalette</w:t>
       </w:r>
@@ -4596,7 +4526,7 @@
         <w:rPr>
           <w:rFonts w:ascii="Consolas" w:hAnsi="Consolas"/>
           <w:color w:val="C7254E"/>
-          <w:sz w:val="21"/>
+          <w:sz w:val="22"/>
         </w:rPr>
         <w:t>#0058BB</w:t>
       </w:r>
@@ -4607,7 +4537,7 @@
         <w:rPr>
           <w:rFonts w:ascii="Consolas" w:hAnsi="Consolas"/>
           <w:color w:val="C7254E"/>
-          <w:sz w:val="21"/>
+          <w:sz w:val="22"/>
         </w:rPr>
         <w:t>#6C9FFF</w:t>
       </w:r>
@@ -4618,7 +4548,7 @@
         <w:rPr>
           <w:rFonts w:ascii="Consolas" w:hAnsi="Consolas"/>
           <w:color w:val="C7254E"/>
-          <w:sz w:val="21"/>
+          <w:sz w:val="22"/>
         </w:rPr>
         <w:t>#B90034</w:t>
       </w:r>
@@ -4631,7 +4561,7 @@
         <w:pBdr>
           <w:left w:val="single" w:sz="18" w:space="8" w:color="6C9FFF"/>
         </w:pBdr>
-        <w:spacing w:after="60"/>
+        <w:spacing w:after="80" w:line="324" w:lineRule="auto"/>
         <w:ind w:left="454"/>
       </w:pPr>
       <w:r>
@@ -4641,7 +4571,7 @@
         <w:rPr>
           <w:rFonts w:ascii="Consolas" w:hAnsi="Consolas"/>
           <w:color w:val="C7254E"/>
-          <w:sz w:val="21"/>
+          <w:sz w:val="22"/>
         </w:rPr>
         <w:t>GlassContainer</w:t>
       </w:r>
@@ -4652,7 +4582,7 @@
         <w:rPr>
           <w:rFonts w:ascii="Consolas" w:hAnsi="Consolas"/>
           <w:color w:val="C7254E"/>
-          <w:sz w:val="21"/>
+          <w:sz w:val="22"/>
         </w:rPr>
         <w:t>ClipRRect</w:t>
       </w:r>
@@ -4663,7 +4593,7 @@
         <w:rPr>
           <w:rFonts w:ascii="Consolas" w:hAnsi="Consolas"/>
           <w:color w:val="C7254E"/>
-          <w:sz w:val="21"/>
+          <w:sz w:val="22"/>
         </w:rPr>
         <w:t>BackdropFilter(ImageFilter.blur(...))</w:t>
       </w:r>
@@ -4676,7 +4606,7 @@
         <w:pBdr>
           <w:left w:val="single" w:sz="18" w:space="8" w:color="6C9FFF"/>
         </w:pBdr>
-        <w:spacing w:after="60"/>
+        <w:spacing w:after="80" w:line="324" w:lineRule="auto"/>
         <w:ind w:left="454"/>
       </w:pPr>
       <w:r>
@@ -4686,7 +4616,7 @@
         <w:rPr>
           <w:rFonts w:ascii="Consolas" w:hAnsi="Consolas"/>
           <w:color w:val="C7254E"/>
-          <w:sz w:val="21"/>
+          <w:sz w:val="22"/>
         </w:rPr>
         <w:t>GlassButton</w:t>
       </w:r>
@@ -4697,7 +4627,7 @@
         <w:rPr>
           <w:rFonts w:ascii="Consolas" w:hAnsi="Consolas"/>
           <w:color w:val="C7254E"/>
-          <w:sz w:val="21"/>
+          <w:sz w:val="22"/>
         </w:rPr>
         <w:t>primary=true</w:t>
       </w:r>
@@ -4708,7 +4638,7 @@
         <w:rPr>
           <w:rFonts w:ascii="Consolas" w:hAnsi="Consolas"/>
           <w:color w:val="C7254E"/>
-          <w:sz w:val="21"/>
+          <w:sz w:val="22"/>
         </w:rPr>
         <w:t>primary → primaryContainer</w:t>
       </w:r>
@@ -4719,7 +4649,7 @@
         <w:rPr>
           <w:rFonts w:ascii="Consolas" w:hAnsi="Consolas"/>
           <w:color w:val="C7254E"/>
-          <w:sz w:val="21"/>
+          <w:sz w:val="22"/>
         </w:rPr>
         <w:t>primary=false</w:t>
       </w:r>
@@ -4732,7 +4662,7 @@
         <w:pBdr>
           <w:left w:val="single" w:sz="18" w:space="8" w:color="6C9FFF"/>
         </w:pBdr>
-        <w:spacing w:after="60"/>
+        <w:spacing w:after="80" w:line="324" w:lineRule="auto"/>
         <w:ind w:left="454"/>
       </w:pPr>
       <w:r>
@@ -4742,7 +4672,7 @@
         <w:rPr>
           <w:rFonts w:ascii="Consolas" w:hAnsi="Consolas"/>
           <w:color w:val="C7254E"/>
-          <w:sz w:val="21"/>
+          <w:sz w:val="22"/>
         </w:rPr>
         <w:t>GlassBackground</w:t>
       </w:r>
@@ -4753,7 +4683,7 @@
         <w:rPr>
           <w:rFonts w:ascii="Consolas" w:hAnsi="Consolas"/>
           <w:color w:val="C7254E"/>
-          <w:sz w:val="21"/>
+          <w:sz w:val="22"/>
         </w:rPr>
         <w:t>surface</w:t>
       </w:r>
@@ -4775,13 +4705,14 @@
         <w:pBdr>
           <w:left w:val="single" w:sz="18" w:space="8" w:color="6C9FFF"/>
         </w:pBdr>
-        <w:spacing w:after="60"/>
+        <w:spacing w:after="80" w:line="324" w:lineRule="auto"/>
         <w:ind w:left="454"/>
       </w:pPr>
       <w:r>
         <w:rPr>
           <w:b/>
         </w:rPr>
+        <w:lastRenderedPageBreak/>
         <w:t>Ràng buộc:</w:t>
       </w:r>
       <w:r>
@@ -4791,7 +4722,7 @@
         <w:rPr>
           <w:rFonts w:ascii="Consolas" w:hAnsi="Consolas"/>
           <w:color w:val="C7254E"/>
-          <w:sz w:val="21"/>
+          <w:sz w:val="22"/>
         </w:rPr>
         <w:t>glassmorphism</w:t>
       </w:r>
@@ -4802,7 +4733,7 @@
         <w:rPr>
           <w:rFonts w:ascii="Consolas" w:hAnsi="Consolas"/>
           <w:color w:val="C7254E"/>
-          <w:sz w:val="21"/>
+          <w:sz w:val="22"/>
         </w:rPr>
         <w:t>blur</w:t>
       </w:r>
@@ -4813,7 +4744,7 @@
         <w:rPr>
           <w:rFonts w:ascii="Consolas" w:hAnsi="Consolas"/>
           <w:color w:val="C7254E"/>
-          <w:sz w:val="21"/>
+          <w:sz w:val="22"/>
         </w:rPr>
         <w:t>BackdropFilter</w:t>
       </w:r>
@@ -4826,7 +4757,7 @@
         <w:pBdr>
           <w:left w:val="single" w:sz="18" w:space="8" w:color="6C9FFF"/>
         </w:pBdr>
-        <w:spacing w:after="60"/>
+        <w:spacing w:after="80" w:line="324" w:lineRule="auto"/>
         <w:ind w:left="454"/>
       </w:pPr>
       <w:r>
@@ -4842,7 +4773,7 @@
         <w:rPr>
           <w:rFonts w:ascii="Consolas" w:hAnsi="Consolas"/>
           <w:color w:val="C7254E"/>
-          <w:sz w:val="21"/>
+          <w:sz w:val="22"/>
         </w:rPr>
         <w:t>Card</w:t>
       </w:r>
@@ -4853,7 +4784,7 @@
         <w:rPr>
           <w:rFonts w:ascii="Consolas" w:hAnsi="Consolas"/>
           <w:color w:val="C7254E"/>
-          <w:sz w:val="21"/>
+          <w:sz w:val="22"/>
         </w:rPr>
         <w:t>ElevatedButton</w:t>
       </w:r>
@@ -4864,7 +4795,7 @@
         <w:rPr>
           <w:rFonts w:ascii="Consolas" w:hAnsi="Consolas"/>
           <w:color w:val="C7254E"/>
-          <w:sz w:val="21"/>
+          <w:sz w:val="22"/>
         </w:rPr>
         <w:t>Scaffold.body</w:t>
       </w:r>
@@ -4874,15 +4805,22 @@
     </w:p>
     <w:p>
       <w:pPr>
-        <w:spacing w:before="240" w:after="120"/>
-      </w:pPr>
-      <w:r>
-        <w:rPr>
-          <w:b/>
+        <w:pBdr>
+          <w:bottom w:val="single" w:sz="6" w:space="1" w:color="ACADB1"/>
+        </w:pBdr>
+      </w:pPr>
+    </w:p>
+    <w:p>
+      <w:pPr>
+        <w:pStyle w:val="Heading3"/>
+      </w:pPr>
+      <w:r>
+        <w:rPr>
+          <w:rFonts w:ascii="Times New Roman" w:hAnsi="Times New Roman"/>
           <w:color w:val="2D2F33"/>
           <w:sz w:val="26"/>
         </w:rPr>
-        <w:t>Prompt 6 — Deep link OAuth Supabase trên Android</w:t>
+        <w:t>Prompt 6 — Deep link OAuth Supabase + Custom Tab trên Android</w:t>
       </w:r>
     </w:p>
     <w:p>
@@ -4890,7 +4828,7 @@
         <w:pBdr>
           <w:left w:val="single" w:sz="18" w:space="8" w:color="6C9FFF"/>
         </w:pBdr>
-        <w:spacing w:after="60"/>
+        <w:spacing w:after="80" w:line="324" w:lineRule="auto"/>
         <w:ind w:left="454"/>
       </w:pPr>
       <w:r>
@@ -4908,7 +4846,7 @@
         <w:pBdr>
           <w:left w:val="single" w:sz="18" w:space="8" w:color="6C9FFF"/>
         </w:pBdr>
-        <w:spacing w:after="60"/>
+        <w:spacing w:after="80" w:line="324" w:lineRule="auto"/>
         <w:ind w:left="454"/>
       </w:pPr>
       <w:r>
@@ -4924,12 +4862,23 @@
         <w:rPr>
           <w:rFonts w:ascii="Consolas" w:hAnsi="Consolas"/>
           <w:color w:val="C7254E"/>
-          <w:sz w:val="21"/>
+          <w:sz w:val="22"/>
         </w:rPr>
         <w:t>Supabase.auth.signInWithOAuth(OAuthProvider.google, redirectTo: 'com.psntask.psntask://login-callback/', authScreenLaunchMode: LaunchMode.inAppBrowserView)</w:t>
       </w:r>
       <w:r>
-        <w:t>. Sau khi Google xác thực xong, Supabase redirect về custom scheme này và app phải nhận được.</w:t>
+        <w:t xml:space="preserve">. Sau khi Google xác thực xong, Supabase redirect về custom scheme này và app phải nhận được. Trải nghiệm phải giống các app hiện đại như SoundCloud (Custom Tab trượt từ dưới lên), không bị Google chặn vì lỗi </w:t>
+      </w:r>
+      <w:r>
+        <w:rPr>
+          <w:rFonts w:ascii="Consolas" w:hAnsi="Consolas"/>
+          <w:color w:val="C7254E"/>
+          <w:sz w:val="22"/>
+        </w:rPr>
+        <w:t>disallowed_useragent</w:t>
+      </w:r>
+      <w:r>
+        <w:t xml:space="preserve"> của WebView.</w:t>
       </w:r>
     </w:p>
     <w:p>
@@ -4937,7 +4886,7 @@
         <w:pBdr>
           <w:left w:val="single" w:sz="18" w:space="8" w:color="6C9FFF"/>
         </w:pBdr>
-        <w:spacing w:after="60"/>
+        <w:spacing w:after="80" w:line="324" w:lineRule="auto"/>
         <w:ind w:left="454"/>
       </w:pPr>
       <w:r>
@@ -4952,7 +4901,7 @@
         <w:pBdr>
           <w:left w:val="single" w:sz="18" w:space="8" w:color="6C9FFF"/>
         </w:pBdr>
-        <w:spacing w:after="60"/>
+        <w:spacing w:after="80" w:line="324" w:lineRule="auto"/>
         <w:ind w:left="454"/>
       </w:pPr>
       <w:r>
@@ -4962,7 +4911,7 @@
         <w:rPr>
           <w:rFonts w:ascii="Consolas" w:hAnsi="Consolas"/>
           <w:color w:val="C7254E"/>
-          <w:sz w:val="21"/>
+          <w:sz w:val="22"/>
         </w:rPr>
         <w:t>android/app/src/main/AndroidManifest.xml</w:t>
       </w:r>
@@ -4973,7 +4922,7 @@
         <w:rPr>
           <w:rFonts w:ascii="Consolas" w:hAnsi="Consolas"/>
           <w:color w:val="C7254E"/>
-          <w:sz w:val="21"/>
+          <w:sz w:val="22"/>
         </w:rPr>
         <w:t>intent-filter</w:t>
       </w:r>
@@ -4984,7 +4933,7 @@
         <w:rPr>
           <w:rFonts w:ascii="Consolas" w:hAnsi="Consolas"/>
           <w:color w:val="C7254E"/>
-          <w:sz w:val="21"/>
+          <w:sz w:val="22"/>
         </w:rPr>
         <w:t>MainActivity</w:t>
       </w:r>
@@ -4995,7 +4944,7 @@
         <w:rPr>
           <w:rFonts w:ascii="Consolas" w:hAnsi="Consolas"/>
           <w:color w:val="C7254E"/>
-          <w:sz w:val="21"/>
+          <w:sz w:val="22"/>
         </w:rPr>
         <w:t>action.VIEW</w:t>
       </w:r>
@@ -5006,7 +4955,7 @@
         <w:rPr>
           <w:rFonts w:ascii="Consolas" w:hAnsi="Consolas"/>
           <w:color w:val="C7254E"/>
-          <w:sz w:val="21"/>
+          <w:sz w:val="22"/>
         </w:rPr>
         <w:t>category.DEFAULT + BROWSABLE</w:t>
       </w:r>
@@ -5017,7 +4966,7 @@
         <w:rPr>
           <w:rFonts w:ascii="Consolas" w:hAnsi="Consolas"/>
           <w:color w:val="C7254E"/>
-          <w:sz w:val="21"/>
+          <w:sz w:val="22"/>
         </w:rPr>
         <w:t>data scheme="com.psntask.psntask" host="login-callback"</w:t>
       </w:r>
@@ -5030,7 +4979,7 @@
         <w:pBdr>
           <w:left w:val="single" w:sz="18" w:space="8" w:color="6C9FFF"/>
         </w:pBdr>
-        <w:spacing w:after="60"/>
+        <w:spacing w:after="80" w:line="324" w:lineRule="auto"/>
         <w:ind w:left="454"/>
       </w:pPr>
       <w:r>
@@ -5040,7 +4989,7 @@
         <w:rPr>
           <w:rFonts w:ascii="Consolas" w:hAnsi="Consolas"/>
           <w:color w:val="C7254E"/>
-          <w:sz w:val="21"/>
+          <w:sz w:val="22"/>
         </w:rPr>
         <w:t>launchMode="singleTop"</w:t>
       </w:r>
@@ -5053,22 +5002,22 @@
         <w:pBdr>
           <w:left w:val="single" w:sz="18" w:space="8" w:color="6C9FFF"/>
         </w:pBdr>
-        <w:spacing w:after="60"/>
+        <w:spacing w:after="80" w:line="324" w:lineRule="auto"/>
         <w:ind w:left="454"/>
       </w:pPr>
       <w:r>
-        <w:t xml:space="preserve">3. Ở LoginScreen chỉ hiển thị nút Google khi </w:t>
-      </w:r>
-      <w:r>
-        <w:rPr>
-          <w:rFonts w:ascii="Consolas" w:hAnsi="Consolas"/>
-          <w:color w:val="C7254E"/>
-          <w:sz w:val="21"/>
-        </w:rPr>
-        <w:t>kIsWeb || Platform.isAndroid || Platform.isIOS</w:t>
-      </w:r>
-      <w:r>
-        <w:t>.</w:t>
+        <w:t xml:space="preserve">3. Trong Supabase Dashboard → Authentication → URL Configuration, thêm </w:t>
+      </w:r>
+      <w:r>
+        <w:rPr>
+          <w:rFonts w:ascii="Consolas" w:hAnsi="Consolas"/>
+          <w:color w:val="C7254E"/>
+          <w:sz w:val="22"/>
+        </w:rPr>
+        <w:t>com.psntask.psntask://login-callback/</w:t>
+      </w:r>
+      <w:r>
+        <w:t xml:space="preserve"> vào Redirect URLs.</w:t>
       </w:r>
     </w:p>
     <w:p>
@@ -5076,17 +5025,22 @@
         <w:pBdr>
           <w:left w:val="single" w:sz="18" w:space="8" w:color="6C9FFF"/>
         </w:pBdr>
-        <w:spacing w:after="60"/>
+        <w:spacing w:after="80" w:line="324" w:lineRule="auto"/>
         <w:ind w:left="454"/>
       </w:pPr>
       <w:r>
-        <w:rPr>
-          <w:b/>
-        </w:rPr>
-        <w:t>Ràng buộc:</w:t>
-      </w:r>
-      <w:r>
-        <w:t xml:space="preserve"> Không thay đổi package name. Không cần Firebase. Không hardcode URL Supabase trong code Android.</w:t>
+        <w:t xml:space="preserve">4. Ở LoginScreen chỉ hiển thị nút Google khi </w:t>
+      </w:r>
+      <w:r>
+        <w:rPr>
+          <w:rFonts w:ascii="Consolas" w:hAnsi="Consolas"/>
+          <w:color w:val="C7254E"/>
+          <w:sz w:val="22"/>
+        </w:rPr>
+        <w:t>kIsWeb || Platform.isAndroid || Platform.isIOS</w:t>
+      </w:r>
+      <w:r>
+        <w:t>.</w:t>
       </w:r>
     </w:p>
     <w:p>
@@ -5094,347 +5048,931 @@
         <w:pBdr>
           <w:left w:val="single" w:sz="18" w:space="8" w:color="6C9FFF"/>
         </w:pBdr>
-        <w:spacing w:after="60"/>
+        <w:spacing w:after="80" w:line="324" w:lineRule="auto"/>
         <w:ind w:left="454"/>
       </w:pPr>
       <w:r>
         <w:rPr>
           <w:b/>
         </w:rPr>
-        <w:lastRenderedPageBreak/>
-        <w:t>Tiêu chí:</w:t>
-      </w:r>
-      <w:r>
-        <w:t xml:space="preserve"> Bấm "Đăng nhập Google" → mở trình duyệt trong app → chọn tài khoản → app tự quay lại </w:t>
-      </w:r>
-      <w:r>
-        <w:rPr>
-          <w:rFonts w:ascii="Consolas" w:hAnsi="Consolas"/>
-          <w:color w:val="C7254E"/>
-          <w:sz w:val="21"/>
-        </w:rPr>
-        <w:t>KanbanBoardScreen</w:t>
-      </w:r>
-      <w:r>
-        <w:t xml:space="preserve"> với session đã lưu; không bị crash, không mở thêm tab Chrome rời.</w:t>
+        <w:t>Ràng buộc:</w:t>
+      </w:r>
+      <w:r>
+        <w:t xml:space="preserve"> Không thay đổi package name. Không cần Firebase. Không hardcode URL Supabase trong code Android.</w:t>
       </w:r>
     </w:p>
     <w:p>
       <w:pPr>
-        <w:spacing w:before="240" w:after="120"/>
+        <w:pBdr>
+          <w:left w:val="single" w:sz="18" w:space="8" w:color="6C9FFF"/>
+        </w:pBdr>
+        <w:spacing w:after="80" w:line="324" w:lineRule="auto"/>
+        <w:ind w:left="454"/>
       </w:pPr>
       <w:r>
         <w:rPr>
           <w:b/>
-          <w:color w:val="0058BB"/>
-          <w:sz w:val="30"/>
-        </w:rPr>
-        <w:t>VIII. CÁC ĐƯỜNG DẪN QUAN TRỌNG</w:t>
+        </w:rPr>
+        <w:t>Tiêu chí:</w:t>
+      </w:r>
+      <w:r>
+        <w:t xml:space="preserve"> Bấm "Đăng nhập Google" → mở Custom Tab trong app → chọn tài khoản → app tự quay lại với session đã lưu; không bị crash, không mở thêm tab Chrome rời.</w:t>
       </w:r>
     </w:p>
     <w:p>
       <w:pPr>
-        <w:pStyle w:val="ListBullet"/>
-        <w:ind w:left="340"/>
-      </w:pPr>
-      <w:r>
-        <w:rPr>
-          <w:b/>
-        </w:rPr>
-        <w:t>Link Source Code (GitHub / Drive):</w:t>
-      </w:r>
-      <w:r>
-        <w:t xml:space="preserve"> </w:t>
-      </w:r>
-      <w:r>
-        <w:rPr>
-          <w:i/>
-        </w:rPr>
-        <w:t>(sinh viên bổ sung khi nộp)</w:t>
-      </w:r>
+        <w:pBdr>
+          <w:bottom w:val="single" w:sz="6" w:space="1" w:color="ACADB1"/>
+        </w:pBdr>
+      </w:pPr>
     </w:p>
     <w:p>
       <w:pPr>
-        <w:pStyle w:val="ListBullet"/>
-        <w:ind w:left="340"/>
-      </w:pPr>
-      <w:r>
-        <w:rPr>
-          <w:b/>
-        </w:rPr>
-        <w:t>Link APK demo (build release):</w:t>
-      </w:r>
-      <w:r>
-        <w:t xml:space="preserve"> </w:t>
-      </w:r>
-      <w:r>
-        <w:rPr>
-          <w:i/>
-        </w:rPr>
-        <w:t>(sinh viên bổ sung khi nộp)</w:t>
+        <w:pStyle w:val="Heading3"/>
+      </w:pPr>
+      <w:r>
+        <w:rPr>
+          <w:rFonts w:ascii="Times New Roman" w:hAnsi="Times New Roman"/>
+          <w:color w:val="2D2F33"/>
+          <w:sz w:val="26"/>
+        </w:rPr>
+        <w:t>Prompt 7 — Kéo-thả task giữa các cột</w:t>
       </w:r>
     </w:p>
     <w:p>
       <w:pPr>
-        <w:pStyle w:val="ListBullet"/>
-        <w:ind w:left="340"/>
+        <w:pBdr>
+          <w:left w:val="single" w:sz="18" w:space="8" w:color="6C9FFF"/>
+        </w:pBdr>
+        <w:spacing w:after="80" w:line="324" w:lineRule="auto"/>
+        <w:ind w:left="454"/>
       </w:pPr>
       <w:r>
         <w:rPr>
           <w:b/>
         </w:rPr>
-        <w:t>Video demo ứng dụng:</w:t>
-      </w:r>
-      <w:r>
-        <w:t xml:space="preserve"> </w:t>
-      </w:r>
-      <w:r>
-        <w:rPr>
-          <w:i/>
-        </w:rPr>
-        <w:t>(sinh viên bổ sung khi nộp)</w:t>
+        <w:t>Vai trò:</w:t>
+      </w:r>
+      <w:r>
+        <w:t xml:space="preserve"> Bạn là Flutter UX engineer chuyên về gesture và animation.</w:t>
       </w:r>
     </w:p>
     <w:p>
       <w:pPr>
-        <w:pStyle w:val="ListBullet"/>
-        <w:ind w:left="340"/>
+        <w:pBdr>
+          <w:left w:val="single" w:sz="18" w:space="8" w:color="6C9FFF"/>
+        </w:pBdr>
+        <w:spacing w:after="80" w:line="324" w:lineRule="auto"/>
+        <w:ind w:left="454"/>
       </w:pPr>
       <w:r>
         <w:rPr>
           <w:b/>
         </w:rPr>
-        <w:t>Supabase Project URL:</w:t>
-      </w:r>
-      <w:r>
-        <w:t xml:space="preserve"> https://bzihpvybbfanesxpstts.supabase.co</w:t>
+        <w:t>Ngữ cảnh:</w:t>
+      </w:r>
+      <w:r>
+        <w:t xml:space="preserve"> Màn </w:t>
+      </w:r>
+      <w:r>
+        <w:rPr>
+          <w:rFonts w:ascii="Consolas" w:hAnsi="Consolas"/>
+          <w:color w:val="C7254E"/>
+          <w:sz w:val="22"/>
+        </w:rPr>
+        <w:t>KanbanBoardScreen</w:t>
+      </w:r>
+      <w:r>
+        <w:t xml:space="preserve"> đang dùng </w:t>
+      </w:r>
+      <w:r>
+        <w:rPr>
+          <w:rFonts w:ascii="Consolas" w:hAnsi="Consolas"/>
+          <w:color w:val="C7254E"/>
+          <w:sz w:val="22"/>
+        </w:rPr>
+        <w:t>TabBarView</w:t>
+      </w:r>
+      <w:r>
+        <w:t xml:space="preserve"> với 3 cột (Cần làm / Đang làm / Hoàn thành). Mỗi card task ở trong </w:t>
+      </w:r>
+      <w:r>
+        <w:rPr>
+          <w:rFonts w:ascii="Consolas" w:hAnsi="Consolas"/>
+          <w:color w:val="C7254E"/>
+          <w:sz w:val="22"/>
+        </w:rPr>
+        <w:t>_TaskCard</w:t>
+      </w:r>
+      <w:r>
+        <w:t xml:space="preserve">, đã có </w:t>
+      </w:r>
+      <w:r>
+        <w:rPr>
+          <w:rFonts w:ascii="Consolas" w:hAnsi="Consolas"/>
+          <w:color w:val="C7254E"/>
+          <w:sz w:val="22"/>
+        </w:rPr>
+        <w:t>onTap</w:t>
+      </w:r>
+      <w:r>
+        <w:t xml:space="preserve"> mở sheet sửa. Cần thêm tính năng kéo-thả mà không phá vỡ thao tác tap.</w:t>
       </w:r>
     </w:p>
     <w:p>
       <w:pPr>
-        <w:spacing w:after="80"/>
-      </w:pPr>
-      <w:r>
-        <w:t xml:space="preserve">  </w:t>
-      </w:r>
-      <w:r>
-        <w:rPr>
-          <w:i/>
-        </w:rPr>
-        <w:t>(Lưu ý: `anon key` được để trong file `.env` cục bộ, không công khai trong báo cáo.)</w:t>
+        <w:pBdr>
+          <w:left w:val="single" w:sz="18" w:space="8" w:color="6C9FFF"/>
+        </w:pBdr>
+        <w:spacing w:after="80" w:line="324" w:lineRule="auto"/>
+        <w:ind w:left="454"/>
+      </w:pPr>
+      <w:r>
+        <w:rPr>
+          <w:b/>
+        </w:rPr>
+        <w:lastRenderedPageBreak/>
+        <w:t>Yêu cầu:</w:t>
       </w:r>
     </w:p>
     <w:p>
       <w:pPr>
-        <w:spacing w:before="240" w:after="120"/>
-      </w:pPr>
-      <w:r>
-        <w:rPr>
-          <w:b/>
-          <w:color w:val="0058BB"/>
-          <w:sz w:val="30"/>
-        </w:rPr>
-        <w:t>IX. CẤU TRÚC FILE DỰ ÁN (Tham khảo)</w:t>
+        <w:pBdr>
+          <w:left w:val="single" w:sz="18" w:space="8" w:color="6C9FFF"/>
+        </w:pBdr>
+        <w:spacing w:after="80" w:line="324" w:lineRule="auto"/>
+        <w:ind w:left="454"/>
+      </w:pPr>
+      <w:r>
+        <w:t xml:space="preserve">1. Bọc </w:t>
+      </w:r>
+      <w:r>
+        <w:rPr>
+          <w:rFonts w:ascii="Consolas" w:hAnsi="Consolas"/>
+          <w:color w:val="C7254E"/>
+          <w:sz w:val="22"/>
+        </w:rPr>
+        <w:t>_TaskCard</w:t>
+      </w:r>
+      <w:r>
+        <w:t xml:space="preserve"> trong </w:t>
+      </w:r>
+      <w:r>
+        <w:rPr>
+          <w:rFonts w:ascii="Consolas" w:hAnsi="Consolas"/>
+          <w:color w:val="C7254E"/>
+          <w:sz w:val="22"/>
+        </w:rPr>
+        <w:t>LongPressDraggable&lt;TaskModel&gt;</w:t>
+      </w:r>
+      <w:r>
+        <w:t xml:space="preserve"> với </w:t>
+      </w:r>
+      <w:r>
+        <w:rPr>
+          <w:rFonts w:ascii="Consolas" w:hAnsi="Consolas"/>
+          <w:color w:val="C7254E"/>
+          <w:sz w:val="22"/>
+        </w:rPr>
+        <w:t>delay: Duration(milliseconds: 280)</w:t>
+      </w:r>
+      <w:r>
+        <w:t xml:space="preserve"> để không xung đột với scroll.</w:t>
       </w:r>
     </w:p>
     <w:p>
       <w:pPr>
-        <w:shd w:val="clear" w:color="auto" w:fill="F5F5F7"/>
-        <w:spacing w:before="80" w:after="120"/>
-        <w:ind w:left="283"/>
-      </w:pPr>
-      <w:r>
-        <w:rPr>
-          <w:rFonts w:ascii="Consolas" w:hAnsi="Consolas"/>
-          <w:color w:val="2D2F33"/>
-          <w:sz w:val="20"/>
-        </w:rPr>
-        <w:t>psntask/</w:t>
-      </w:r>
-      <w:r>
-        <w:rPr>
-          <w:rFonts w:ascii="Consolas" w:hAnsi="Consolas"/>
-          <w:color w:val="2D2F33"/>
-          <w:sz w:val="20"/>
-        </w:rPr>
-        <w:br/>
-        <w:t>├── .env                                  ← SUPABASE_URL, SUPABASE_ANON_KEY (không commit)</w:t>
-      </w:r>
-      <w:r>
-        <w:rPr>
-          <w:rFonts w:ascii="Consolas" w:hAnsi="Consolas"/>
-          <w:color w:val="2D2F33"/>
-          <w:sz w:val="20"/>
-        </w:rPr>
-        <w:br/>
-        <w:t>├── .env.example                          ← Mẫu cấu hình</w:t>
-      </w:r>
-      <w:r>
-        <w:rPr>
-          <w:rFonts w:ascii="Consolas" w:hAnsi="Consolas"/>
-          <w:color w:val="2D2F33"/>
-          <w:sz w:val="20"/>
-        </w:rPr>
-        <w:br/>
-        <w:t>├── pubspec.yaml                          ← Khai báo dependencies</w:t>
-      </w:r>
-      <w:r>
-        <w:rPr>
-          <w:rFonts w:ascii="Consolas" w:hAnsi="Consolas"/>
-          <w:color w:val="2D2F33"/>
-          <w:sz w:val="20"/>
-        </w:rPr>
-        <w:br/>
-        <w:t>├── docs.md                               ← Đặc tả đề bài</w:t>
-      </w:r>
-      <w:r>
-        <w:rPr>
-          <w:rFonts w:ascii="Consolas" w:hAnsi="Consolas"/>
-          <w:color w:val="2D2F33"/>
-          <w:sz w:val="20"/>
-        </w:rPr>
-        <w:br/>
-        <w:t>├── android/                              ← Cấu hình deep link OAuth</w:t>
-      </w:r>
-      <w:r>
-        <w:rPr>
-          <w:rFonts w:ascii="Consolas" w:hAnsi="Consolas"/>
-          <w:color w:val="2D2F33"/>
-          <w:sz w:val="20"/>
-        </w:rPr>
-        <w:br/>
-        <w:t>├── ios/ / web/ / macos/ / windows/ / linux/</w:t>
-      </w:r>
-      <w:r>
-        <w:rPr>
-          <w:rFonts w:ascii="Consolas" w:hAnsi="Consolas"/>
-          <w:color w:val="2D2F33"/>
-          <w:sz w:val="20"/>
-        </w:rPr>
-        <w:br/>
-        <w:t>├── lib/</w:t>
-      </w:r>
-      <w:r>
-        <w:rPr>
-          <w:rFonts w:ascii="Consolas" w:hAnsi="Consolas"/>
-          <w:color w:val="2D2F33"/>
-          <w:sz w:val="20"/>
-        </w:rPr>
-        <w:br/>
-        <w:t>│   ├── main.dart</w:t>
-      </w:r>
-      <w:r>
-        <w:rPr>
-          <w:rFonts w:ascii="Consolas" w:hAnsi="Consolas"/>
-          <w:color w:val="2D2F33"/>
-          <w:sz w:val="20"/>
-        </w:rPr>
-        <w:br/>
-        <w:t>│   ├── core/ (app_state, constants, theme, widgets/glass)</w:t>
-      </w:r>
-      <w:r>
-        <w:rPr>
-          <w:rFonts w:ascii="Consolas" w:hAnsi="Consolas"/>
-          <w:color w:val="2D2F33"/>
-          <w:sz w:val="20"/>
-        </w:rPr>
-        <w:br/>
-        <w:t>│   └── features/</w:t>
-      </w:r>
-      <w:r>
-        <w:rPr>
-          <w:rFonts w:ascii="Consolas" w:hAnsi="Consolas"/>
-          <w:color w:val="2D2F33"/>
-          <w:sz w:val="20"/>
-        </w:rPr>
-        <w:br/>
-        <w:t>│       ├── auth/presentation/ (login_screen, email_auth_screen)</w:t>
-      </w:r>
-      <w:r>
-        <w:rPr>
-          <w:rFonts w:ascii="Consolas" w:hAnsi="Consolas"/>
-          <w:color w:val="2D2F33"/>
-          <w:sz w:val="20"/>
-        </w:rPr>
-        <w:br/>
-        <w:t>│       └── kanban/</w:t>
-      </w:r>
-      <w:r>
-        <w:rPr>
-          <w:rFonts w:ascii="Consolas" w:hAnsi="Consolas"/>
-          <w:color w:val="2D2F33"/>
-          <w:sz w:val="20"/>
-        </w:rPr>
-        <w:br/>
-        <w:t>│           ├── domain/models/task_model.dart</w:t>
-      </w:r>
-      <w:r>
-        <w:rPr>
-          <w:rFonts w:ascii="Consolas" w:hAnsi="Consolas"/>
-          <w:color w:val="2D2F33"/>
-          <w:sz w:val="20"/>
-        </w:rPr>
-        <w:br/>
-        <w:t>│           ├── data/ (task_repository, local_task_repository)</w:t>
-      </w:r>
-      <w:r>
-        <w:rPr>
-          <w:rFonts w:ascii="Consolas" w:hAnsi="Consolas"/>
-          <w:color w:val="2D2F33"/>
-          <w:sz w:val="20"/>
-        </w:rPr>
-        <w:br/>
-        <w:t>│           └── presentation/ (kanban_board_screen, providers/)</w:t>
-      </w:r>
-      <w:r>
-        <w:rPr>
-          <w:rFonts w:ascii="Consolas" w:hAnsi="Consolas"/>
-          <w:color w:val="2D2F33"/>
-          <w:sz w:val="20"/>
-        </w:rPr>
-        <w:br/>
-        <w:t>├── supabase/</w:t>
-      </w:r>
-      <w:r>
-        <w:rPr>
-          <w:rFonts w:ascii="Consolas" w:hAnsi="Consolas"/>
-          <w:color w:val="2D2F33"/>
-          <w:sz w:val="20"/>
-        </w:rPr>
-        <w:br/>
-        <w:t>│   ├── config.toml</w:t>
-      </w:r>
-      <w:r>
-        <w:rPr>
-          <w:rFonts w:ascii="Consolas" w:hAnsi="Consolas"/>
-          <w:color w:val="2D2F33"/>
-          <w:sz w:val="20"/>
-        </w:rPr>
-        <w:br/>
-        <w:t>│   └── migrations/20260416000000_create_tasks_table.sql</w:t>
-      </w:r>
-      <w:r>
-        <w:rPr>
-          <w:rFonts w:ascii="Consolas" w:hAnsi="Consolas"/>
-          <w:color w:val="2D2F33"/>
-          <w:sz w:val="20"/>
-        </w:rPr>
-        <w:br/>
-        <w:t>└── report/</w:t>
-      </w:r>
-      <w:r>
-        <w:rPr>
-          <w:rFonts w:ascii="Consolas" w:hAnsi="Consolas"/>
-          <w:color w:val="2D2F33"/>
-          <w:sz w:val="20"/>
-        </w:rPr>
-        <w:br/>
-        <w:t xml:space="preserve">    └── bao_cao_psntask.md                ← File báo cáo này</w:t>
+        <w:pBdr>
+          <w:left w:val="single" w:sz="18" w:space="8" w:color="6C9FFF"/>
+        </w:pBdr>
+        <w:spacing w:after="80" w:line="324" w:lineRule="auto"/>
+        <w:ind w:left="454"/>
+      </w:pPr>
+      <w:r>
+        <w:t xml:space="preserve">2. </w:t>
+      </w:r>
+      <w:r>
+        <w:rPr>
+          <w:rFonts w:ascii="Consolas" w:hAnsi="Consolas"/>
+          <w:color w:val="C7254E"/>
+          <w:sz w:val="22"/>
+        </w:rPr>
+        <w:t>onDragStarted</w:t>
+      </w:r>
+      <w:r>
+        <w:t xml:space="preserve">: gọi </w:t>
+      </w:r>
+      <w:r>
+        <w:rPr>
+          <w:rFonts w:ascii="Consolas" w:hAnsi="Consolas"/>
+          <w:color w:val="C7254E"/>
+          <w:sz w:val="22"/>
+        </w:rPr>
+        <w:t>HapticFeedback.mediumImpact()</w:t>
+      </w:r>
+      <w:r>
+        <w:t>.</w:t>
       </w:r>
     </w:p>
     <w:p>
       <w:pPr>
-        <w:spacing w:after="80"/>
+        <w:pBdr>
+          <w:left w:val="single" w:sz="18" w:space="8" w:color="6C9FFF"/>
+        </w:pBdr>
+        <w:spacing w:after="80" w:line="324" w:lineRule="auto"/>
+        <w:ind w:left="454"/>
+      </w:pPr>
+      <w:r>
+        <w:t xml:space="preserve">3. </w:t>
+      </w:r>
+      <w:r>
+        <w:rPr>
+          <w:rFonts w:ascii="Consolas" w:hAnsi="Consolas"/>
+          <w:color w:val="C7254E"/>
+          <w:sz w:val="22"/>
+        </w:rPr>
+        <w:t>feedback</w:t>
+      </w:r>
+      <w:r>
+        <w:t xml:space="preserve">: tạo widget </w:t>
+      </w:r>
+      <w:r>
+        <w:rPr>
+          <w:rFonts w:ascii="Consolas" w:hAnsi="Consolas"/>
+          <w:color w:val="C7254E"/>
+          <w:sz w:val="22"/>
+        </w:rPr>
+        <w:t>_DragFeedback</w:t>
+      </w:r>
+      <w:r>
+        <w:t xml:space="preserve"> — một card "ma" rộng 300 px, xoay nhẹ 0.02 radian, viền + shadow màu theo độ ưu tiên, có icon </w:t>
+      </w:r>
+      <w:r>
+        <w:rPr>
+          <w:rFonts w:ascii="Consolas" w:hAnsi="Consolas"/>
+          <w:color w:val="C7254E"/>
+          <w:sz w:val="22"/>
+        </w:rPr>
+        <w:t>drag_indicator</w:t>
+      </w:r>
+      <w:r>
+        <w:t>.</w:t>
+      </w:r>
+    </w:p>
+    <w:p>
+      <w:pPr>
+        <w:pBdr>
+          <w:left w:val="single" w:sz="18" w:space="8" w:color="6C9FFF"/>
+        </w:pBdr>
+        <w:spacing w:after="80" w:line="324" w:lineRule="auto"/>
+        <w:ind w:left="454"/>
+      </w:pPr>
+      <w:r>
+        <w:t xml:space="preserve">4. </w:t>
+      </w:r>
+      <w:r>
+        <w:rPr>
+          <w:rFonts w:ascii="Consolas" w:hAnsi="Consolas"/>
+          <w:color w:val="C7254E"/>
+          <w:sz w:val="22"/>
+        </w:rPr>
+        <w:t>childWhenDragging</w:t>
+      </w:r>
+      <w:r>
+        <w:t xml:space="preserve">: hiển thị card gốc với </w:t>
+      </w:r>
+      <w:r>
+        <w:rPr>
+          <w:rFonts w:ascii="Consolas" w:hAnsi="Consolas"/>
+          <w:color w:val="C7254E"/>
+          <w:sz w:val="22"/>
+        </w:rPr>
+        <w:t>Opacity(0.35)</w:t>
+      </w:r>
+      <w:r>
+        <w:t xml:space="preserve"> để biết item đang được kéo.</w:t>
+      </w:r>
+    </w:p>
+    <w:p>
+      <w:pPr>
+        <w:pBdr>
+          <w:left w:val="single" w:sz="18" w:space="8" w:color="6C9FFF"/>
+        </w:pBdr>
+        <w:spacing w:after="80" w:line="324" w:lineRule="auto"/>
+        <w:ind w:left="454"/>
+      </w:pPr>
+      <w:r>
+        <w:t xml:space="preserve">5. Mỗi </w:t>
+      </w:r>
+      <w:r>
+        <w:rPr>
+          <w:rFonts w:ascii="Consolas" w:hAnsi="Consolas"/>
+          <w:color w:val="C7254E"/>
+          <w:sz w:val="22"/>
+        </w:rPr>
+        <w:t>Tab</w:t>
+      </w:r>
+      <w:r>
+        <w:t xml:space="preserve"> trong </w:t>
+      </w:r>
+      <w:r>
+        <w:rPr>
+          <w:rFonts w:ascii="Consolas" w:hAnsi="Consolas"/>
+          <w:color w:val="C7254E"/>
+          <w:sz w:val="22"/>
+        </w:rPr>
+        <w:t>TabBar</w:t>
+      </w:r>
+      <w:r>
+        <w:t xml:space="preserve"> được bọc bằng </w:t>
+      </w:r>
+      <w:r>
+        <w:rPr>
+          <w:rFonts w:ascii="Consolas" w:hAnsi="Consolas"/>
+          <w:color w:val="C7254E"/>
+          <w:sz w:val="22"/>
+        </w:rPr>
+        <w:t>DragTarget&lt;TaskModel&gt;</w:t>
+      </w:r>
+      <w:r>
+        <w:t xml:space="preserve"> — </w:t>
+      </w:r>
+      <w:r>
+        <w:rPr>
+          <w:rFonts w:ascii="Consolas" w:hAnsi="Consolas"/>
+          <w:color w:val="C7254E"/>
+          <w:sz w:val="22"/>
+        </w:rPr>
+        <w:t>onWillAcceptWithDetails</w:t>
+      </w:r>
+      <w:r>
+        <w:t xml:space="preserve"> chặn drop cùng cột; </w:t>
+      </w:r>
+      <w:r>
+        <w:rPr>
+          <w:rFonts w:ascii="Consolas" w:hAnsi="Consolas"/>
+          <w:color w:val="C7254E"/>
+          <w:sz w:val="22"/>
+        </w:rPr>
+        <w:t>onAcceptWithDetails</w:t>
+      </w:r>
+      <w:r>
+        <w:t xml:space="preserve"> gọi </w:t>
+      </w:r>
+      <w:r>
+        <w:rPr>
+          <w:rFonts w:ascii="Consolas" w:hAnsi="Consolas"/>
+          <w:color w:val="C7254E"/>
+          <w:sz w:val="22"/>
+        </w:rPr>
+        <w:t>updateTaskStatus()</w:t>
+      </w:r>
+      <w:r>
+        <w:t xml:space="preserve">, </w:t>
+      </w:r>
+      <w:r>
+        <w:rPr>
+          <w:rFonts w:ascii="Consolas" w:hAnsi="Consolas"/>
+          <w:color w:val="C7254E"/>
+          <w:sz w:val="22"/>
+        </w:rPr>
+        <w:t>_tabController.animateTo(index)</w:t>
+      </w:r>
+      <w:r>
+        <w:t xml:space="preserve"> và hiện SnackBar.</w:t>
+      </w:r>
+    </w:p>
+    <w:p>
+      <w:pPr>
+        <w:pBdr>
+          <w:left w:val="single" w:sz="18" w:space="8" w:color="6C9FFF"/>
+        </w:pBdr>
+        <w:spacing w:after="80" w:line="324" w:lineRule="auto"/>
+        <w:ind w:left="454"/>
+      </w:pPr>
+      <w:r>
+        <w:t xml:space="preserve">6. Trong builder của </w:t>
+      </w:r>
+      <w:r>
+        <w:rPr>
+          <w:rFonts w:ascii="Consolas" w:hAnsi="Consolas"/>
+          <w:color w:val="C7254E"/>
+          <w:sz w:val="22"/>
+        </w:rPr>
+        <w:t>DragTarget</w:t>
+      </w:r>
+      <w:r>
+        <w:t xml:space="preserve">, khi </w:t>
+      </w:r>
+      <w:r>
+        <w:rPr>
+          <w:rFonts w:ascii="Consolas" w:hAnsi="Consolas"/>
+          <w:color w:val="C7254E"/>
+          <w:sz w:val="22"/>
+        </w:rPr>
+        <w:t>candidate.isNotEmpty</w:t>
+      </w:r>
+      <w:r>
+        <w:t xml:space="preserve"> → highlight tab bằng nền + viền màu primary.</w:t>
+      </w:r>
+    </w:p>
+    <w:p>
+      <w:pPr>
+        <w:pBdr>
+          <w:left w:val="single" w:sz="18" w:space="8" w:color="6C9FFF"/>
+        </w:pBdr>
+        <w:spacing w:after="80" w:line="324" w:lineRule="auto"/>
+        <w:ind w:left="454"/>
+      </w:pPr>
+      <w:r>
+        <w:rPr>
+          <w:b/>
+        </w:rPr>
+        <w:t>Ràng buộc:</w:t>
+      </w:r>
+      <w:r>
+        <w:t xml:space="preserve"> Không dùng package ngoài. Không phá vỡ scroll trong </w:t>
+      </w:r>
+      <w:r>
+        <w:rPr>
+          <w:rFonts w:ascii="Consolas" w:hAnsi="Consolas"/>
+          <w:color w:val="C7254E"/>
+          <w:sz w:val="22"/>
+        </w:rPr>
+        <w:t>ListView</w:t>
+      </w:r>
+      <w:r>
+        <w:t>. Tap vẫn mở sheet sửa.</w:t>
+      </w:r>
+    </w:p>
+    <w:p>
+      <w:pPr>
+        <w:pBdr>
+          <w:left w:val="single" w:sz="18" w:space="8" w:color="6C9FFF"/>
+        </w:pBdr>
+        <w:spacing w:after="80" w:line="324" w:lineRule="auto"/>
+        <w:ind w:left="454"/>
+      </w:pPr>
+      <w:r>
+        <w:rPr>
+          <w:b/>
+        </w:rPr>
+        <w:t>Tiêu chí:</w:t>
+      </w:r>
+      <w:r>
+        <w:t xml:space="preserve"> Long-press 280 ms → rung nhẹ → kéo card → tab header sáng lên khi hover → thả → status đổi + tab tự chuyển + toast hiện. Tap vẫn hoạt động bình thường.</w:t>
+      </w:r>
+    </w:p>
+    <w:p>
+      <w:pPr>
+        <w:pBdr>
+          <w:bottom w:val="single" w:sz="6" w:space="1" w:color="ACADB1"/>
+        </w:pBdr>
+      </w:pPr>
+    </w:p>
+    <w:p>
+      <w:pPr>
+        <w:pStyle w:val="Heading3"/>
+      </w:pPr>
+      <w:r>
+        <w:rPr>
+          <w:rFonts w:ascii="Times New Roman" w:hAnsi="Times New Roman"/>
+          <w:color w:val="2D2F33"/>
+          <w:sz w:val="26"/>
+        </w:rPr>
+        <w:t>Prompt 8 — Trang Hoạt động với Ring Progress tự vẽ</w:t>
+      </w:r>
+    </w:p>
+    <w:p>
+      <w:pPr>
+        <w:pBdr>
+          <w:left w:val="single" w:sz="18" w:space="8" w:color="6C9FFF"/>
+        </w:pBdr>
+        <w:spacing w:after="80" w:line="324" w:lineRule="auto"/>
+        <w:ind w:left="454"/>
+      </w:pPr>
+      <w:r>
+        <w:rPr>
+          <w:b/>
+        </w:rPr>
+        <w:t>Vai trò:</w:t>
+      </w:r>
+      <w:r>
+        <w:t xml:space="preserve"> Bạn là Flutter engineer chuyên về CustomPaint và data visualization.</w:t>
+      </w:r>
+    </w:p>
+    <w:p>
+      <w:pPr>
+        <w:pBdr>
+          <w:left w:val="single" w:sz="18" w:space="8" w:color="6C9FFF"/>
+        </w:pBdr>
+        <w:spacing w:after="80" w:line="324" w:lineRule="auto"/>
+        <w:ind w:left="454"/>
+      </w:pPr>
+      <w:r>
+        <w:rPr>
+          <w:b/>
+        </w:rPr>
+        <w:t>Ngữ cảnh:</w:t>
+      </w:r>
+      <w:r>
+        <w:t xml:space="preserve"> Cần một trang </w:t>
+      </w:r>
+      <w:r>
+        <w:rPr>
+          <w:rFonts w:ascii="Consolas" w:hAnsi="Consolas"/>
+          <w:color w:val="C7254E"/>
+          <w:sz w:val="22"/>
+        </w:rPr>
+        <w:t>StatsScreen</w:t>
+      </w:r>
+      <w:r>
+        <w:t xml:space="preserve"> hiển thị tỉ lệ task hoàn thành dưới dạng vòng tròn tiến độ (style giống mock Aéro Vitrum) và biểu đồ phân bổ theo độ ưu tiên. Không dùng package biểu đồ ngoài.</w:t>
+      </w:r>
+    </w:p>
+    <w:p>
+      <w:pPr>
+        <w:pBdr>
+          <w:left w:val="single" w:sz="18" w:space="8" w:color="6C9FFF"/>
+        </w:pBdr>
+        <w:spacing w:after="80" w:line="324" w:lineRule="auto"/>
+        <w:ind w:left="454"/>
+      </w:pPr>
+      <w:r>
+        <w:rPr>
+          <w:b/>
+        </w:rPr>
+        <w:t>Yêu cầu:</w:t>
+      </w:r>
+    </w:p>
+    <w:p>
+      <w:pPr>
+        <w:pBdr>
+          <w:left w:val="single" w:sz="18" w:space="8" w:color="6C9FFF"/>
+        </w:pBdr>
+        <w:spacing w:after="80" w:line="324" w:lineRule="auto"/>
+        <w:ind w:left="454"/>
+      </w:pPr>
+      <w:r>
+        <w:t xml:space="preserve">1. Lấy dữ liệu từ </w:t>
+      </w:r>
+      <w:r>
+        <w:rPr>
+          <w:rFonts w:ascii="Consolas" w:hAnsi="Consolas"/>
+          <w:color w:val="C7254E"/>
+          <w:sz w:val="22"/>
+        </w:rPr>
+        <w:t>tasksStreamProvider</w:t>
+      </w:r>
+      <w:r>
+        <w:t xml:space="preserve"> qua </w:t>
+      </w:r>
+      <w:r>
+        <w:rPr>
+          <w:rFonts w:ascii="Consolas" w:hAnsi="Consolas"/>
+          <w:color w:val="C7254E"/>
+          <w:sz w:val="22"/>
+        </w:rPr>
+        <w:t>ref.watch</w:t>
+      </w:r>
+      <w:r>
+        <w:t>.</w:t>
+      </w:r>
+    </w:p>
+    <w:p>
+      <w:pPr>
+        <w:pBdr>
+          <w:left w:val="single" w:sz="18" w:space="8" w:color="6C9FFF"/>
+        </w:pBdr>
+        <w:spacing w:after="80" w:line="324" w:lineRule="auto"/>
+        <w:ind w:left="454"/>
+      </w:pPr>
+      <w:r>
+        <w:t>2. Tính toán: tổng, số done/doing/todo, số task theo từng priority, % hoàn thành.</w:t>
+      </w:r>
+    </w:p>
+    <w:p>
+      <w:pPr>
+        <w:pBdr>
+          <w:left w:val="single" w:sz="18" w:space="8" w:color="6C9FFF"/>
+        </w:pBdr>
+        <w:spacing w:after="80" w:line="324" w:lineRule="auto"/>
+        <w:ind w:left="454"/>
+      </w:pPr>
+      <w:r>
+        <w:t xml:space="preserve">3. Vẽ vòng tròn tiến độ bằng </w:t>
+      </w:r>
+      <w:r>
+        <w:rPr>
+          <w:rFonts w:ascii="Consolas" w:hAnsi="Consolas"/>
+          <w:color w:val="C7254E"/>
+          <w:sz w:val="22"/>
+        </w:rPr>
+        <w:t>CustomPainter</w:t>
+      </w:r>
+      <w:r>
+        <w:t>:</w:t>
+      </w:r>
+    </w:p>
+    <w:p>
+      <w:pPr>
+        <w:pBdr>
+          <w:left w:val="single" w:sz="18" w:space="8" w:color="6C9FFF"/>
+        </w:pBdr>
+        <w:spacing w:after="80" w:line="324" w:lineRule="auto"/>
+        <w:ind w:left="454"/>
+      </w:pPr>
+      <w:r>
+        <w:t xml:space="preserve">   - Background ring xám nhạt, stroke width 14, </w:t>
+      </w:r>
+      <w:r>
+        <w:rPr>
+          <w:rFonts w:ascii="Consolas" w:hAnsi="Consolas"/>
+          <w:color w:val="C7254E"/>
+          <w:sz w:val="22"/>
+        </w:rPr>
+        <w:t>StrokeCap.round</w:t>
+      </w:r>
+      <w:r>
+        <w:t>.</w:t>
+      </w:r>
+    </w:p>
+    <w:p>
+      <w:pPr>
+        <w:pBdr>
+          <w:left w:val="single" w:sz="18" w:space="8" w:color="6C9FFF"/>
+        </w:pBdr>
+        <w:spacing w:after="80" w:line="324" w:lineRule="auto"/>
+        <w:ind w:left="454"/>
+      </w:pPr>
+      <w:r>
+        <w:t xml:space="preserve">   - Foreground arc dùng </w:t>
+      </w:r>
+      <w:r>
+        <w:rPr>
+          <w:rFonts w:ascii="Consolas" w:hAnsi="Consolas"/>
+          <w:color w:val="C7254E"/>
+          <w:sz w:val="22"/>
+        </w:rPr>
+        <w:t>LinearGradient(primary → primaryContainer)</w:t>
+      </w:r>
+      <w:r>
+        <w:t xml:space="preserve">, bắt đầu từ </w:t>
+      </w:r>
+      <w:r>
+        <w:rPr>
+          <w:rFonts w:ascii="Consolas" w:hAnsi="Consolas"/>
+          <w:color w:val="C7254E"/>
+          <w:sz w:val="22"/>
+        </w:rPr>
+        <w:t>-π/2</w:t>
+      </w:r>
+      <w:r>
+        <w:t xml:space="preserve"> (12 giờ) quay theo chiều kim đồng hồ.</w:t>
+      </w:r>
+    </w:p>
+    <w:p>
+      <w:pPr>
+        <w:pBdr>
+          <w:left w:val="single" w:sz="18" w:space="8" w:color="6C9FFF"/>
+        </w:pBdr>
+        <w:spacing w:after="80" w:line="324" w:lineRule="auto"/>
+        <w:ind w:left="454"/>
+      </w:pPr>
+      <w:r>
+        <w:t>4. Hiển thị 4 ô thống kê (2 × 2): Hoàn thành, Đang làm, Cần làm, Tổng — mỗi ô có icon nhỏ + label nhỏ caps + con số 36 px w900.</w:t>
+      </w:r>
+    </w:p>
+    <w:p>
+      <w:pPr>
+        <w:pBdr>
+          <w:left w:val="single" w:sz="18" w:space="8" w:color="6C9FFF"/>
+        </w:pBdr>
+        <w:spacing w:after="80" w:line="324" w:lineRule="auto"/>
+        <w:ind w:left="454"/>
+      </w:pPr>
+      <w:r>
+        <w:lastRenderedPageBreak/>
+        <w:t xml:space="preserve">5. Section "Phân bổ theo độ ưu tiên" với 3 hàng </w:t>
+      </w:r>
+      <w:r>
+        <w:rPr>
+          <w:rFonts w:ascii="Consolas" w:hAnsi="Consolas"/>
+          <w:color w:val="C7254E"/>
+          <w:sz w:val="22"/>
+        </w:rPr>
+        <w:t>LinearProgressIndicator</w:t>
+      </w:r>
+      <w:r>
+        <w:t xml:space="preserve"> thể hiện tỉ lệ Cao / Vừa / Thấp.</w:t>
+      </w:r>
+    </w:p>
+    <w:p>
+      <w:pPr>
+        <w:pBdr>
+          <w:left w:val="single" w:sz="18" w:space="8" w:color="6C9FFF"/>
+        </w:pBdr>
+        <w:spacing w:after="80" w:line="324" w:lineRule="auto"/>
+        <w:ind w:left="454"/>
+      </w:pPr>
+      <w:r>
+        <w:t xml:space="preserve">6. Khi </w:t>
+      </w:r>
+      <w:r>
+        <w:rPr>
+          <w:rFonts w:ascii="Consolas" w:hAnsi="Consolas"/>
+          <w:color w:val="C7254E"/>
+          <w:sz w:val="22"/>
+        </w:rPr>
+        <w:t>total == 0</w:t>
+      </w:r>
+      <w:r>
+        <w:t xml:space="preserve">: hiển thị </w:t>
+      </w:r>
+      <w:r>
+        <w:rPr>
+          <w:b/>
+        </w:rPr>
+        <w:t>trạng thái rỗng</w:t>
+      </w:r>
+      <w:r>
+        <w:t xml:space="preserve"> (icon + thông điệp), không hiển thị ring 0%.</w:t>
+      </w:r>
+    </w:p>
+    <w:p>
+      <w:pPr>
+        <w:pBdr>
+          <w:left w:val="single" w:sz="18" w:space="8" w:color="6C9FFF"/>
+        </w:pBdr>
+        <w:spacing w:after="80" w:line="324" w:lineRule="auto"/>
+        <w:ind w:left="454"/>
+      </w:pPr>
+      <w:r>
+        <w:rPr>
+          <w:b/>
+        </w:rPr>
+        <w:t>Ràng buộc:</w:t>
+      </w:r>
+      <w:r>
+        <w:t xml:space="preserve"> Không dùng </w:t>
+      </w:r>
+      <w:r>
+        <w:rPr>
+          <w:rFonts w:ascii="Consolas" w:hAnsi="Consolas"/>
+          <w:color w:val="C7254E"/>
+          <w:sz w:val="22"/>
+        </w:rPr>
+        <w:t>fl_chart</w:t>
+      </w:r>
+      <w:r>
+        <w:t xml:space="preserve">, </w:t>
+      </w:r>
+      <w:r>
+        <w:rPr>
+          <w:rFonts w:ascii="Consolas" w:hAnsi="Consolas"/>
+          <w:color w:val="C7254E"/>
+          <w:sz w:val="22"/>
+        </w:rPr>
+        <w:t>syncfusion_flutter_charts</w:t>
+      </w:r>
+      <w:r>
+        <w:t xml:space="preserve">, ... Tất cả chỉ bằng widget Flutter built-in + </w:t>
+      </w:r>
+      <w:r>
+        <w:rPr>
+          <w:rFonts w:ascii="Consolas" w:hAnsi="Consolas"/>
+          <w:color w:val="C7254E"/>
+          <w:sz w:val="22"/>
+        </w:rPr>
+        <w:t>CustomPaint</w:t>
+      </w:r>
+      <w:r>
+        <w:t>.</w:t>
+      </w:r>
+    </w:p>
+    <w:p>
+      <w:pPr>
+        <w:pBdr>
+          <w:left w:val="single" w:sz="18" w:space="8" w:color="6C9FFF"/>
+        </w:pBdr>
+        <w:spacing w:after="80" w:line="324" w:lineRule="auto"/>
+        <w:ind w:left="454"/>
+      </w:pPr>
+      <w:r>
+        <w:rPr>
+          <w:b/>
+        </w:rPr>
+        <w:t>Tiêu chí:</w:t>
+      </w:r>
+      <w:r>
+        <w:t xml:space="preserve"> Cập nhật realtime khi task đổi (vì dùng </w:t>
+      </w:r>
+      <w:r>
+        <w:rPr>
+          <w:rFonts w:ascii="Consolas" w:hAnsi="Consolas"/>
+          <w:color w:val="C7254E"/>
+          <w:sz w:val="22"/>
+        </w:rPr>
+        <w:t>tasksStreamProvider</w:t>
+      </w:r>
+      <w:r>
+        <w:t>). Nhìn sang trọng, không "AI quá".</w:t>
+      </w:r>
+    </w:p>
+    <w:p>
+      <w:pPr>
+        <w:pStyle w:val="Heading2"/>
+      </w:pPr>
+      <w:r>
+        <w:rPr>
+          <w:rFonts w:ascii="Times New Roman" w:hAnsi="Times New Roman"/>
+          <w:color w:val="0058BB"/>
+          <w:sz w:val="32"/>
+        </w:rPr>
+        <w:t>VIII. CÁC ĐƯỜNG DẪN QUAN TRỌNG</w:t>
+      </w:r>
+    </w:p>
+    <w:p>
+      <w:pPr>
+        <w:pStyle w:val="ListBullet"/>
+        <w:spacing w:line="324" w:lineRule="auto"/>
+      </w:pPr>
+      <w:r>
+        <w:rPr>
+          <w:b/>
+        </w:rPr>
+        <w:t>Link Source Code (GitHub / Drive):</w:t>
+      </w:r>
+      <w:r>
+        <w:t xml:space="preserve"> </w:t>
+      </w:r>
+      <w:r>
+        <w:rPr>
+          <w:i/>
+        </w:rPr>
+        <w:t>(sinh viên bổ sung khi nộp)</w:t>
+      </w:r>
+    </w:p>
+    <w:p>
+      <w:pPr>
+        <w:pStyle w:val="ListBullet"/>
+        <w:spacing w:line="324" w:lineRule="auto"/>
+      </w:pPr>
+      <w:r>
+        <w:rPr>
+          <w:b/>
+        </w:rPr>
+        <w:t>Link APK demo (build release):</w:t>
+      </w:r>
+      <w:r>
+        <w:t xml:space="preserve"> </w:t>
+      </w:r>
+      <w:r>
+        <w:rPr>
+          <w:i/>
+        </w:rPr>
+        <w:t>(sinh viên bổ sung khi nộp)</w:t>
+      </w:r>
+    </w:p>
+    <w:p>
+      <w:pPr>
+        <w:pStyle w:val="ListBullet"/>
+        <w:spacing w:line="324" w:lineRule="auto"/>
+      </w:pPr>
+      <w:r>
+        <w:rPr>
+          <w:b/>
+        </w:rPr>
+        <w:t>Video demo ứng dụng:</w:t>
+      </w:r>
+      <w:r>
+        <w:t xml:space="preserve"> </w:t>
+      </w:r>
+      <w:r>
+        <w:rPr>
+          <w:i/>
+        </w:rPr>
+        <w:t>(sinh viên bổ sung khi nộp)</w:t>
+      </w:r>
+    </w:p>
+    <w:p>
+      <w:pPr>
+        <w:pStyle w:val="ListBullet"/>
+        <w:spacing w:line="324" w:lineRule="auto"/>
+      </w:pPr>
+      <w:r>
+        <w:rPr>
+          <w:b/>
+        </w:rPr>
+        <w:t>Supabase Project URL:</w:t>
+      </w:r>
+      <w:r>
+        <w:t xml:space="preserve"> https://bzihpvybbfanesxpstts.supabase.co</w:t>
+      </w:r>
+    </w:p>
+    <w:p>
+      <w:pPr>
+        <w:spacing w:after="120" w:line="336" w:lineRule="auto"/>
       </w:pPr>
       <w:r>
         <w:rPr>
@@ -5445,7 +5983,7 @@
     </w:p>
     <w:sectPr>
       <w:pgSz w:w="12240" w:h="15840"/>
-      <w:pgMar w:top="1134" w:right="1134" w:bottom="1134" w:left="1417" w:header="720" w:footer="720" w:gutter="0"/>
+      <w:pgMar w:top="1134" w:right="1247" w:bottom="1134" w:left="1247" w:header="720" w:footer="720" w:gutter="0"/>
       <w:cols w:space="720"/>
       <w:docGrid w:linePitch="360"/>
     </w:sectPr>
@@ -5626,31 +6164,31 @@
       </w:rPr>
     </w:lvl>
   </w:abstractNum>
-  <w:num w:numId="1" w16cid:durableId="801729278">
+  <w:num w:numId="1" w16cid:durableId="28990737">
     <w:abstractNumId w:val="8"/>
   </w:num>
-  <w:num w:numId="2" w16cid:durableId="1864246270">
+  <w:num w:numId="2" w16cid:durableId="1796096006">
     <w:abstractNumId w:val="6"/>
   </w:num>
-  <w:num w:numId="3" w16cid:durableId="899249291">
+  <w:num w:numId="3" w16cid:durableId="243345998">
     <w:abstractNumId w:val="5"/>
   </w:num>
-  <w:num w:numId="4" w16cid:durableId="618612849">
+  <w:num w:numId="4" w16cid:durableId="399720133">
     <w:abstractNumId w:val="4"/>
   </w:num>
-  <w:num w:numId="5" w16cid:durableId="1276987658">
+  <w:num w:numId="5" w16cid:durableId="826436669">
     <w:abstractNumId w:val="7"/>
   </w:num>
-  <w:num w:numId="6" w16cid:durableId="1902979308">
+  <w:num w:numId="6" w16cid:durableId="122504040">
     <w:abstractNumId w:val="3"/>
   </w:num>
-  <w:num w:numId="7" w16cid:durableId="2057267862">
+  <w:num w:numId="7" w16cid:durableId="684669929">
     <w:abstractNumId w:val="2"/>
   </w:num>
-  <w:num w:numId="8" w16cid:durableId="882717293">
+  <w:num w:numId="8" w16cid:durableId="2128967854">
     <w:abstractNumId w:val="1"/>
   </w:num>
-  <w:num w:numId="9" w16cid:durableId="1668433611">
+  <w:num w:numId="9" w16cid:durableId="483005822">
     <w:abstractNumId w:val="0"/>
   </w:num>
 </w:numbering>
@@ -6047,7 +6585,7 @@
     <w:qFormat/>
     <w:rsid w:val="00FC693F"/>
     <w:rPr>
-      <w:rFonts w:ascii="Times New Roman" w:eastAsia="Times New Roman" w:hAnsi="Times New Roman" w:cs="Times New Roman"/>
+      <w:rFonts w:ascii="Times New Roman" w:hAnsi="Times New Roman"/>
       <w:sz w:val="24"/>
     </w:rPr>
   </w:style>
